--- a/Demo-Run-Sheet.docx
+++ b/Demo-Run-Sheet.docx
@@ -2877,7 +2877,7 @@
                 <w:sz w:val="19"/>
                 <w:szCs w:val="19"/>
               </w:rPr>
-              <w:t xml:space="preserve">Scroll back up to the green banner.</w:t>
+              <w:t xml:space="preserve">Scroll back up to the green banner. READ IT OFF THE SCREEN.</w:t>
             </w:r>
           </w:p>
           <w:p>
@@ -2903,7 +2903,7 @@
                 <w:sz w:val="19"/>
                 <w:szCs w:val="19"/>
               </w:rPr>
-              <w:t xml:space="preserve">8 of these 12 say the same thing. 5 people, the same missing authority.</w:t>
+              <w:t xml:space="preserve">N of these M say the same thing. 5 people, the same missing authority.</w:t>
             </w:r>
           </w:p>
         </w:tc>
@@ -2956,6 +2956,23 @@
         </w:tc>
       </w:tr>
     </w:tbl>
+    <w:p>
+      <w:pPr>
+        <w:spacing w:after="200" w:before="100"/>
+        <w:ind w:left="3440"/>
+      </w:pPr>
+      <w:r>
+        <w:rPr>
+          <w:rFonts w:ascii="Calibri" w:cs="Calibri" w:eastAsia="Calibri" w:hAnsi="Calibri"/>
+          <w:i/>
+          <w:iCs/>
+          <w:color w:val="5A6472"/>
+          <w:sz w:val="18"/>
+          <w:szCs w:val="18"/>
+        </w:rPr>
+        <w:t xml:space="preserve">The two counts move every time you rehearse, because act two writes a new recommendation on every run. Read them, do not recite them. The number that holds is five people, and that is the one the line rests on.</w:t>
+      </w:r>
+    </w:p>
     <w:tbl>
       <w:tblPr>
         <w:tblW w:type="dxa" w:w="9638"/>

--- a/Demo-Run-Sheet.docx
+++ b/Demo-Run-Sheet.docx
@@ -2932,7 +2932,25 @@
                 <w:sz w:val="24"/>
                 <w:szCs w:val="24"/>
               </w:rPr>
-              <w:t xml:space="preserve">And this is where it stops being about Diego. Eight of these twelve say the same thing. Five different people, the same missing authority.</w:t>
+              <w:t xml:space="preserve">And this is where it stops being about Diego.</w:t>
+            </w:r>
+          </w:p>
+          <w:p>
+            <w:pPr>
+              <w:spacing w:after="140"/>
+            </w:pPr>
+            <w:r>
+              <w:rPr>
+                <w:rFonts w:ascii="Calibri" w:cs="Calibri" w:eastAsia="Calibri" w:hAnsi="Calibri"/>
+                <w:b w:val="false"/>
+                <w:bCs w:val="false"/>
+                <w:i/>
+                <w:iCs/>
+                <w:color w:val="5B4B8A"/>
+                <w:sz w:val="22"/>
+                <w:szCs w:val="22"/>
+              </w:rPr>
+              <w:t xml:space="preserve">[read the banner]  N of these M say the same thing. P different people, the same missing authority.</w:t>
             </w:r>
           </w:p>
           <w:p>
@@ -2950,7 +2968,7 @@
                 <w:sz w:val="24"/>
                 <w:szCs w:val="24"/>
               </w:rPr>
-              <w:t xml:space="preserve">That is one policy to write, not five conversations to have.</w:t>
+              <w:t xml:space="preserve">That is one policy to write, not P conversations to have.</w:t>
             </w:r>
           </w:p>
         </w:tc>
@@ -2970,7 +2988,7 @@
           <w:sz w:val="18"/>
           <w:szCs w:val="18"/>
         </w:rPr>
-        <w:t xml:space="preserve">The two counts move every time you rehearse, because act two writes a new recommendation on every run. Read them, do not recite them. The number that holds is five people, and that is the one the line rests on.</w:t>
+        <w:t xml:space="preserve">Every number here moves. Act two writes a new card on each run, and deciding a card can drop a person out of the cluster entirely. As of 13 Sept it reads 6 of 10, 4 people. Read all three off the screen, and say the people number twice: once as the count, once as the conversations.</w:t>
       </w:r>
     </w:p>
     <w:tbl>

--- a/Demo-Run-Sheet.docx
+++ b/Demo-Run-Sheet.docx
@@ -54,7 +54,7 @@
           <w:sz w:val="19"/>
           <w:szCs w:val="19"/>
         </w:rPr>
-        <w:t xml:space="preserve">TechIreland National AI Challenge, 14 September 2026.  Two minutes forty, between slide 3 and slide 5.</w:t>
+        <w:t xml:space="preserve">Narrating Demo_Video_Coaching_Engine.mp4.  One minute fifty eight, silent, between slide 3 and slide 5.</w:t>
       </w:r>
     </w:p>
     <w:p>
@@ -90,7 +90,7 @@
           <w:sz w:val="20"/>
           <w:szCs w:val="20"/>
         </w:rPr>
-        <w:t xml:space="preserve">Open https://naic-2026-coaching-engine.vercel.app in ONE browser tab. Never two windows.</w:t>
+        <w:t xml:space="preserve">The video is on the laptop, not in the cloud. Open it once before you go on so it is loaded.</w:t>
       </w:r>
     </w:p>
     <w:p>
@@ -109,7 +109,7 @@
           <w:sz w:val="20"/>
           <w:szCs w:val="20"/>
         </w:rPr>
-        <w:t xml:space="preserve">Load it once a few minutes early so the first page is warm.</w:t>
+        <w:t xml:space="preserve">Full screen, and check the projector is showing 1918 by 910 without cropping the left sidebar.</w:t>
       </w:r>
     </w:p>
     <w:p>
@@ -128,7 +128,7 @@
           <w:sz w:val="20"/>
           <w:szCs w:val="20"/>
         </w:rPr>
-        <w:t xml:space="preserve">Have Diego's line and Marta's line on your clipboard, in case the microphone fails.</w:t>
+        <w:t xml:space="preserve">It is silent on purpose. Do not apologise for that, and do not let anyone hunt for the volume.</w:t>
       </w:r>
     </w:p>
     <w:p>
@@ -147,7 +147,7 @@
           <w:sz w:val="20"/>
           <w:szCs w:val="20"/>
         </w:rPr>
-        <w:t xml:space="preserve">Check the site answers: Diego's Recovery row should read about 4.8 against 1.6.</w:t>
+        <w:t xml:space="preserve">You can pause it at any point to take a question. Space bar. Know that before you need it.</w:t>
       </w:r>
     </w:p>
     <w:p>
@@ -166,26 +166,7 @@
           <w:sz w:val="20"/>
           <w:szCs w:val="20"/>
         </w:rPr>
-        <w:t xml:space="preserve">The practice notes are at /staff/results/8a4e-diego if you would rather not navigate to them.</w:t>
-      </w:r>
-    </w:p>
-    <w:p>
-      <w:pPr>
-        <w:pStyle w:val="ListParagraph"/>
-        <w:numPr>
-          <w:ilvl w:val="0"/>
-          <w:numId w:val="1"/>
-        </w:numPr>
-        <w:spacing w:after="80"/>
-      </w:pPr>
-      <w:r>
-        <w:rPr>
-          <w:rFonts w:ascii="Calibri" w:cs="Calibri" w:eastAsia="Calibri" w:hAnsi="Calibri"/>
-          <w:color w:val="1A2233"/>
-          <w:sz w:val="20"/>
-          <w:szCs w:val="20"/>
-        </w:rPr>
-        <w:t xml:space="preserve">Know your two exits: "Type it instead" on the staff page, "Tap it through" on the manager page.</w:t>
+        <w:t xml:space="preserve">Roughly 250 words across 118 seconds. That is slower than you can talk, deliberately: they have to read the screens too.</w:t>
       </w:r>
     </w:p>
     <w:p>
@@ -201,7 +182,7 @@
           <w:sz w:val="19"/>
           <w:szCs w:val="19"/>
         </w:rPr>
-        <w:t xml:space="preserve">The left column tells you where to be and what to press. The right column is what you say. Nothing else on the page matters.</w:t>
+        <w:t xml:space="preserve">The left column is the clock and what is on screen. The right column is what you say. Where a line runs out early, stop talking and let them look.</w:t>
       </w:r>
     </w:p>
     <w:p>
@@ -277,7 +258,7 @@
                 <w:sz w:val="20"/>
                 <w:szCs w:val="20"/>
               </w:rPr>
-              <w:t xml:space="preserve">        you are still on the deck</w:t>
+              <w:t xml:space="preserve">        before you press play</w:t>
             </w:r>
           </w:p>
         </w:tc>
@@ -316,7 +297,7 @@
           </w:tcPr>
           <w:p>
             <w:pPr>
-              <w:spacing w:after="80"/>
+              <w:spacing w:after="0"/>
             </w:pPr>
             <w:r>
               <w:rPr>
@@ -337,33 +318,7 @@
                 <w:sz w:val="19"/>
                 <w:szCs w:val="19"/>
               </w:rPr>
-              <w:t xml:space="preserve">Finish the slide. Do not switch yet.</w:t>
-            </w:r>
-          </w:p>
-          <w:p>
-            <w:pPr>
-              <w:spacing w:after="0"/>
-            </w:pPr>
-            <w:r>
-              <w:rPr>
-                <w:rFonts w:ascii="Calibri" w:cs="Calibri" w:eastAsia="Calibri" w:hAnsi="Calibri"/>
-                <w:b/>
-                <w:bCs/>
-                <w:caps/>
-                <w:color w:val="5A6472"/>
-                <w:sz w:val="18"/>
-                <w:szCs w:val="18"/>
-              </w:rPr>
-              <w:t xml:space="preserve">THEN  </w:t>
-            </w:r>
-            <w:r>
-              <w:rPr>
-                <w:rFonts w:ascii="Calibri" w:cs="Calibri" w:eastAsia="Calibri" w:hAnsi="Calibri"/>
-                <w:color w:val="1A2233"/>
-                <w:sz w:val="19"/>
-                <w:szCs w:val="19"/>
-              </w:rPr>
-              <w:t xml:space="preserve">Switch to the browser as you say the last word.</w:t>
+              <w:t xml:space="preserve">Finish the slide. Then start the video as you say the last word.</w:t>
             </w:r>
           </w:p>
         </w:tc>
@@ -392,12 +347,29 @@
                 <w:sz w:val="24"/>
                 <w:szCs w:val="24"/>
               </w:rPr>
-              <w:t xml:space="preserve">That is the idea. Now here are those two signals arriving on a real shift, from two people who do not agree about what happened.</w:t>
+              <w:t xml:space="preserve">That is the idea. Here it is on a real shift, from two people who do not agree about what happened.</w:t>
             </w:r>
           </w:p>
         </w:tc>
       </w:tr>
     </w:tbl>
+    <w:p>
+      <w:pPr>
+        <w:keepNext/>
+        <w:spacing w:after="160" w:before="360"/>
+      </w:pPr>
+      <w:r>
+        <w:rPr>
+          <w:rFonts w:ascii="Calibri" w:cs="Calibri" w:eastAsia="Calibri" w:hAnsi="Calibri"/>
+          <w:b/>
+          <w:bCs/>
+          <w:color w:val="1A2233"/>
+          <w:sz w:val="28"/>
+          <w:szCs w:val="28"/>
+        </w:rPr>
+        <w:t xml:space="preserve">The video</w:t>
+      </w:r>
+    </w:p>
     <w:tbl>
       <w:tblPr>
         <w:tblW w:type="dxa" w:w="9638"/>
@@ -454,7 +426,7 @@
                 <w:sz w:val="20"/>
                 <w:szCs w:val="20"/>
               </w:rPr>
-              <w:t xml:space="preserve">        0:00 to 0:08</w:t>
+              <w:t xml:space="preserve">        0:00</w:t>
             </w:r>
           </w:p>
         </w:tc>
@@ -492,7 +464,7 @@
           </w:tcPr>
           <w:p>
             <w:pPr>
-              <w:spacing w:after="80"/>
+              <w:spacing w:after="0"/>
             </w:pPr>
             <w:r>
               <w:rPr>
@@ -500,11 +472,11 @@
                 <w:b/>
                 <w:bCs/>
                 <w:caps/>
-                <w:color w:val="0E7C86"/>
+                <w:color w:val="5A6472"/>
                 <w:sz w:val="18"/>
                 <w:szCs w:val="18"/>
               </w:rPr>
-              <w:t xml:space="preserve">GO TO  </w:t>
+              <w:t xml:space="preserve">ON SCREEN  </w:t>
             </w:r>
             <w:r>
               <w:rPr>
@@ -513,59 +485,7 @@
                 <w:sz w:val="19"/>
                 <w:szCs w:val="19"/>
               </w:rPr>
-              <w:t xml:space="preserve">naic-2026-coaching-engine.vercel.app</w:t>
-            </w:r>
-          </w:p>
-          <w:p>
-            <w:pPr>
-              <w:spacing w:after="80"/>
-            </w:pPr>
-            <w:r>
-              <w:rPr>
-                <w:rFonts w:ascii="Calibri" w:cs="Calibri" w:eastAsia="Calibri" w:hAnsi="Calibri"/>
-                <w:b/>
-                <w:bCs/>
-                <w:caps/>
-                <w:color w:val="5A6472"/>
-                <w:sz w:val="18"/>
-                <w:szCs w:val="18"/>
-              </w:rPr>
-              <w:t xml:space="preserve">DO  </w:t>
-            </w:r>
-            <w:r>
-              <w:rPr>
-                <w:rFonts w:ascii="Calibri" w:cs="Calibri" w:eastAsia="Calibri" w:hAnsi="Calibri"/>
-                <w:color w:val="1A2233"/>
-                <w:sz w:val="19"/>
-                <w:szCs w:val="19"/>
-              </w:rPr>
-              <w:t xml:space="preserve">Let it sit. Do not read the screen aloud.</w:t>
-            </w:r>
-          </w:p>
-          <w:p>
-            <w:pPr>
-              <w:spacing w:after="0"/>
-            </w:pPr>
-            <w:r>
-              <w:rPr>
-                <w:rFonts w:ascii="Calibri" w:cs="Calibri" w:eastAsia="Calibri" w:hAnsi="Calibri"/>
-                <w:b/>
-                <w:bCs/>
-                <w:caps/>
-                <w:color w:val="5A6472"/>
-                <w:sz w:val="18"/>
-                <w:szCs w:val="18"/>
-              </w:rPr>
-              <w:t xml:space="preserve">THEN  </w:t>
-            </w:r>
-            <w:r>
-              <w:rPr>
-                <w:rFonts w:ascii="Calibri" w:cs="Calibri" w:eastAsia="Calibri" w:hAnsi="Calibri"/>
-                <w:color w:val="1A2233"/>
-                <w:sz w:val="19"/>
-                <w:szCs w:val="19"/>
-              </w:rPr>
-              <w:t xml:space="preserve">Click "Open as Diego, Front Desk"</w:t>
+              <w:t xml:space="preserve">Training shows completion. This shows what changed on the floor.</w:t>
             </w:r>
           </w:p>
         </w:tc>
@@ -594,46 +514,12 @@
                 <w:sz w:val="24"/>
                 <w:szCs w:val="24"/>
               </w:rPr>
-              <w:t xml:space="preserve">Last Tuesday, a guest shouted at Diego on a Dublin front desk. His manager watched the whole thing. You are about to hear both of their versions, and they do not match.</w:t>
+              <w:t xml:space="preserve">Last Tuesday, a guest shouted at Diego on a Dublin front desk. His manager saw the whole thing. You are about to get both of their versions, and they do not match.</w:t>
             </w:r>
           </w:p>
         </w:tc>
       </w:tr>
     </w:tbl>
-    <w:p>
-      <w:pPr>
-        <w:spacing w:after="200" w:before="100"/>
-        <w:ind w:left="3440"/>
-      </w:pPr>
-      <w:r>
-        <w:rPr>
-          <w:rFonts w:ascii="Calibri" w:cs="Calibri" w:eastAsia="Calibri" w:hAnsi="Calibri"/>
-          <w:i/>
-          <w:iCs/>
-          <w:color w:val="5A6472"/>
-          <w:sz w:val="18"/>
-          <w:szCs w:val="18"/>
-        </w:rPr>
-        <w:t xml:space="preserve">"They do not match" is the hook. Your closing line is the answer to it, so do not give it away here.</w:t>
-      </w:r>
-    </w:p>
-    <w:p>
-      <w:pPr>
-        <w:keepNext/>
-        <w:spacing w:after="160" w:before="360"/>
-      </w:pPr>
-      <w:r>
-        <w:rPr>
-          <w:rFonts w:ascii="Calibri" w:cs="Calibri" w:eastAsia="Calibri" w:hAnsi="Calibri"/>
-          <w:b/>
-          <w:bCs/>
-          <w:color w:val="1A2233"/>
-          <w:sz w:val="28"/>
-          <w:szCs w:val="28"/>
-        </w:rPr>
-        <w:t xml:space="preserve">Act one, Diego</w:t>
-      </w:r>
-    </w:p>
     <w:tbl>
       <w:tblPr>
         <w:tblW w:type="dxa" w:w="9638"/>
@@ -681,7 +567,7 @@
                 <w:sz w:val="22"/>
                 <w:szCs w:val="22"/>
               </w:rPr>
-              <w:t xml:space="preserve">Staff app, his practice</w:t>
+              <w:t xml:space="preserve">Diego's debrief, already answered</w:t>
             </w:r>
             <w:r>
               <w:rPr>
@@ -690,7 +576,7 @@
                 <w:sz w:val="20"/>
                 <w:szCs w:val="20"/>
               </w:rPr>
-              <w:t xml:space="preserve">        0:08 to 0:23</w:t>
+              <w:t xml:space="preserve">        0:08</w:t>
             </w:r>
           </w:p>
         </w:tc>
@@ -728,7 +614,7 @@
           </w:tcPr>
           <w:p>
             <w:pPr>
-              <w:spacing w:after="80"/>
+              <w:spacing w:after="0"/>
             </w:pPr>
             <w:r>
               <w:rPr>
@@ -736,11 +622,11 @@
                 <w:b/>
                 <w:bCs/>
                 <w:caps/>
-                <w:color w:val="0E7C86"/>
+                <w:color w:val="5A6472"/>
                 <w:sz w:val="18"/>
                 <w:szCs w:val="18"/>
               </w:rPr>
-              <w:t xml:space="preserve">GO TO  </w:t>
+              <w:t xml:space="preserve">ON SCREEN  </w:t>
             </w:r>
             <w:r>
               <w:rPr>
@@ -749,85 +635,7 @@
                 <w:sz w:val="19"/>
                 <w:szCs w:val="19"/>
               </w:rPr>
-              <w:t xml:space="preserve">My practice, in the bottom bar, then Details on the Aug 30 run</w:t>
-            </w:r>
-          </w:p>
-          <w:p>
-            <w:pPr>
-              <w:spacing w:after="80"/>
-            </w:pPr>
-            <w:r>
-              <w:rPr>
-                <w:rFonts w:ascii="Calibri" w:cs="Calibri" w:eastAsia="Calibri" w:hAnsi="Calibri"/>
-                <w:b/>
-                <w:bCs/>
-                <w:caps/>
-                <w:color w:val="5A6472"/>
-                <w:sz w:val="18"/>
-                <w:szCs w:val="18"/>
-              </w:rPr>
-              <w:t xml:space="preserve">OR  </w:t>
-            </w:r>
-            <w:r>
-              <w:rPr>
-                <w:rFonts w:ascii="Calibri" w:cs="Calibri" w:eastAsia="Calibri" w:hAnsi="Calibri"/>
-                <w:color w:val="1A2233"/>
-                <w:sz w:val="19"/>
-                <w:szCs w:val="19"/>
-              </w:rPr>
-              <w:t xml:space="preserve">/staff/results/8a4e-diego</w:t>
-            </w:r>
-          </w:p>
-          <w:p>
-            <w:pPr>
-              <w:spacing w:after="80"/>
-            </w:pPr>
-            <w:r>
-              <w:rPr>
-                <w:rFonts w:ascii="Calibri" w:cs="Calibri" w:eastAsia="Calibri" w:hAnsi="Calibri"/>
-                <w:b/>
-                <w:bCs/>
-                <w:caps/>
-                <w:color w:val="5A6472"/>
-                <w:sz w:val="18"/>
-                <w:szCs w:val="18"/>
-              </w:rPr>
-              <w:t xml:space="preserve">ON SCREEN  </w:t>
-            </w:r>
-            <w:r>
-              <w:rPr>
-                <w:rFonts w:ascii="Calibri" w:cs="Calibri" w:eastAsia="Calibri" w:hAnsi="Calibri"/>
-                <w:color w:val="1A2233"/>
-                <w:sz w:val="19"/>
-                <w:szCs w:val="19"/>
-              </w:rPr>
-              <w:t xml:space="preserve">Three labels reading Confident here, his own words quoted, and a note under them.</w:t>
-            </w:r>
-          </w:p>
-          <w:p>
-            <w:pPr>
-              <w:spacing w:after="0"/>
-            </w:pPr>
-            <w:r>
-              <w:rPr>
-                <w:rFonts w:ascii="Calibri" w:cs="Calibri" w:eastAsia="Calibri" w:hAnsi="Calibri"/>
-                <w:b/>
-                <w:bCs/>
-                <w:caps/>
-                <w:color w:val="5A6472"/>
-                <w:sz w:val="18"/>
-                <w:szCs w:val="18"/>
-              </w:rPr>
-              <w:t xml:space="preserve">DO  </w:t>
-            </w:r>
-            <w:r>
-              <w:rPr>
-                <w:rFonts w:ascii="Calibri" w:cs="Calibri" w:eastAsia="Calibri" w:hAnsi="Calibri"/>
-                <w:color w:val="1A2233"/>
-                <w:sz w:val="19"/>
-                <w:szCs w:val="19"/>
-              </w:rPr>
-              <w:t xml:space="preserve">Point at the note under the quote.</w:t>
+              <w:t xml:space="preserve">His own words, the hotel's Escalation Rule 1 quoted, and "Why you're seeing this".</w:t>
             </w:r>
           </w:p>
         </w:tc>
@@ -856,83 +664,30 @@
                 <w:sz w:val="24"/>
                 <w:szCs w:val="24"/>
               </w:rPr>
-              <w:t xml:space="preserve">Before we get to the shift, here is Diego practising the same situation. A guest checking in, room not ready, waiting an hour.</w:t>
-            </w:r>
-          </w:p>
-          <w:p>
-            <w:pPr>
-              <w:spacing w:after="140"/>
-            </w:pPr>
-            <w:r>
-              <w:rPr>
-                <w:rFonts w:ascii="Calibri" w:cs="Calibri" w:eastAsia="Calibri" w:hAnsi="Calibri"/>
-                <w:b w:val="false"/>
-                <w:bCs w:val="false"/>
+              <w:t xml:space="preserve">Ninety seconds after the shift, he says what happened. Back comes his own hotel's escalation rule, quoted, with the rule number on it.</w:t>
+            </w:r>
+          </w:p>
+          <w:p>
+            <w:pPr>
+              <w:spacing w:after="0"/>
+            </w:pPr>
+            <w:r>
+              <w:rPr>
+                <w:rFonts w:ascii="Calibri" w:cs="Calibri" w:eastAsia="Calibri" w:hAnsi="Calibri"/>
+                <w:b/>
+                <w:bCs/>
                 <w:i w:val="false"/>
                 <w:iCs w:val="false"/>
                 <w:color w:val="1A2233"/>
                 <w:sz w:val="24"/>
                 <w:szCs w:val="24"/>
               </w:rPr>
-              <w:t xml:space="preserve">Look at what he does. Apologises for the specific problem, takes ownership, commits to staying with her until it is sorted. He knows the sequence cold.</w:t>
-            </w:r>
-          </w:p>
-          <w:p>
-            <w:pPr>
-              <w:spacing w:after="140"/>
-            </w:pPr>
-            <w:r>
-              <w:rPr>
-                <w:rFonts w:ascii="Calibri" w:cs="Calibri" w:eastAsia="Calibri" w:hAnsi="Calibri"/>
-                <w:b/>
-                <w:bCs/>
-                <w:i w:val="false"/>
-                <w:iCs w:val="false"/>
-                <w:color w:val="1A2233"/>
-                <w:sz w:val="24"/>
-                <w:szCs w:val="24"/>
-              </w:rPr>
-              <w:t xml:space="preserve">Now look at what it says he did not do. Stops short of an offer. He never offers her anything. Hold onto that.</w:t>
-            </w:r>
-          </w:p>
-          <w:p>
-            <w:pPr>
-              <w:spacing w:after="0"/>
-            </w:pPr>
-            <w:r>
-              <w:rPr>
-                <w:rFonts w:ascii="Calibri" w:cs="Calibri" w:eastAsia="Calibri" w:hAnsi="Calibri"/>
-                <w:b w:val="false"/>
-                <w:bCs w:val="false"/>
-                <w:i w:val="false"/>
-                <w:iCs w:val="false"/>
-                <w:color w:val="1A2233"/>
-                <w:sz w:val="24"/>
-                <w:szCs w:val="24"/>
-              </w:rPr>
-              <w:t xml:space="preserve">And he never sees a score. He sees a label and the exact words that earned it. Give a twenty three year old a number and it stops being coaching and starts being a ranking.</w:t>
+              <w:t xml:space="preserve">Not advice from the internet. Their manual.</w:t>
             </w:r>
           </w:p>
         </w:tc>
       </w:tr>
     </w:tbl>
-    <w:p>
-      <w:pPr>
-        <w:spacing w:after="200" w:before="100"/>
-        <w:ind w:left="3440"/>
-      </w:pPr>
-      <w:r>
-        <w:rPr>
-          <w:rFonts w:ascii="Calibri" w:cs="Calibri" w:eastAsia="Calibri" w:hAnsi="Calibri"/>
-          <w:i/>
-          <w:iCs/>
-          <w:color w:val="5A6472"/>
-          <w:sz w:val="18"/>
-          <w:szCs w:val="18"/>
-        </w:rPr>
-        <w:t xml:space="preserve">Use the Aug 30 run, not one you record on the day. It loads with no model call and it cannot drift. This is the beat that makes the ending land.</w:t>
-      </w:r>
-    </w:p>
     <w:tbl>
       <w:tblPr>
         <w:tblW w:type="dxa" w:w="9638"/>
@@ -980,7 +735,7 @@
                 <w:sz w:val="22"/>
                 <w:szCs w:val="22"/>
               </w:rPr>
-              <w:t xml:space="preserve">Staff app, his shift</w:t>
+              <w:t xml:space="preserve">The practice conversation</w:t>
             </w:r>
             <w:r>
               <w:rPr>
@@ -989,7 +744,7 @@
                 <w:sz w:val="20"/>
                 <w:szCs w:val="20"/>
               </w:rPr>
-              <w:t xml:space="preserve">        0:23 to 0:37</w:t>
+              <w:t xml:space="preserve">        0:18</w:t>
             </w:r>
           </w:p>
         </w:tc>
@@ -1027,7 +782,7 @@
           </w:tcPr>
           <w:p>
             <w:pPr>
-              <w:spacing w:after="80"/>
+              <w:spacing w:after="0"/>
             </w:pPr>
             <w:r>
               <w:rPr>
@@ -1035,11 +790,11 @@
                 <w:b/>
                 <w:bCs/>
                 <w:caps/>
-                <w:color w:val="0E7C86"/>
+                <w:color w:val="5A6472"/>
                 <w:sz w:val="18"/>
                 <w:szCs w:val="18"/>
               </w:rPr>
-              <w:t xml:space="preserve">GO TO  </w:t>
+              <w:t xml:space="preserve">ON SCREEN  </w:t>
             </w:r>
             <w:r>
               <w:rPr>
@@ -1048,33 +803,7 @@
                 <w:sz w:val="19"/>
                 <w:szCs w:val="19"/>
               </w:rPr>
-              <w:t xml:space="preserve">/staff  (you are already here)</w:t>
-            </w:r>
-          </w:p>
-          <w:p>
-            <w:pPr>
-              <w:spacing w:after="0"/>
-            </w:pPr>
-            <w:r>
-              <w:rPr>
-                <w:rFonts w:ascii="Calibri" w:cs="Calibri" w:eastAsia="Calibri" w:hAnsi="Calibri"/>
-                <w:b/>
-                <w:bCs/>
-                <w:caps/>
-                <w:color w:val="5A6472"/>
-                <w:sz w:val="18"/>
-                <w:szCs w:val="18"/>
-              </w:rPr>
-              <w:t xml:space="preserve">DO  </w:t>
-            </w:r>
-            <w:r>
-              <w:rPr>
-                <w:rFonts w:ascii="Calibri" w:cs="Calibri" w:eastAsia="Calibri" w:hAnsi="Calibri"/>
-                <w:color w:val="1A2233"/>
-                <w:sz w:val="19"/>
-                <w:szCs w:val="19"/>
-              </w:rPr>
-              <w:t xml:space="preserve">Click into the debrief box, press "Speak and send", and talk.</w:t>
+              <w:t xml:space="preserve">The guest, Diego's reply, then "the guest seems satisfied".</w:t>
             </w:r>
           </w:p>
         </w:tc>
@@ -1090,7 +819,7 @@
           </w:tcPr>
           <w:p>
             <w:pPr>
-              <w:spacing w:after="140"/>
+              <w:spacing w:after="0"/>
             </w:pPr>
             <w:r>
               <w:rPr>
@@ -1103,65 +832,12 @@
                 <w:sz w:val="24"/>
                 <w:szCs w:val="24"/>
               </w:rPr>
-              <w:t xml:space="preserve">He is twenty three, he is on the front desk, and this is the first thing he does after a shift like that.</w:t>
-            </w:r>
-          </w:p>
-          <w:p>
-            <w:pPr>
-              <w:spacing w:after="140"/>
-            </w:pPr>
-            <w:r>
-              <w:rPr>
-                <w:rFonts w:ascii="Calibri" w:cs="Calibri" w:eastAsia="Calibri" w:hAnsi="Calibri"/>
-                <w:b w:val="false"/>
-                <w:bCs w:val="false"/>
-                <w:i/>
-                <w:iCs/>
-                <w:color w:val="5B4B8A"/>
-                <w:sz w:val="22"/>
-                <w:szCs w:val="22"/>
-              </w:rPr>
-              <w:t xml:space="preserve">[speak]  The guest was really angry because her room wasn't ready and the airport bus never turned up. I told her to wait, but it got bad and I had to call my manager.</w:t>
-            </w:r>
-          </w:p>
-          <w:p>
-            <w:pPr>
-              <w:spacing w:after="0"/>
-            </w:pPr>
-            <w:r>
-              <w:rPr>
-                <w:rFonts w:ascii="Calibri" w:cs="Calibri" w:eastAsia="Calibri" w:hAnsi="Calibri"/>
-                <w:b w:val="false"/>
-                <w:bCs w:val="false"/>
-                <w:i w:val="false"/>
-                <w:iCs w:val="false"/>
-                <w:color w:val="1A2233"/>
-                <w:sz w:val="24"/>
-                <w:szCs w:val="24"/>
-              </w:rPr>
-              <w:t xml:space="preserve">He is not filling in a form. He is talking, the way he would tell a colleague on the way out.</w:t>
+              <w:t xml:space="preserve">This is him practising the same situation. Watch what he offers her. The bags. A coffee in the lounge. And a time he will come back with.</w:t>
             </w:r>
           </w:p>
         </w:tc>
       </w:tr>
     </w:tbl>
-    <w:p>
-      <w:pPr>
-        <w:spacing w:after="200" w:before="100"/>
-        <w:ind w:left="3440"/>
-      </w:pPr>
-      <w:r>
-        <w:rPr>
-          <w:rFonts w:ascii="Calibri" w:cs="Calibri" w:eastAsia="Calibri" w:hAnsi="Calibri"/>
-          <w:i/>
-          <w:iCs/>
-          <w:color w:val="5A6472"/>
-          <w:sz w:val="18"/>
-          <w:szCs w:val="18"/>
-        </w:rPr>
-        <w:t xml:space="preserve">About three seconds to come back. The last line is what you say while it thinks. Say the middle line like somebody at the end of a bad shift, not like a script.</w:t>
-      </w:r>
-    </w:p>
     <w:tbl>
       <w:tblPr>
         <w:tblW w:type="dxa" w:w="9638"/>
@@ -1209,7 +885,7 @@
                 <w:sz w:val="22"/>
                 <w:szCs w:val="22"/>
               </w:rPr>
-              <w:t xml:space="preserve">Staff app, the answer</w:t>
+              <w:t xml:space="preserve">His practice notes, today</w:t>
             </w:r>
             <w:r>
               <w:rPr>
@@ -1218,7 +894,7 @@
                 <w:sz w:val="20"/>
                 <w:szCs w:val="20"/>
               </w:rPr>
-              <w:t xml:space="preserve">        0:37 to 0:50</w:t>
+              <w:t xml:space="preserve">        0:30</w:t>
             </w:r>
           </w:p>
         </w:tc>
@@ -1277,7 +953,7 @@
                 <w:sz w:val="19"/>
                 <w:szCs w:val="19"/>
               </w:rPr>
-              <w:t xml:space="preserve">One card. His own words, then the quoted clause, tagged Escalation and Logging, Escalation &gt; Rule 1.</w:t>
+              <w:t xml:space="preserve">Leading here on Composure, Empathy and Service Recovery.</w:t>
             </w:r>
           </w:p>
           <w:p>
@@ -1294,7 +970,7 @@
                 <w:sz w:val="18"/>
                 <w:szCs w:val="18"/>
               </w:rPr>
-              <w:t xml:space="preserve">DO  </w:t>
+              <w:t xml:space="preserve">THEN  </w:t>
             </w:r>
             <w:r>
               <w:rPr>
@@ -1303,7 +979,7 @@
                 <w:sz w:val="19"/>
                 <w:szCs w:val="19"/>
               </w:rPr>
-              <w:t xml:space="preserve">Point at the words inside the quote marks.</w:t>
+              <w:t xml:space="preserve">STOP TALKING for two seconds.</w:t>
             </w:r>
           </w:p>
         </w:tc>
@@ -1319,7 +995,7 @@
           </w:tcPr>
           <w:p>
             <w:pPr>
-              <w:spacing w:after="140"/>
+              <w:spacing w:after="0"/>
             </w:pPr>
             <w:r>
               <w:rPr>
@@ -1332,25 +1008,7 @@
                 <w:sz w:val="24"/>
                 <w:szCs w:val="24"/>
               </w:rPr>
-              <w:t xml:space="preserve">That is not advice from the internet. That is his own employer's escalation procedure, quoted, with the rule number on it. Seat the guest, brief the manager, log it in the complaint log.</w:t>
-            </w:r>
-          </w:p>
-          <w:p>
-            <w:pPr>
-              <w:spacing w:after="0"/>
-            </w:pPr>
-            <w:r>
-              <w:rPr>
-                <w:rFonts w:ascii="Calibri" w:cs="Calibri" w:eastAsia="Calibri" w:hAnsi="Calibri"/>
-                <w:b w:val="false"/>
-                <w:bCs w:val="false"/>
-                <w:i w:val="false"/>
-                <w:iCs w:val="false"/>
-                <w:color w:val="1A2233"/>
-                <w:sz w:val="24"/>
-                <w:szCs w:val="24"/>
-              </w:rPr>
-              <w:t xml:space="preserve">Ninety seconds after the shift that needed it. And underneath, it tells him why it chose that rule: he described a room that was not ready.</w:t>
+              <w:t xml:space="preserve">Leading on all three. That is today.</w:t>
             </w:r>
           </w:p>
         </w:tc>
@@ -1370,7 +1028,7 @@
           <w:sz w:val="18"/>
           <w:szCs w:val="18"/>
         </w:rPr>
-        <w:t xml:space="preserve">It all fits on one screen, so do not scroll. Nothing below the card is worth five seconds.</w:t>
+        <w:t xml:space="preserve">The next screen is the whole pitch. Give it a clear run at them.</w:t>
       </w:r>
     </w:p>
     <w:tbl>
@@ -1420,7 +1078,7 @@
                 <w:sz w:val="22"/>
                 <w:szCs w:val="22"/>
               </w:rPr>
-              <w:t xml:space="preserve">Handover</w:t>
+              <w:t xml:space="preserve">His practice notes, two weeks ago</w:t>
             </w:r>
             <w:r>
               <w:rPr>
@@ -1429,7 +1087,7 @@
                 <w:sz w:val="20"/>
                 <w:szCs w:val="20"/>
               </w:rPr>
-              <w:t xml:space="preserve">        0:50 to 0:55</w:t>
+              <w:t xml:space="preserve">        0:36    THE MOMENT</w:t>
             </w:r>
           </w:p>
         </w:tc>
@@ -1458,6 +1116,7 @@
         <w:tc>
           <w:tcPr>
             <w:tcW w:type="dxa" w:w="3300"/>
+            <w:shd w:fill="F7F9F9" w:val="clear"/>
             <w:tcMar>
               <w:top w:type="dxa" w:w="160"/>
               <w:left w:type="dxa" w:w="140"/>
@@ -1467,7 +1126,7 @@
           </w:tcPr>
           <w:p>
             <w:pPr>
-              <w:spacing w:after="0"/>
+              <w:spacing w:after="80"/>
             </w:pPr>
             <w:r>
               <w:rPr>
@@ -1479,7 +1138,7 @@
                 <w:sz w:val="18"/>
                 <w:szCs w:val="18"/>
               </w:rPr>
-              <w:t xml:space="preserve">DO  </w:t>
+              <w:t xml:space="preserve">ON SCREEN  </w:t>
             </w:r>
             <w:r>
               <w:rPr>
@@ -1488,7 +1147,33 @@
                 <w:sz w:val="19"/>
                 <w:szCs w:val="19"/>
               </w:rPr>
-              <w:t xml:space="preserve">Click "Switch role", then "Open as Marta, Duty Manager".</w:t>
+              <w:t xml:space="preserve">The Aug 30 run. "Stops short of an offer, which is the 5."</w:t>
+            </w:r>
+          </w:p>
+          <w:p>
+            <w:pPr>
+              <w:spacing w:after="0"/>
+            </w:pPr>
+            <w:r>
+              <w:rPr>
+                <w:rFonts w:ascii="Calibri" w:cs="Calibri" w:eastAsia="Calibri" w:hAnsi="Calibri"/>
+                <w:b/>
+                <w:bCs/>
+                <w:caps/>
+                <w:color w:val="5A6472"/>
+                <w:sz w:val="18"/>
+                <w:szCs w:val="18"/>
+              </w:rPr>
+              <w:t xml:space="preserve">DO  </w:t>
+            </w:r>
+            <w:r>
+              <w:rPr>
+                <w:rFonts w:ascii="Calibri" w:cs="Calibri" w:eastAsia="Calibri" w:hAnsi="Calibri"/>
+                <w:color w:val="1A2233"/>
+                <w:sz w:val="19"/>
+                <w:szCs w:val="19"/>
+              </w:rPr>
+              <w:t xml:space="preserve">Slow right down.</w:t>
             </w:r>
           </w:p>
         </w:tc>
@@ -1504,20 +1189,38 @@
           </w:tcPr>
           <w:p>
             <w:pPr>
-              <w:spacing w:after="0"/>
-            </w:pPr>
-            <w:r>
-              <w:rPr>
-                <w:rFonts w:ascii="Calibri" w:cs="Calibri" w:eastAsia="Calibri" w:hAnsi="Calibri"/>
-                <w:b/>
-                <w:bCs/>
+              <w:spacing w:after="140"/>
+            </w:pPr>
+            <w:r>
+              <w:rPr>
+                <w:rFonts w:ascii="Calibri" w:cs="Calibri" w:eastAsia="Calibri" w:hAnsi="Calibri"/>
+                <w:b w:val="false"/>
+                <w:bCs w:val="false"/>
                 <w:i w:val="false"/>
                 <w:iCs w:val="false"/>
                 <w:color w:val="1A2233"/>
                 <w:sz w:val="24"/>
                 <w:szCs w:val="24"/>
               </w:rPr>
-              <w:t xml:space="preserve">So that is Diego's side of Tuesday. Here is his manager's.</w:t>
+              <w:t xml:space="preserve">And this is the same exercise, two weeks ago. Stops short of an offer. Back then he never offered her anything.</w:t>
+            </w:r>
+          </w:p>
+          <w:p>
+            <w:pPr>
+              <w:spacing w:after="0"/>
+            </w:pPr>
+            <w:r>
+              <w:rPr>
+                <w:rFonts w:ascii="Calibri" w:cs="Calibri" w:eastAsia="Calibri" w:hAnsi="Calibri"/>
+                <w:b/>
+                <w:bCs/>
+                <w:i w:val="false"/>
+                <w:iCs w:val="false"/>
+                <w:color w:val="1A2233"/>
+                <w:sz w:val="24"/>
+                <w:szCs w:val="24"/>
+              </w:rPr>
+              <w:t xml:space="preserve">So he learned it. Training worked.</w:t>
             </w:r>
           </w:p>
         </w:tc>
@@ -1525,19 +1228,19 @@
     </w:tbl>
     <w:p>
       <w:pPr>
-        <w:keepNext/>
-        <w:spacing w:after="160" w:before="360"/>
+        <w:spacing w:after="200" w:before="100"/>
+        <w:ind w:left="3440"/>
       </w:pPr>
       <w:r>
         <w:rPr>
           <w:rFonts w:ascii="Calibri" w:cs="Calibri" w:eastAsia="Calibri" w:hAnsi="Calibri"/>
-          <w:b/>
-          <w:bCs/>
-          <w:color w:val="1A2233"/>
-          <w:sz w:val="28"/>
-          <w:szCs w:val="28"/>
+          <w:i/>
+          <w:iCs/>
+          <w:color w:val="5A6472"/>
+          <w:sz w:val="18"/>
+          <w:szCs w:val="18"/>
         </w:rPr>
-        <w:t xml:space="preserve">Act two, Marta</w:t>
+        <w:t xml:space="preserve">Do not draw the conclusion yet. The thing he learned in practice is the exact thing he still does not do on the floor, and you are going to let his manager say that for you. Holding it here is what makes the ending land.</w:t>
       </w:r>
     </w:p>
     <w:tbl>
@@ -1587,7 +1290,7 @@
                 <w:sz w:val="22"/>
                 <w:szCs w:val="22"/>
               </w:rPr>
-              <w:t xml:space="preserve">Manager console, Log observation</w:t>
+              <w:t xml:space="preserve">Marta's console</w:t>
             </w:r>
             <w:r>
               <w:rPr>
@@ -1596,7 +1299,7 @@
                 <w:sz w:val="20"/>
                 <w:szCs w:val="20"/>
               </w:rPr>
-              <w:t xml:space="preserve">        0:55 to 1:07</w:t>
+              <w:t xml:space="preserve">        0:48</w:t>
             </w:r>
           </w:p>
         </w:tc>
@@ -1634,7 +1337,7 @@
           </w:tcPr>
           <w:p>
             <w:pPr>
-              <w:spacing w:after="80"/>
+              <w:spacing w:after="0"/>
             </w:pPr>
             <w:r>
               <w:rPr>
@@ -1642,11 +1345,11 @@
                 <w:b/>
                 <w:bCs/>
                 <w:caps/>
-                <w:color w:val="0E7C86"/>
+                <w:color w:val="5A6472"/>
                 <w:sz w:val="18"/>
                 <w:szCs w:val="18"/>
               </w:rPr>
-              <w:t xml:space="preserve">GO TO  </w:t>
+              <w:t xml:space="preserve">ON SCREEN  </w:t>
             </w:r>
             <w:r>
               <w:rPr>
@@ -1655,59 +1358,7 @@
                 <w:sz w:val="19"/>
                 <w:szCs w:val="19"/>
               </w:rPr>
-              <w:t xml:space="preserve">Log observation, in the left sidebar</w:t>
-            </w:r>
-          </w:p>
-          <w:p>
-            <w:pPr>
-              <w:spacing w:after="80"/>
-            </w:pPr>
-            <w:r>
-              <w:rPr>
-                <w:rFonts w:ascii="Calibri" w:cs="Calibri" w:eastAsia="Calibri" w:hAnsi="Calibri"/>
-                <w:b/>
-                <w:bCs/>
-                <w:caps/>
-                <w:color w:val="5A6472"/>
-                <w:sz w:val="18"/>
-                <w:szCs w:val="18"/>
-              </w:rPr>
-              <w:t xml:space="preserve">ON SCREEN  </w:t>
-            </w:r>
-            <w:r>
-              <w:rPr>
-                <w:rFonts w:ascii="Calibri" w:cs="Calibri" w:eastAsia="Calibri" w:hAnsi="Calibri"/>
-                <w:color w:val="1A2233"/>
-                <w:sz w:val="19"/>
-                <w:szCs w:val="19"/>
-              </w:rPr>
-              <w:t xml:space="preserve">You land on the "Speak it" tab.</w:t>
-            </w:r>
-          </w:p>
-          <w:p>
-            <w:pPr>
-              <w:spacing w:after="0"/>
-            </w:pPr>
-            <w:r>
-              <w:rPr>
-                <w:rFonts w:ascii="Calibri" w:cs="Calibri" w:eastAsia="Calibri" w:hAnsi="Calibri"/>
-                <w:b/>
-                <w:bCs/>
-                <w:caps/>
-                <w:color w:val="5A6472"/>
-                <w:sz w:val="18"/>
-                <w:szCs w:val="18"/>
-              </w:rPr>
-              <w:t xml:space="preserve">DO  </w:t>
-            </w:r>
-            <w:r>
-              <w:rPr>
-                <w:rFonts w:ascii="Calibri" w:cs="Calibri" w:eastAsia="Calibri" w:hAnsi="Calibri"/>
-                <w:color w:val="1A2233"/>
-                <w:sz w:val="19"/>
-                <w:szCs w:val="19"/>
-              </w:rPr>
-              <w:t xml:space="preserve">Press the microphone and talk.</w:t>
+              <w:t xml:space="preserve">Radar, verify queue, team patterns.</w:t>
             </w:r>
           </w:p>
         </w:tc>
@@ -1730,13 +1381,13 @@
                 <w:rFonts w:ascii="Calibri" w:cs="Calibri" w:eastAsia="Calibri" w:hAnsi="Calibri"/>
                 <w:b w:val="false"/>
                 <w:bCs w:val="false"/>
-                <w:i/>
-                <w:iCs/>
-                <w:color w:val="5B4B8A"/>
-                <w:sz w:val="22"/>
-                <w:szCs w:val="22"/>
-              </w:rPr>
-              <w:t xml:space="preserve">[speak]  Diego handled that checkout dispute at the front desk. He stayed completely calm even though the guest was shouting at him, but he never actually offered her anything to fix it.</w:t>
+                <w:i w:val="false"/>
+                <w:iCs w:val="false"/>
+                <w:color w:val="1A2233"/>
+                <w:sz w:val="24"/>
+                <w:szCs w:val="24"/>
+              </w:rPr>
+              <w:t xml:space="preserve">Now his manager. Eleven recommendations waiting on her read, and nothing routes anywhere until she verifies it.</w:t>
             </w:r>
           </w:p>
         </w:tc>
@@ -1789,7 +1440,7 @@
                 <w:sz w:val="22"/>
                 <w:szCs w:val="22"/>
               </w:rPr>
-              <w:t xml:space="preserve">Manager console, the draft</w:t>
+              <w:t xml:space="preserve">The observation</w:t>
             </w:r>
             <w:r>
               <w:rPr>
@@ -1798,7 +1449,7 @@
                 <w:sz w:val="20"/>
                 <w:szCs w:val="20"/>
               </w:rPr>
-              <w:t xml:space="preserve">        1:07 to 1:17</w:t>
+              <w:t xml:space="preserve">        1:00</w:t>
             </w:r>
           </w:p>
         </w:tc>
@@ -1836,7 +1487,7 @@
           </w:tcPr>
           <w:p>
             <w:pPr>
-              <w:spacing w:after="80"/>
+              <w:spacing w:after="0"/>
             </w:pPr>
             <w:r>
               <w:rPr>
@@ -1857,33 +1508,7 @@
                 <w:sz w:val="19"/>
                 <w:szCs w:val="19"/>
               </w:rPr>
-              <w:t xml:space="preserve">Her words, with parts underlined. Below: Diego, Composure 4, Recovery 1.</w:t>
-            </w:r>
-          </w:p>
-          <w:p>
-            <w:pPr>
-              <w:spacing w:after="0"/>
-            </w:pPr>
-            <w:r>
-              <w:rPr>
-                <w:rFonts w:ascii="Calibri" w:cs="Calibri" w:eastAsia="Calibri" w:hAnsi="Calibri"/>
-                <w:b/>
-                <w:bCs/>
-                <w:caps/>
-                <w:color w:val="5A6472"/>
-                <w:sz w:val="18"/>
-                <w:szCs w:val="18"/>
-              </w:rPr>
-              <w:t xml:space="preserve">DO  </w:t>
-            </w:r>
-            <w:r>
-              <w:rPr>
-                <w:rFonts w:ascii="Calibri" w:cs="Calibri" w:eastAsia="Calibri" w:hAnsi="Calibri"/>
-                <w:color w:val="1A2233"/>
-                <w:sz w:val="19"/>
-                <w:szCs w:val="19"/>
-              </w:rPr>
-              <w:t xml:space="preserve">Point at the underlining.</w:t>
+              <w:t xml:space="preserve">"He never actually offered her anything to fix it." Composure 4. And: one rating was thrown away for quoting words you did not say.</w:t>
             </w:r>
           </w:p>
         </w:tc>
@@ -1912,12 +1537,12 @@
                 <w:sz w:val="24"/>
                 <w:szCs w:val="24"/>
               </w:rPr>
-              <w:t xml:space="preserve">It has drafted the observation for her. Diego, composure four, recovery one. And read her own sentence: he never actually offered her anything to fix it.</w:t>
-            </w:r>
-          </w:p>
-          <w:p>
-            <w:pPr>
-              <w:spacing w:after="140"/>
+              <w:t xml:space="preserve">Twenty seconds of what she saw. It scores composure four and underlines the words that earned it.</w:t>
+            </w:r>
+          </w:p>
+          <w:p>
+            <w:pPr>
+              <w:spacing w:after="0"/>
             </w:pPr>
             <w:r>
               <w:rPr>
@@ -1930,47 +1555,12 @@
                 <w:sz w:val="24"/>
                 <w:szCs w:val="24"/>
               </w:rPr>
-              <w:t xml:space="preserve">There it is again.</w:t>
-            </w:r>
-          </w:p>
-          <w:p>
-            <w:pPr>
-              <w:spacing w:after="0"/>
-            </w:pPr>
-            <w:r>
-              <w:rPr>
-                <w:rFonts w:ascii="Calibri" w:cs="Calibri" w:eastAsia="Calibri" w:hAnsi="Calibri"/>
-                <w:b w:val="false"/>
-                <w:bCs w:val="false"/>
-                <w:i w:val="false"/>
-                <w:iCs w:val="false"/>
-                <w:color w:val="1A2233"/>
-                <w:sz w:val="24"/>
-                <w:szCs w:val="24"/>
-              </w:rPr>
-              <w:t xml:space="preserve">And look at the underline. Every score has to quote the words she actually said. If it ever scores something she did not say, that rating is thrown away before she sees it.</w:t>
+              <w:t xml:space="preserve">And there. It threw a rating away, because it had quoted something she never said.</w:t>
             </w:r>
           </w:p>
         </w:tc>
       </w:tr>
     </w:tbl>
-    <w:p>
-      <w:pPr>
-        <w:spacing w:after="200" w:before="100"/>
-        <w:ind w:left="3440"/>
-      </w:pPr>
-      <w:r>
-        <w:rPr>
-          <w:rFonts w:ascii="Calibri" w:cs="Calibri" w:eastAsia="Calibri" w:hAnsi="Calibri"/>
-          <w:i/>
-          <w:iCs/>
-          <w:color w:val="5A6472"/>
-          <w:sz w:val="18"/>
-          <w:szCs w:val="18"/>
-        </w:rPr>
-        <w:t xml:space="preserve">Those three words are the highest value in the demo: the machine said it in practice with nobody watching, and his manager wrote the same thing about a real shift. Slow down. Do not explain it.</w:t>
-      </w:r>
-    </w:p>
     <w:tbl>
       <w:tblPr>
         <w:tblW w:type="dxa" w:w="9638"/>
@@ -2018,7 +1608,7 @@
                 <w:sz w:val="22"/>
                 <w:szCs w:val="22"/>
               </w:rPr>
-              <w:t xml:space="preserve">Manager console, press Log this</w:t>
+              <w:t xml:space="preserve">She adds it back herself</w:t>
             </w:r>
             <w:r>
               <w:rPr>
@@ -2027,7 +1617,7 @@
                 <w:sz w:val="20"/>
                 <w:szCs w:val="20"/>
               </w:rPr>
-              <w:t xml:space="preserve">        1:17 to 1:27</w:t>
+              <w:t xml:space="preserve">        1:06</w:t>
             </w:r>
           </w:p>
         </w:tc>
@@ -2077,7 +1667,7 @@
                 <w:sz w:val="18"/>
                 <w:szCs w:val="18"/>
               </w:rPr>
-              <w:t xml:space="preserve">DO  </w:t>
+              <w:t xml:space="preserve">ON SCREEN  </w:t>
             </w:r>
             <w:r>
               <w:rPr>
@@ -2086,7 +1676,7 @@
                 <w:sz w:val="19"/>
                 <w:szCs w:val="19"/>
               </w:rPr>
-              <w:t xml:space="preserve">Press "Log this" and KEEP TALKING. It takes about eight seconds.</w:t>
+              <w:t xml:space="preserve">Recovery 1. "Did they fix the problem for the guest? You added this one."</w:t>
             </w:r>
           </w:p>
         </w:tc>
@@ -2115,46 +1705,12 @@
                 <w:sz w:val="24"/>
                 <w:szCs w:val="24"/>
               </w:rPr>
-              <w:t xml:space="preserve">And there is a rule underneath this. A manager cannot read a staff member's practice scores until she has logged her own observation of them. Not greyed out in the interface. Refused by the database. Because if you read the machine's opinion first, you will agree with it, and then you have two opinions and no evidence.</w:t>
+              <w:t xml:space="preserve">So she adds that one by hand. Recovery, one. And it records that the judgement was hers, not ours.</w:t>
             </w:r>
           </w:p>
         </w:tc>
       </w:tr>
     </w:tbl>
-    <w:p>
-      <w:pPr>
-        <w:spacing w:after="200" w:before="100"/>
-        <w:ind w:left="3440"/>
-      </w:pPr>
-      <w:r>
-        <w:rPr>
-          <w:rFonts w:ascii="Calibri" w:cs="Calibri" w:eastAsia="Calibri" w:hAnsi="Calibri"/>
-          <w:i/>
-          <w:iCs/>
-          <w:color w:val="5A6472"/>
-          <w:sz w:val="18"/>
-          <w:szCs w:val="18"/>
-        </w:rPr>
-        <w:t xml:space="preserve">Say the rule. Do not say it is unlocking right now, because in this data Marta has already observed everyone and nothing visibly changes.</w:t>
-      </w:r>
-    </w:p>
-    <w:p>
-      <w:pPr>
-        <w:keepNext/>
-        <w:spacing w:after="160" w:before="360"/>
-      </w:pPr>
-      <w:r>
-        <w:rPr>
-          <w:rFonts w:ascii="Calibri" w:cs="Calibri" w:eastAsia="Calibri" w:hAnsi="Calibri"/>
-          <w:b/>
-          <w:bCs/>
-          <w:color w:val="1A2233"/>
-          <w:sz w:val="28"/>
-          <w:szCs w:val="28"/>
-        </w:rPr>
-        <w:t xml:space="preserve">The payoff</w:t>
-      </w:r>
-    </w:p>
     <w:tbl>
       <w:tblPr>
         <w:tblW w:type="dxa" w:w="9638"/>
@@ -2202,7 +1758,7 @@
                 <w:sz w:val="22"/>
                 <w:szCs w:val="22"/>
               </w:rPr>
-              <w:t xml:space="preserve">Manager console, Transfer gap</w:t>
+              <w:t xml:space="preserve">The queue</w:t>
             </w:r>
             <w:r>
               <w:rPr>
@@ -2211,7 +1767,7 @@
                 <w:sz w:val="20"/>
                 <w:szCs w:val="20"/>
               </w:rPr>
-              <w:t xml:space="preserve">        1:27 to 1:50</w:t>
+              <w:t xml:space="preserve">        1:12</w:t>
             </w:r>
           </w:p>
         </w:tc>
@@ -2249,7 +1805,7 @@
           </w:tcPr>
           <w:p>
             <w:pPr>
-              <w:spacing w:after="80"/>
+              <w:spacing w:after="0"/>
             </w:pPr>
             <w:r>
               <w:rPr>
@@ -2257,11 +1813,11 @@
                 <w:b/>
                 <w:bCs/>
                 <w:caps/>
-                <w:color w:val="0E7C86"/>
+                <w:color w:val="5A6472"/>
                 <w:sz w:val="18"/>
                 <w:szCs w:val="18"/>
               </w:rPr>
-              <w:t xml:space="preserve">GO TO  </w:t>
+              <w:t xml:space="preserve">ON SCREEN  </w:t>
             </w:r>
             <w:r>
               <w:rPr>
@@ -2270,59 +1826,7 @@
                 <w:sz w:val="19"/>
                 <w:szCs w:val="19"/>
               </w:rPr>
-              <w:t xml:space="preserve">Transfer gap, in the left sidebar</w:t>
-            </w:r>
-          </w:p>
-          <w:p>
-            <w:pPr>
-              <w:spacing w:after="80"/>
-            </w:pPr>
-            <w:r>
-              <w:rPr>
-                <w:rFonts w:ascii="Calibri" w:cs="Calibri" w:eastAsia="Calibri" w:hAnsi="Calibri"/>
-                <w:b/>
-                <w:bCs/>
-                <w:caps/>
-                <w:color w:val="5A6472"/>
-                <w:sz w:val="18"/>
-                <w:szCs w:val="18"/>
-              </w:rPr>
-              <w:t xml:space="preserve">ON SCREEN  </w:t>
-            </w:r>
-            <w:r>
-              <w:rPr>
-                <w:rFonts w:ascii="Calibri" w:cs="Calibri" w:eastAsia="Calibri" w:hAnsi="Calibri"/>
-                <w:color w:val="1A2233"/>
-                <w:sz w:val="19"/>
-                <w:szCs w:val="19"/>
-              </w:rPr>
-              <w:t xml:space="preserve">Recovery, 4.8 against about 1.4, marked Blocked.</w:t>
-            </w:r>
-          </w:p>
-          <w:p>
-            <w:pPr>
-              <w:spacing w:after="0"/>
-            </w:pPr>
-            <w:r>
-              <w:rPr>
-                <w:rFonts w:ascii="Calibri" w:cs="Calibri" w:eastAsia="Calibri" w:hAnsi="Calibri"/>
-                <w:b/>
-                <w:bCs/>
-                <w:caps/>
-                <w:color w:val="5A6472"/>
-                <w:sz w:val="18"/>
-                <w:szCs w:val="18"/>
-              </w:rPr>
-              <w:t xml:space="preserve">DO  </w:t>
-            </w:r>
-            <w:r>
-              <w:rPr>
-                <w:rFonts w:ascii="Calibri" w:cs="Calibri" w:eastAsia="Calibri" w:hAnsi="Calibri"/>
-                <w:color w:val="1A2233"/>
-                <w:sz w:val="19"/>
-                <w:szCs w:val="19"/>
-              </w:rPr>
-              <w:t xml:space="preserve">Slow down. Hands off the keyboard for the last three lines.</w:t>
+              <w:t xml:space="preserve">7 of these 11 say the same thing. 5 people, the same missing authority.</w:t>
             </w:r>
           </w:p>
         </w:tc>
@@ -2351,12 +1855,12 @@
                 <w:sz w:val="24"/>
                 <w:szCs w:val="24"/>
               </w:rPr>
-              <w:t xml:space="preserve">Two independent streams. In practice, Diego scores four point eight on service recovery. On the floor, about one and a half. That is a gap of more than three points on a five point scale.</w:t>
-            </w:r>
-          </w:p>
-          <w:p>
-            <w:pPr>
-              <w:spacing w:after="140"/>
+              <w:t xml:space="preserve">Seven of these eleven say the same thing. Five people, the same missing authority.</w:t>
+            </w:r>
+          </w:p>
+          <w:p>
+            <w:pPr>
+              <w:spacing w:after="0"/>
             </w:pPr>
             <w:r>
               <w:rPr>
@@ -2369,47 +1873,12 @@
                 <w:sz w:val="24"/>
                 <w:szCs w:val="24"/>
               </w:rPr>
-              <w:t xml:space="preserve">Every learning platform in the world looks at that and books him a training course. Ours says the opposite. Do not train him. He has proved he knows how to do it.</w:t>
-            </w:r>
-          </w:p>
-          <w:p>
-            <w:pPr>
-              <w:spacing w:after="0"/>
-            </w:pPr>
-            <w:r>
-              <w:rPr>
-                <w:rFonts w:ascii="Calibri" w:cs="Calibri" w:eastAsia="Calibri" w:hAnsi="Calibri"/>
-                <w:b/>
-                <w:bCs/>
-                <w:i w:val="false"/>
-                <w:iCs w:val="false"/>
-                <w:color w:val="1A2233"/>
-                <w:sz w:val="24"/>
-                <w:szCs w:val="24"/>
-              </w:rPr>
-              <w:t xml:space="preserve">You have now watched him not make an offer twice. In practice, with nobody watching. On the floor, with his manager watching. The verdict is not train. It is blocked.</w:t>
+              <w:t xml:space="preserve">That is one policy to write, not five conversations to have.</w:t>
             </w:r>
           </w:p>
         </w:tc>
       </w:tr>
     </w:tbl>
-    <w:p>
-      <w:pPr>
-        <w:spacing w:after="200" w:before="100"/>
-        <w:ind w:left="3440"/>
-      </w:pPr>
-      <w:r>
-        <w:rPr>
-          <w:rFonts w:ascii="Calibri" w:cs="Calibri" w:eastAsia="Calibri" w:hAnsi="Calibri"/>
-          <w:i/>
-          <w:iCs/>
-          <w:color w:val="5A6472"/>
-          <w:sz w:val="18"/>
-          <w:szCs w:val="18"/>
-        </w:rPr>
-        <w:t xml:space="preserve">Read the floor number off the screen. Before you log it says 1.6, straight after it says about 1.4. Both are right. "About one and a half" is safe either way.</w:t>
-      </w:r>
-    </w:p>
     <w:tbl>
       <w:tblPr>
         <w:tblW w:type="dxa" w:w="9638"/>
@@ -2457,7 +1926,7 @@
                 <w:sz w:val="22"/>
                 <w:szCs w:val="22"/>
               </w:rPr>
-              <w:t xml:space="preserve">Verify queue, Diego's card</w:t>
+              <w:t xml:space="preserve">The verify card</w:t>
             </w:r>
             <w:r>
               <w:rPr>
@@ -2466,7 +1935,7 @@
                 <w:sz w:val="20"/>
                 <w:szCs w:val="20"/>
               </w:rPr>
-              <w:t xml:space="preserve">        1:50 to 2:25</w:t>
+              <w:t xml:space="preserve">        1:18</w:t>
             </w:r>
           </w:p>
         </w:tc>
@@ -2504,7 +1973,7 @@
           </w:tcPr>
           <w:p>
             <w:pPr>
-              <w:spacing w:after="80"/>
+              <w:spacing w:after="0"/>
             </w:pPr>
             <w:r>
               <w:rPr>
@@ -2512,11 +1981,11 @@
                 <w:b/>
                 <w:bCs/>
                 <w:caps/>
-                <w:color w:val="0E7C86"/>
+                <w:color w:val="5A6472"/>
                 <w:sz w:val="18"/>
                 <w:szCs w:val="18"/>
               </w:rPr>
-              <w:t xml:space="preserve">GO TO  </w:t>
+              <w:t xml:space="preserve">ON SCREEN  </w:t>
             </w:r>
             <w:r>
               <w:rPr>
@@ -2525,85 +1994,7 @@
                 <w:sz w:val="19"/>
                 <w:szCs w:val="19"/>
               </w:rPr>
-              <w:t xml:space="preserve">Verify queue, in the left sidebar, then Diego's card marked New</w:t>
-            </w:r>
-          </w:p>
-          <w:p>
-            <w:pPr>
-              <w:spacing w:after="80"/>
-            </w:pPr>
-            <w:r>
-              <w:rPr>
-                <w:rFonts w:ascii="Calibri" w:cs="Calibri" w:eastAsia="Calibri" w:hAnsi="Calibri"/>
-                <w:b/>
-                <w:bCs/>
-                <w:caps/>
-                <w:color w:val="5A6472"/>
-                <w:sz w:val="18"/>
-                <w:szCs w:val="18"/>
-              </w:rPr>
-              <w:t xml:space="preserve">DO  </w:t>
-            </w:r>
-            <w:r>
-              <w:rPr>
-                <w:rFonts w:ascii="Calibri" w:cs="Calibri" w:eastAsia="Calibri" w:hAnsi="Calibri"/>
-                <w:color w:val="1A2233"/>
-                <w:sz w:val="19"/>
-                <w:szCs w:val="19"/>
-              </w:rPr>
-              <w:t xml:space="preserve">Point at Confirm / Correct / Reject. DO NOT PRESS THEM.</w:t>
-            </w:r>
-          </w:p>
-          <w:p>
-            <w:pPr>
-              <w:spacing w:after="80"/>
-            </w:pPr>
-            <w:r>
-              <w:rPr>
-                <w:rFonts w:ascii="Calibri" w:cs="Calibri" w:eastAsia="Calibri" w:hAnsi="Calibri"/>
-                <w:b/>
-                <w:bCs/>
-                <w:caps/>
-                <w:color w:val="5A6472"/>
-                <w:sz w:val="18"/>
-                <w:szCs w:val="18"/>
-              </w:rPr>
-              <w:t xml:space="preserve">THEN  </w:t>
-            </w:r>
-            <w:r>
-              <w:rPr>
-                <w:rFonts w:ascii="Calibri" w:cs="Calibri" w:eastAsia="Calibri" w:hAnsi="Calibri"/>
-                <w:color w:val="1A2233"/>
-                <w:sz w:val="19"/>
-                <w:szCs w:val="19"/>
-              </w:rPr>
-              <w:t xml:space="preserve">Expand "Why is the AI saying this?"</w:t>
-            </w:r>
-          </w:p>
-          <w:p>
-            <w:pPr>
-              <w:spacing w:after="0"/>
-            </w:pPr>
-            <w:r>
-              <w:rPr>
-                <w:rFonts w:ascii="Calibri" w:cs="Calibri" w:eastAsia="Calibri" w:hAnsi="Calibri"/>
-                <w:b/>
-                <w:bCs/>
-                <w:caps/>
-                <w:color w:val="5A6472"/>
-                <w:sz w:val="18"/>
-                <w:szCs w:val="18"/>
-              </w:rPr>
-              <w:t xml:space="preserve">ON SCREEN  </w:t>
-            </w:r>
-            <w:r>
-              <w:rPr>
-                <w:rFonts w:ascii="Calibri" w:cs="Calibri" w:eastAsia="Calibri" w:hAnsi="Calibri"/>
-                <w:color w:val="1A2233"/>
-                <w:sz w:val="19"/>
-                <w:szCs w:val="19"/>
-              </w:rPr>
-              <w:t xml:space="preserve">Three claims, four sources. Practice turn, Floor observation, Hotel standard.</w:t>
+              <w:t xml:space="preserve">Confirm / Correct / Reject, with the glass box open underneath.</w:t>
             </w:r>
           </w:p>
         </w:tc>
@@ -2619,7 +2010,7 @@
           </w:tcPr>
           <w:p>
             <w:pPr>
-              <w:spacing w:after="140"/>
+              <w:spacing w:after="0"/>
             </w:pPr>
             <w:r>
               <w:rPr>
@@ -2632,136 +2023,12 @@
                 <w:sz w:val="24"/>
                 <w:szCs w:val="24"/>
               </w:rPr>
-              <w:t xml:space="preserve">Here is what it wants to do about Diego. And here is the part I care most about. It has not done anything. It drafted, and it stopped.</w:t>
-            </w:r>
-          </w:p>
-          <w:p>
-            <w:pPr>
-              <w:spacing w:after="140"/>
-            </w:pPr>
-            <w:r>
-              <w:rPr>
-                <w:rFonts w:ascii="Calibri" w:cs="Calibri" w:eastAsia="Calibri" w:hAnsi="Calibri"/>
-                <w:b w:val="false"/>
-                <w:bCs w:val="false"/>
-                <w:i w:val="false"/>
-                <w:iCs w:val="false"/>
-                <w:color w:val="1A2233"/>
-                <w:sz w:val="24"/>
-                <w:szCs w:val="24"/>
-              </w:rPr>
-              <w:t xml:space="preserve">Confirm, correct or reject. Nothing reaches Diego until his manager decides. That is not a setting we could switch off. It is the shape of the product, and under the EU AI Act it is the difference between a tool a hotel can deploy and one it cannot.</w:t>
-            </w:r>
-          </w:p>
-          <w:p>
-            <w:pPr>
-              <w:spacing w:after="140"/>
-            </w:pPr>
-            <w:r>
-              <w:rPr>
-                <w:rFonts w:ascii="Calibri" w:cs="Calibri" w:eastAsia="Calibri" w:hAnsi="Calibri"/>
-                <w:b/>
-                <w:bCs/>
-                <w:i w:val="false"/>
-                <w:iCs w:val="false"/>
-                <w:color w:val="1A2233"/>
-                <w:sz w:val="24"/>
-                <w:szCs w:val="24"/>
-              </w:rPr>
-              <w:t xml:space="preserve">And I am not going to press it. That is not my call to make. It is Marta's, which is the whole point.</w:t>
-            </w:r>
-          </w:p>
-          <w:p>
-            <w:pPr>
-              <w:spacing w:after="140"/>
-            </w:pPr>
-            <w:r>
-              <w:rPr>
-                <w:rFonts w:ascii="Calibri" w:cs="Calibri" w:eastAsia="Calibri" w:hAnsi="Calibri"/>
-                <w:b w:val="false"/>
-                <w:bCs w:val="false"/>
-                <w:i w:val="false"/>
-                <w:iCs w:val="false"/>
-                <w:color w:val="1A2233"/>
-                <w:sz w:val="24"/>
-                <w:szCs w:val="24"/>
-              </w:rPr>
-              <w:t xml:space="preserve">And before she decides, it shows its work. Three claims, four sources. In practice he offers a breakfast tray and drinks. On the floor he offers nothing. And then this one.</w:t>
-            </w:r>
-          </w:p>
-          <w:p>
-            <w:pPr>
-              <w:spacing w:after="140"/>
-            </w:pPr>
-            <w:r>
-              <w:rPr>
-                <w:rFonts w:ascii="Calibri" w:cs="Calibri" w:eastAsia="Calibri" w:hAnsi="Calibri"/>
-                <w:b/>
-                <w:bCs/>
-                <w:i w:val="false"/>
-                <w:iCs w:val="false"/>
-                <w:color w:val="1A2233"/>
-                <w:sz w:val="24"/>
-                <w:szCs w:val="24"/>
-              </w:rPr>
-              <w:t xml:space="preserve">Their own standard operating procedure requires him to tell a manager about every guest complaint, even one he has already fixed. That is what makes him hesitate. The blocker is not Diego and it is not his training. It is a sentence in their own procedures manual, and the system found it and quoted it.</w:t>
-            </w:r>
-          </w:p>
-          <w:p>
-            <w:pPr>
-              <w:spacing w:after="0"/>
-            </w:pPr>
-            <w:r>
-              <w:rPr>
-                <w:rFonts w:ascii="Calibri" w:cs="Calibri" w:eastAsia="Calibri" w:hAnsi="Calibri"/>
-                <w:b w:val="false"/>
-                <w:bCs w:val="false"/>
-                <w:i w:val="false"/>
-                <w:iCs w:val="false"/>
-                <w:color w:val="1A2233"/>
-                <w:sz w:val="24"/>
-                <w:szCs w:val="24"/>
-              </w:rPr>
-              <w:t xml:space="preserve">So it does not book a course. It tells the front office manager to clarify what he may offer without approval, and it hands her the question to open with.</w:t>
+              <w:t xml:space="preserve">And it still has not done anything. It drafted, it cited, and it stopped.</w:t>
             </w:r>
           </w:p>
         </w:tc>
       </w:tr>
     </w:tbl>
-    <w:p>
-      <w:pPr>
-        <w:spacing w:after="200" w:before="100"/>
-        <w:ind w:left="3440"/>
-      </w:pPr>
-      <w:r>
-        <w:rPr>
-          <w:rFonts w:ascii="Calibri" w:cs="Calibri" w:eastAsia="Calibri" w:hAnsi="Calibri"/>
-          <w:i/>
-          <w:iCs/>
-          <w:color w:val="5A6472"/>
-          <w:sz w:val="18"/>
-          <w:szCs w:val="18"/>
-        </w:rPr>
-        <w:t xml:space="preserve">Pressing a verdict is a one way door: the card leaves the queue, the banner recounts, and the same card cannot be decided twice. Never press it on stage and never in rehearsal on Diego.</w:t>
-      </w:r>
-    </w:p>
-    <w:p>
-      <w:pPr>
-        <w:spacing w:after="200" w:before="100"/>
-        <w:ind w:left="3440"/>
-      </w:pPr>
-      <w:r>
-        <w:rPr>
-          <w:rFonts w:ascii="Calibri" w:cs="Calibri" w:eastAsia="Calibri" w:hAnsi="Calibri"/>
-          <w:i/>
-          <w:iCs/>
-          <w:color w:val="5A6472"/>
-          <w:sz w:val="18"/>
-          <w:szCs w:val="18"/>
-        </w:rPr>
-        <w:t xml:space="preserve">Read the three claims off the screen in order, do not paraphrase. And do not read the 100% line at the bottom: three checks is not a result. If a judge spots it, own it first.</w:t>
-      </w:r>
-    </w:p>
     <w:tbl>
       <w:tblPr>
         <w:tblW w:type="dxa" w:w="9638"/>
@@ -2809,7 +2076,7 @@
                 <w:sz w:val="22"/>
                 <w:szCs w:val="22"/>
               </w:rPr>
-              <w:t xml:space="preserve">Verify queue, the banner at the top</w:t>
+              <w:t xml:space="preserve">The transfer gap</w:t>
             </w:r>
             <w:r>
               <w:rPr>
@@ -2818,7 +2085,7 @@
                 <w:sz w:val="20"/>
                 <w:szCs w:val="20"/>
               </w:rPr>
-              <w:t xml:space="preserve">        2:25 to 2:32</w:t>
+              <w:t xml:space="preserve">        1:30</w:t>
             </w:r>
           </w:p>
         </w:tc>
@@ -2856,7 +2123,7 @@
           </w:tcPr>
           <w:p>
             <w:pPr>
-              <w:spacing w:after="80"/>
+              <w:spacing w:after="0"/>
             </w:pPr>
             <w:r>
               <w:rPr>
@@ -2868,7 +2135,7 @@
                 <w:sz w:val="18"/>
                 <w:szCs w:val="18"/>
               </w:rPr>
-              <w:t xml:space="preserve">DO  </w:t>
+              <w:t xml:space="preserve">ON SCREEN  </w:t>
             </w:r>
             <w:r>
               <w:rPr>
@@ -2877,33 +2144,7 @@
                 <w:sz w:val="19"/>
                 <w:szCs w:val="19"/>
               </w:rPr>
-              <w:t xml:space="preserve">Scroll back up to the green banner. READ IT OFF THE SCREEN.</w:t>
-            </w:r>
-          </w:p>
-          <w:p>
-            <w:pPr>
-              <w:spacing w:after="0"/>
-            </w:pPr>
-            <w:r>
-              <w:rPr>
-                <w:rFonts w:ascii="Calibri" w:cs="Calibri" w:eastAsia="Calibri" w:hAnsi="Calibri"/>
-                <w:b/>
-                <w:bCs/>
-                <w:caps/>
-                <w:color w:val="5A6472"/>
-                <w:sz w:val="18"/>
-                <w:szCs w:val="18"/>
-              </w:rPr>
-              <w:t xml:space="preserve">ON SCREEN  </w:t>
-            </w:r>
-            <w:r>
-              <w:rPr>
-                <w:rFonts w:ascii="Calibri" w:cs="Calibri" w:eastAsia="Calibri" w:hAnsi="Calibri"/>
-                <w:color w:val="1A2233"/>
-                <w:sz w:val="19"/>
-                <w:szCs w:val="19"/>
-              </w:rPr>
-              <w:t xml:space="preserve">N of these M say the same thing. 5 people, the same missing authority.</w:t>
+              <w:t xml:space="preserve">Recovery 4.8 vs 1.4, Blocked.</w:t>
             </w:r>
           </w:p>
         </w:tc>
@@ -2932,25 +2173,7 @@
                 <w:sz w:val="24"/>
                 <w:szCs w:val="24"/>
               </w:rPr>
-              <w:t xml:space="preserve">And this is where it stops being about Diego.</w:t>
-            </w:r>
-          </w:p>
-          <w:p>
-            <w:pPr>
-              <w:spacing w:after="140"/>
-            </w:pPr>
-            <w:r>
-              <w:rPr>
-                <w:rFonts w:ascii="Calibri" w:cs="Calibri" w:eastAsia="Calibri" w:hAnsi="Calibri"/>
-                <w:b w:val="false"/>
-                <w:bCs w:val="false"/>
-                <w:i/>
-                <w:iCs/>
-                <w:color w:val="5B4B8A"/>
-                <w:sz w:val="22"/>
-                <w:szCs w:val="22"/>
-              </w:rPr>
-              <w:t xml:space="preserve">[read the banner]  N of these M say the same thing. P different people, the same missing authority.</w:t>
+              <w:t xml:space="preserve">Two streams, one reading. In practice, four point eight. On the floor, one point four.</w:t>
             </w:r>
           </w:p>
           <w:p>
@@ -2968,7 +2191,7 @@
                 <w:sz w:val="24"/>
                 <w:szCs w:val="24"/>
               </w:rPr>
-              <w:t xml:space="preserve">That is one policy to write, not P conversations to have.</w:t>
+              <w:t xml:space="preserve">Every learning platform in the world looks at that and books him a course. This one says do not. He has already proved he knows how.</w:t>
             </w:r>
           </w:p>
         </w:tc>
@@ -2988,7 +2211,7 @@
           <w:sz w:val="18"/>
           <w:szCs w:val="18"/>
         </w:rPr>
-        <w:t xml:space="preserve">Every number here moves. Act two writes a new card on each run, and deciding a card can drop a person out of the cluster entirely. As of 13 Sept it reads 6 of 10, 4 people. Read all three off the screen, and say the people number twice: once as the count, once as the conversations.</w:t>
+        <w:t xml:space="preserve">One joke, only if the room is warm, delivered flat and then move on: "We built an AI whose best answer is quite often, do not buy the thing we are selling. Our investors love that about us."</w:t>
       </w:r>
     </w:p>
     <w:tbl>
@@ -3038,7 +2261,7 @@
                 <w:sz w:val="22"/>
                 <w:szCs w:val="22"/>
               </w:rPr>
-              <w:t xml:space="preserve">The close</w:t>
+              <w:t xml:space="preserve">The brief for the GM</w:t>
             </w:r>
             <w:r>
               <w:rPr>
@@ -3047,7 +2270,7 @@
                 <w:sz w:val="20"/>
                 <w:szCs w:val="20"/>
               </w:rPr>
-              <w:t xml:space="preserve">        2:32 to 2:40</w:t>
+              <w:t xml:space="preserve">        1:42</w:t>
             </w:r>
           </w:p>
         </w:tc>
@@ -3097,7 +2320,7 @@
                 <w:sz w:val="18"/>
                 <w:szCs w:val="18"/>
               </w:rPr>
-              <w:t xml:space="preserve">DO  </w:t>
+              <w:t xml:space="preserve">ON SCREEN  </w:t>
             </w:r>
             <w:r>
               <w:rPr>
@@ -3106,7 +2329,7 @@
                 <w:sz w:val="19"/>
                 <w:szCs w:val="19"/>
               </w:rPr>
-              <w:t xml:space="preserve">Hands off the keyboard. Do not click anything else.</w:t>
+              <w:t xml:space="preserve">A written brief with Download, Copy, Print or PDF.</w:t>
             </w:r>
           </w:p>
         </w:tc>
@@ -3127,15 +2350,184 @@
             <w:r>
               <w:rPr>
                 <w:rFonts w:ascii="Calibri" w:cs="Calibri" w:eastAsia="Calibri" w:hAnsi="Calibri"/>
-                <w:b/>
-                <w:bCs/>
+                <w:b w:val="false"/>
+                <w:bCs w:val="false"/>
                 <w:i w:val="false"/>
                 <w:iCs w:val="false"/>
                 <w:color w:val="1A2233"/>
                 <w:sz w:val="24"/>
                 <w:szCs w:val="24"/>
               </w:rPr>
-              <w:t xml:space="preserve">Training would have cost that hotel money and taught Diego something he already knew. The fix is one line in a policy document, and it fixes it for five people at once.</w:t>
+              <w:t xml:space="preserve">And it does not stop at Diego. The same finding across five people becomes one brief for the general manager. Give the front desk clear authority on what they may offer. Written, sourced, ready to send.</w:t>
+            </w:r>
+          </w:p>
+        </w:tc>
+      </w:tr>
+    </w:tbl>
+    <w:tbl>
+      <w:tblPr>
+        <w:tblW w:type="dxa" w:w="9638"/>
+        <w:tblBorders>
+          <w:top w:val="none" w:color="FFFFFF" w:sz="0"/>
+          <w:left w:val="none" w:color="FFFFFF" w:sz="0"/>
+          <w:bottom w:val="none" w:color="FFFFFF" w:sz="0"/>
+          <w:right w:val="none" w:color="FFFFFF" w:sz="0"/>
+          <w:insideH w:val="single" w:color="auto" w:sz="4"/>
+          <w:insideV w:val="single" w:color="auto" w:sz="4"/>
+        </w:tblBorders>
+      </w:tblPr>
+      <w:tblGrid>
+        <w:gridCol w:w="9638"/>
+      </w:tblGrid>
+      <w:tr>
+        <w:tc>
+          <w:tcPr>
+            <w:tcW w:type="dxa" w:w="9638"/>
+            <w:tcBorders>
+              <w:top w:val="none" w:color="FFFFFF" w:sz="0"/>
+              <w:left w:val="none" w:color="FFFFFF" w:sz="0"/>
+              <w:bottom w:val="none" w:color="FFFFFF" w:sz="0"/>
+              <w:right w:val="none" w:color="FFFFFF" w:sz="0"/>
+            </w:tcBorders>
+            <w:shd w:fill="EEF2F1" w:val="clear"/>
+            <w:tcMar>
+              <w:top w:type="dxa" w:w="90"/>
+              <w:left w:type="dxa" w:w="140"/>
+              <w:bottom w:type="dxa" w:w="90"/>
+              <w:right w:type="dxa" w:w="140"/>
+            </w:tcMar>
+          </w:tcPr>
+          <w:p>
+            <w:pPr>
+              <w:keepNext/>
+            </w:pPr>
+            <w:r>
+              <w:rPr>
+                <w:rFonts w:ascii="Calibri" w:cs="Calibri" w:eastAsia="Calibri" w:hAnsi="Calibri"/>
+                <w:b/>
+                <w:bCs/>
+                <w:caps/>
+                <w:color w:val="1A2233"/>
+                <w:sz w:val="22"/>
+                <w:szCs w:val="22"/>
+              </w:rPr>
+              <w:t xml:space="preserve">The close, over the glass box</w:t>
+            </w:r>
+            <w:r>
+              <w:rPr>
+                <w:rFonts w:ascii="Calibri" w:cs="Calibri" w:eastAsia="Calibri" w:hAnsi="Calibri"/>
+                <w:color w:val="5A6472"/>
+                <w:sz w:val="20"/>
+                <w:szCs w:val="20"/>
+              </w:rPr>
+              <w:t xml:space="preserve">        1:52</w:t>
+            </w:r>
+          </w:p>
+        </w:tc>
+      </w:tr>
+    </w:tbl>
+    <w:tbl>
+      <w:tblPr>
+        <w:tblW w:type="dxa" w:w="9638"/>
+        <w:tblBorders>
+          <w:top w:val="none" w:color="FFFFFF" w:sz="0"/>
+          <w:left w:val="none" w:color="FFFFFF" w:sz="0"/>
+          <w:bottom w:val="single" w:color="D7DBE2" w:sz="4"/>
+          <w:right w:val="none" w:color="FFFFFF" w:sz="0"/>
+          <w:insideH w:val="none" w:color="FFFFFF" w:sz="0"/>
+          <w:insideV w:val="none" w:color="FFFFFF" w:sz="0"/>
+        </w:tblBorders>
+      </w:tblPr>
+      <w:tblGrid>
+        <w:gridCol w:w="3300"/>
+        <w:gridCol w:w="6338"/>
+      </w:tblGrid>
+      <w:tr>
+        <w:trPr>
+          <w:cantSplit/>
+        </w:trPr>
+        <w:tc>
+          <w:tcPr>
+            <w:tcW w:type="dxa" w:w="3300"/>
+            <w:shd w:fill="F7F9F9" w:val="clear"/>
+            <w:tcMar>
+              <w:top w:type="dxa" w:w="160"/>
+              <w:left w:type="dxa" w:w="140"/>
+              <w:bottom w:type="dxa" w:w="160"/>
+              <w:right w:type="dxa" w:w="200"/>
+            </w:tcMar>
+          </w:tcPr>
+          <w:p>
+            <w:pPr>
+              <w:spacing w:after="0"/>
+            </w:pPr>
+            <w:r>
+              <w:rPr>
+                <w:rFonts w:ascii="Calibri" w:cs="Calibri" w:eastAsia="Calibri" w:hAnsi="Calibri"/>
+                <w:b/>
+                <w:bCs/>
+                <w:caps/>
+                <w:color w:val="5A6472"/>
+                <w:sz w:val="18"/>
+                <w:szCs w:val="18"/>
+              </w:rPr>
+              <w:t xml:space="preserve">DO  </w:t>
+            </w:r>
+            <w:r>
+              <w:rPr>
+                <w:rFonts w:ascii="Calibri" w:cs="Calibri" w:eastAsia="Calibri" w:hAnsi="Calibri"/>
+                <w:color w:val="1A2233"/>
+                <w:sz w:val="19"/>
+                <w:szCs w:val="19"/>
+              </w:rPr>
+              <w:t xml:space="preserve">Hands still. Let the last frame sit after you finish.</w:t>
+            </w:r>
+          </w:p>
+        </w:tc>
+        <w:tc>
+          <w:tcPr>
+            <w:tcW w:type="dxa" w:w="6338"/>
+            <w:tcMar>
+              <w:top w:type="dxa" w:w="160"/>
+              <w:left w:type="dxa" w:w="140"/>
+              <w:bottom w:type="dxa" w:w="160"/>
+              <w:right w:type="dxa" w:w="140"/>
+            </w:tcMar>
+          </w:tcPr>
+          <w:p>
+            <w:pPr>
+              <w:spacing w:after="140"/>
+            </w:pPr>
+            <w:r>
+              <w:rPr>
+                <w:rFonts w:ascii="Calibri" w:cs="Calibri" w:eastAsia="Calibri" w:hAnsi="Calibri"/>
+                <w:b/>
+                <w:bCs/>
+                <w:i w:val="false"/>
+                <w:iCs w:val="false"/>
+                <w:color w:val="1A2233"/>
+                <w:sz w:val="24"/>
+                <w:szCs w:val="24"/>
+              </w:rPr>
+              <w:t xml:space="preserve">Training would have cost that hotel money to teach Diego something he had already learned. The fix was one sentence about what he is allowed to offer.</w:t>
+            </w:r>
+          </w:p>
+          <w:p>
+            <w:pPr>
+              <w:spacing w:after="0"/>
+            </w:pPr>
+            <w:r>
+              <w:rPr>
+                <w:rFonts w:ascii="Calibri" w:cs="Calibri" w:eastAsia="Calibri" w:hAnsi="Calibri"/>
+                <w:b/>
+                <w:bCs/>
+                <w:i w:val="false"/>
+                <w:iCs w:val="false"/>
+                <w:color w:val="1A2233"/>
+                <w:sz w:val="24"/>
+                <w:szCs w:val="24"/>
+              </w:rPr>
+              <w:t xml:space="preserve">That is not a skill gap. It is an authority gap, and it was never Diego's to fix.</w:t>
             </w:r>
           </w:p>
         </w:tc>
@@ -3214,7 +2606,7 @@
                 <w:sz w:val="20"/>
                 <w:szCs w:val="20"/>
               </w:rPr>
-              <w:t xml:space="preserve">        2:40</w:t>
+              <w:t xml:space="preserve">        1:58</w:t>
             </w:r>
           </w:p>
         </w:tc>
@@ -3303,29 +2695,12 @@
                 <w:sz w:val="24"/>
                 <w:szCs w:val="24"/>
               </w:rPr>
-              <w:t xml:space="preserve">You just watched software tell a hotel not to spend money, and then refuse to send that anywhere until a human agreed with it. Here is what is underneath that.</w:t>
+              <w:t xml:space="preserve">You just watched software tell a hotel not to spend money, and refuse to send that anywhere until a human agreed with it. Here is what is underneath that.</w:t>
             </w:r>
           </w:p>
         </w:tc>
       </w:tr>
     </w:tbl>
-    <w:p>
-      <w:pPr>
-        <w:spacing w:after="200" w:before="100"/>
-        <w:ind w:left="3440"/>
-      </w:pPr>
-      <w:r>
-        <w:rPr>
-          <w:rFonts w:ascii="Calibri" w:cs="Calibri" w:eastAsia="Calibri" w:hAnsi="Calibri"/>
-          <w:i/>
-          <w:iCs/>
-          <w:color w:val="5A6472"/>
-          <w:sz w:val="18"/>
-          <w:szCs w:val="18"/>
-        </w:rPr>
-        <w:t xml:space="preserve">Shorter version if you are behind: "It did not act on that alone. Here is what is underneath it."</w:t>
-      </w:r>
-    </w:p>
     <w:p>
       <w:pPr>
         <w:pageBreakBefore/>
@@ -3345,7 +2720,7 @@
           <w:sz w:val="28"/>
           <w:szCs w:val="28"/>
         </w:rPr>
-        <w:t xml:space="preserve">If something breaks</w:t>
+        <w:t xml:space="preserve">If they ask</w:t>
       </w:r>
     </w:p>
     <w:p>
@@ -3359,7 +2734,7 @@
           <w:sz w:val="20"/>
           <w:szCs w:val="20"/>
         </w:rPr>
-        <w:t xml:space="preserve">None of these are disasters. All of them have a line.</w:t>
+        <w:t xml:space="preserve">Three questions this video invites. All three are answered on screens they have just seen, so pause the video and point rather than asserting.</w:t>
       </w:r>
     </w:p>
     <w:tbl>
@@ -3406,7 +2781,7 @@
                 <w:sz w:val="18"/>
                 <w:szCs w:val="18"/>
               </w:rPr>
-              <w:t xml:space="preserve">PROBLEM  </w:t>
+              <w:t xml:space="preserve">ASKED  </w:t>
             </w:r>
             <w:r>
               <w:rPr>
@@ -3415,7 +2790,7 @@
                 <w:sz w:val="19"/>
                 <w:szCs w:val="19"/>
               </w:rPr>
-              <w:t xml:space="preserve">The microphone does not work, or the room is too loud.</w:t>
+              <w:t xml:space="preserve">Does it ever recommend training?</w:t>
             </w:r>
           </w:p>
         </w:tc>
@@ -3444,7 +2819,7 @@
                 <w:sz w:val="24"/>
                 <w:szCs w:val="24"/>
               </w:rPr>
-              <w:t xml:space="preserve">Click "Type it instead" on the staff page, or "Tap it through" on the manager page. Paste from your clipboard.</w:t>
+              <w:t xml:space="preserve">Pause on the transfer gap, one row under Recovery: Communication, 2.4 versus 1.0, Needs practice. Weak in both. Targeted practice is the right answer.</w:t>
             </w:r>
           </w:p>
           <w:p>
@@ -3462,7 +2837,7 @@
                 <w:sz w:val="20"/>
                 <w:szCs w:val="20"/>
               </w:rPr>
-              <w:t xml:space="preserve">Say: I will type it, because a conference room is not a hotel lobby.</w:t>
+              <w:t xml:space="preserve">Say: Weak in practice and weak on the floor means he has not learned it yet, and that is what a course is for. Four quadrants. Only one of them is book training, and only one of them is do not.</w:t>
             </w:r>
           </w:p>
         </w:tc>
@@ -3512,7 +2887,7 @@
                 <w:sz w:val="18"/>
                 <w:szCs w:val="18"/>
               </w:rPr>
-              <w:t xml:space="preserve">PROBLEM  </w:t>
+              <w:t xml:space="preserve">ASKED  </w:t>
             </w:r>
             <w:r>
               <w:rPr>
@@ -3521,7 +2896,7 @@
                 <w:sz w:val="19"/>
                 <w:szCs w:val="19"/>
               </w:rPr>
-              <w:t xml:space="preserve">The transcription comes back wrong.</w:t>
+              <w:t xml:space="preserve">How do you know the AI is right?</w:t>
             </w:r>
           </w:p>
         </w:tc>
@@ -3535,24 +2910,6 @@
               <w:right w:type="dxa" w:w="140"/>
             </w:tcMar>
           </w:tcPr>
-          <w:p>
-            <w:pPr>
-              <w:spacing w:after="140"/>
-            </w:pPr>
-            <w:r>
-              <w:rPr>
-                <w:rFonts w:ascii="Calibri" w:cs="Calibri" w:eastAsia="Calibri" w:hAnsi="Calibri"/>
-                <w:b w:val="false"/>
-                <w:bCs w:val="false"/>
-                <w:i w:val="false"/>
-                <w:iCs w:val="false"/>
-                <w:color w:val="1A2233"/>
-                <w:sz w:val="24"/>
-                <w:szCs w:val="24"/>
-              </w:rPr>
-              <w:t xml:space="preserve">Do not fight it. His own words are shown back to him on the card, which is the point.</w:t>
-            </w:r>
-          </w:p>
           <w:p>
             <w:pPr>
               <w:spacing w:after="0"/>
@@ -3568,7 +2925,7 @@
                 <w:sz w:val="20"/>
                 <w:szCs w:val="20"/>
               </w:rPr>
-              <w:t xml:space="preserve">Say: And that is why he sees his own words first. If we hear him wrong, he says so, and it changes what he gets coached on.</w:t>
+              <w:t xml:space="preserve">Say: We do not assume it. Every verdict a manager gives is scored against what the model said, per dimension, and the agreement rate is on the card. It reads one hundred percent on service recovery over five checks, and five checks is not a result, it is five checks. We would rather show you a number that is not ready than not measure it.</w:t>
             </w:r>
           </w:p>
         </w:tc>
@@ -3618,7 +2975,7 @@
                 <w:sz w:val="18"/>
                 <w:szCs w:val="18"/>
               </w:rPr>
-              <w:t xml:space="preserve">PROBLEM  </w:t>
+              <w:t xml:space="preserve">ASKED  </w:t>
             </w:r>
             <w:r>
               <w:rPr>
@@ -3627,7 +2984,7 @@
                 <w:sz w:val="19"/>
                 <w:szCs w:val="19"/>
               </w:rPr>
-              <w:t xml:space="preserve">"Log this" hangs past fifteen seconds.</w:t>
+              <w:t xml:space="preserve">What stops this becoming staff surveillance?</w:t>
             </w:r>
           </w:p>
         </w:tc>
@@ -3656,7 +3013,7 @@
                 <w:sz w:val="24"/>
                 <w:szCs w:val="24"/>
               </w:rPr>
-              <w:t xml:space="preserve">Go straight to Transfer gap. It already shows the gap from the fifty observations before this one.</w:t>
+              <w:t xml:space="preserve">It is written on the team insights screen: 5 patterns hidden, group smaller than 5 staff, so they can't be shown without identifying someone.</w:t>
             </w:r>
           </w:p>
           <w:p>
@@ -3674,7 +3031,7 @@
                 <w:sz w:val="20"/>
                 <w:szCs w:val="20"/>
               </w:rPr>
-              <w:t xml:space="preserve">Say: It has logged fifty of these already. Here is what they add up to.</w:t>
+              <w:t xml:space="preserve">Say: Patterns only appear once at least five people share them. Below that it refuses to show you anything, because at four people you are not looking at a pattern, you are looking at a person.</w:t>
             </w:r>
           </w:p>
         </w:tc>
@@ -3724,7 +3081,7 @@
                 <w:sz w:val="18"/>
                 <w:szCs w:val="18"/>
               </w:rPr>
-              <w:t xml:space="preserve">PROBLEM  </w:t>
+              <w:t xml:space="preserve">ASKED  </w:t>
             </w:r>
             <w:r>
               <w:rPr>
@@ -3733,7 +3090,7 @@
                 <w:sz w:val="19"/>
                 <w:szCs w:val="19"/>
               </w:rPr>
-              <w:t xml:space="preserve">The site is down, or the wifi has gone.</w:t>
+              <w:t xml:space="preserve">Why is there no sound?</w:t>
             </w:r>
           </w:p>
         </w:tc>
@@ -3747,24 +3104,6 @@
               <w:right w:type="dxa" w:w="140"/>
             </w:tcMar>
           </w:tcPr>
-          <w:p>
-            <w:pPr>
-              <w:spacing w:after="140"/>
-            </w:pPr>
-            <w:r>
-              <w:rPr>
-                <w:rFonts w:ascii="Calibri" w:cs="Calibri" w:eastAsia="Calibri" w:hAnsi="Calibri"/>
-                <w:b w:val="false"/>
-                <w:bCs w:val="false"/>
-                <w:i w:val="false"/>
-                <w:iCs w:val="false"/>
-                <w:color w:val="1A2233"/>
-                <w:sz w:val="24"/>
-                <w:szCs w:val="24"/>
-              </w:rPr>
-              <w:t xml:space="preserve">Play demo-video/coaching-engine-demo.mp4 from the laptop. It is silent. Narrate it with this same sheet. You can pause it to take a question.</w:t>
-            </w:r>
-          </w:p>
           <w:p>
             <w:pPr>
               <w:spacing w:after="0"/>
@@ -3780,571 +3119,7 @@
                 <w:sz w:val="20"/>
                 <w:szCs w:val="20"/>
               </w:rPr>
-              <w:t xml:space="preserve">Say: I am going to play this from the laptop, because I do not trust conference wifi and neither should you.</w:t>
-            </w:r>
-          </w:p>
-        </w:tc>
-      </w:tr>
-    </w:tbl>
-    <w:tbl>
-      <w:tblPr>
-        <w:tblW w:type="dxa" w:w="9638"/>
-        <w:tblBorders>
-          <w:top w:val="none" w:color="FFFFFF" w:sz="0"/>
-          <w:left w:val="none" w:color="FFFFFF" w:sz="0"/>
-          <w:bottom w:val="single" w:color="D7DBE2" w:sz="4"/>
-          <w:right w:val="none" w:color="FFFFFF" w:sz="0"/>
-          <w:insideH w:val="none" w:color="FFFFFF" w:sz="0"/>
-          <w:insideV w:val="none" w:color="FFFFFF" w:sz="0"/>
-        </w:tblBorders>
-      </w:tblPr>
-      <w:tblGrid>
-        <w:gridCol w:w="3300"/>
-        <w:gridCol w:w="6338"/>
-      </w:tblGrid>
-      <w:tr>
-        <w:trPr>
-          <w:cantSplit/>
-        </w:trPr>
-        <w:tc>
-          <w:tcPr>
-            <w:tcW w:type="dxa" w:w="3300"/>
-            <w:tcMar>
-              <w:top w:type="dxa" w:w="160"/>
-              <w:left w:type="dxa" w:w="140"/>
-              <w:bottom w:type="dxa" w:w="160"/>
-              <w:right w:type="dxa" w:w="200"/>
-            </w:tcMar>
-          </w:tcPr>
-          <w:p>
-            <w:pPr>
-              <w:spacing w:after="0"/>
-            </w:pPr>
-            <w:r>
-              <w:rPr>
-                <w:rFonts w:ascii="Calibri" w:cs="Calibri" w:eastAsia="Calibri" w:hAnsi="Calibri"/>
-                <w:b/>
-                <w:bCs/>
-                <w:caps/>
-                <w:color w:val="5A6472"/>
-                <w:sz w:val="18"/>
-                <w:szCs w:val="18"/>
-              </w:rPr>
-              <w:t xml:space="preserve">PROBLEM  </w:t>
-            </w:r>
-            <w:r>
-              <w:rPr>
-                <w:rFonts w:ascii="Calibri" w:cs="Calibri" w:eastAsia="Calibri" w:hAnsi="Calibri"/>
-                <w:color w:val="1A2233"/>
-                <w:sz w:val="19"/>
-                <w:szCs w:val="19"/>
-              </w:rPr>
-              <w:t xml:space="preserve">A judge asks about staff whose English is weak.</w:t>
-            </w:r>
-          </w:p>
-        </w:tc>
-        <w:tc>
-          <w:tcPr>
-            <w:tcW w:type="dxa" w:w="6338"/>
-            <w:tcMar>
-              <w:top w:type="dxa" w:w="160"/>
-              <w:left w:type="dxa" w:w="140"/>
-              <w:bottom w:type="dxa" w:w="160"/>
-              <w:right w:type="dxa" w:w="140"/>
-            </w:tcMar>
-          </w:tcPr>
-          <w:p>
-            <w:pPr>
-              <w:spacing w:after="0"/>
-            </w:pPr>
-            <w:r>
-              <w:rPr>
-                <w:rFonts w:ascii="Calibri" w:cs="Calibri" w:eastAsia="Calibri" w:hAnsi="Calibri"/>
-                <w:b w:val="false"/>
-                <w:bCs w:val="false"/>
-                <w:i/>
-                <w:iCs/>
-                <w:color w:val="5A6472"/>
-                <w:sz w:val="20"/>
-                <w:szCs w:val="20"/>
-              </w:rPr>
-              <w:t xml:space="preserve">Say: He can do all of that in his own language. We built a dialect layer on top of translation, because guagua is a bus in Havana and a baby in Lima, and scoring somebody on a sentence they did not say is worse than not scoring them at all. It is live, I just did not want to spend your two minutes on it.</w:t>
-            </w:r>
-          </w:p>
-        </w:tc>
-      </w:tr>
-    </w:tbl>
-    <w:tbl>
-      <w:tblPr>
-        <w:tblW w:type="dxa" w:w="9638"/>
-        <w:tblBorders>
-          <w:top w:val="none" w:color="FFFFFF" w:sz="0"/>
-          <w:left w:val="none" w:color="FFFFFF" w:sz="0"/>
-          <w:bottom w:val="single" w:color="D7DBE2" w:sz="4"/>
-          <w:right w:val="none" w:color="FFFFFF" w:sz="0"/>
-          <w:insideH w:val="none" w:color="FFFFFF" w:sz="0"/>
-          <w:insideV w:val="none" w:color="FFFFFF" w:sz="0"/>
-        </w:tblBorders>
-      </w:tblPr>
-      <w:tblGrid>
-        <w:gridCol w:w="3300"/>
-        <w:gridCol w:w="6338"/>
-      </w:tblGrid>
-      <w:tr>
-        <w:trPr>
-          <w:cantSplit/>
-        </w:trPr>
-        <w:tc>
-          <w:tcPr>
-            <w:tcW w:type="dxa" w:w="3300"/>
-            <w:tcMar>
-              <w:top w:type="dxa" w:w="160"/>
-              <w:left w:type="dxa" w:w="140"/>
-              <w:bottom w:type="dxa" w:w="160"/>
-              <w:right w:type="dxa" w:w="200"/>
-            </w:tcMar>
-          </w:tcPr>
-          <w:p>
-            <w:pPr>
-              <w:spacing w:after="0"/>
-            </w:pPr>
-            <w:r>
-              <w:rPr>
-                <w:rFonts w:ascii="Calibri" w:cs="Calibri" w:eastAsia="Calibri" w:hAnsi="Calibri"/>
-                <w:b/>
-                <w:bCs/>
-                <w:caps/>
-                <w:color w:val="5A6472"/>
-                <w:sz w:val="18"/>
-                <w:szCs w:val="18"/>
-              </w:rPr>
-              <w:t xml:space="preserve">PROBLEM  </w:t>
-            </w:r>
-            <w:r>
-              <w:rPr>
-                <w:rFonts w:ascii="Calibri" w:cs="Calibri" w:eastAsia="Calibri" w:hAnsi="Calibri"/>
-                <w:color w:val="1A2233"/>
-                <w:sz w:val="19"/>
-                <w:szCs w:val="19"/>
-              </w:rPr>
-              <w:t xml:space="preserve">A judge asks you to actually press one.</w:t>
-            </w:r>
-          </w:p>
-        </w:tc>
-        <w:tc>
-          <w:tcPr>
-            <w:tcW w:type="dxa" w:w="6338"/>
-            <w:tcMar>
-              <w:top w:type="dxa" w:w="160"/>
-              <w:left w:type="dxa" w:w="140"/>
-              <w:bottom w:type="dxa" w:w="160"/>
-              <w:right w:type="dxa" w:w="140"/>
-            </w:tcMar>
-          </w:tcPr>
-          <w:p>
-            <w:pPr>
-              <w:spacing w:after="140"/>
-            </w:pPr>
-            <w:r>
-              <w:rPr>
-                <w:rFonts w:ascii="Calibri" w:cs="Calibri" w:eastAsia="Calibri" w:hAnsi="Calibri"/>
-                <w:b w:val="false"/>
-                <w:bCs w:val="false"/>
-                <w:i w:val="false"/>
-                <w:iCs w:val="false"/>
-                <w:color w:val="1A2233"/>
-                <w:sz w:val="24"/>
-                <w:szCs w:val="24"/>
-              </w:rPr>
-              <w:t xml:space="preserve">Press Confirm, not Correct or Reject. It is a one way door, so only do it if asked.</w:t>
-            </w:r>
-          </w:p>
-          <w:p>
-            <w:pPr>
-              <w:spacing w:after="0"/>
-            </w:pPr>
-            <w:r>
-              <w:rPr>
-                <w:rFonts w:ascii="Calibri" w:cs="Calibri" w:eastAsia="Calibri" w:hAnsi="Calibri"/>
-                <w:b w:val="false"/>
-                <w:bCs w:val="false"/>
-                <w:i/>
-                <w:iCs/>
-                <w:color w:val="5A6472"/>
-                <w:sz w:val="20"/>
-                <w:szCs w:val="20"/>
-              </w:rPr>
-              <w:t xml:space="preserve">Say: Confirmed. And that verdict is now evidence about us, not about Diego. Every decision a manager makes is scored against what our model said, dimension by dimension. A rejection counts for more than a confirmation, not less. If we start drifting away from her judgement, the product says so on its own face.</w:t>
-            </w:r>
-          </w:p>
-        </w:tc>
-      </w:tr>
-    </w:tbl>
-    <w:tbl>
-      <w:tblPr>
-        <w:tblW w:type="dxa" w:w="9638"/>
-        <w:tblBorders>
-          <w:top w:val="none" w:color="FFFFFF" w:sz="0"/>
-          <w:left w:val="none" w:color="FFFFFF" w:sz="0"/>
-          <w:bottom w:val="single" w:color="D7DBE2" w:sz="4"/>
-          <w:right w:val="none" w:color="FFFFFF" w:sz="0"/>
-          <w:insideH w:val="none" w:color="FFFFFF" w:sz="0"/>
-          <w:insideV w:val="none" w:color="FFFFFF" w:sz="0"/>
-        </w:tblBorders>
-      </w:tblPr>
-      <w:tblGrid>
-        <w:gridCol w:w="3300"/>
-        <w:gridCol w:w="6338"/>
-      </w:tblGrid>
-      <w:tr>
-        <w:trPr>
-          <w:cantSplit/>
-        </w:trPr>
-        <w:tc>
-          <w:tcPr>
-            <w:tcW w:type="dxa" w:w="3300"/>
-            <w:tcMar>
-              <w:top w:type="dxa" w:w="160"/>
-              <w:left w:type="dxa" w:w="140"/>
-              <w:bottom w:type="dxa" w:w="160"/>
-              <w:right w:type="dxa" w:w="200"/>
-            </w:tcMar>
-          </w:tcPr>
-          <w:p>
-            <w:pPr>
-              <w:spacing w:after="0"/>
-            </w:pPr>
-            <w:r>
-              <w:rPr>
-                <w:rFonts w:ascii="Calibri" w:cs="Calibri" w:eastAsia="Calibri" w:hAnsi="Calibri"/>
-                <w:b/>
-                <w:bCs/>
-                <w:caps/>
-                <w:color w:val="5A6472"/>
-                <w:sz w:val="18"/>
-                <w:szCs w:val="18"/>
-              </w:rPr>
-              <w:t xml:space="preserve">PROBLEM  </w:t>
-            </w:r>
-            <w:r>
-              <w:rPr>
-                <w:rFonts w:ascii="Calibri" w:cs="Calibri" w:eastAsia="Calibri" w:hAnsi="Calibri"/>
-                <w:color w:val="1A2233"/>
-                <w:sz w:val="19"/>
-                <w:szCs w:val="19"/>
-              </w:rPr>
-              <w:t xml:space="preserve">A judge spots the 100% agreement line on the verify card.</w:t>
-            </w:r>
-          </w:p>
-        </w:tc>
-        <w:tc>
-          <w:tcPr>
-            <w:tcW w:type="dxa" w:w="6338"/>
-            <w:tcMar>
-              <w:top w:type="dxa" w:w="160"/>
-              <w:left w:type="dxa" w:w="140"/>
-              <w:bottom w:type="dxa" w:w="160"/>
-              <w:right w:type="dxa" w:w="140"/>
-            </w:tcMar>
-          </w:tcPr>
-          <w:p>
-            <w:pPr>
-              <w:spacing w:after="0"/>
-            </w:pPr>
-            <w:r>
-              <w:rPr>
-                <w:rFonts w:ascii="Calibri" w:cs="Calibri" w:eastAsia="Calibri" w:hAnsi="Calibri"/>
-                <w:b w:val="false"/>
-                <w:bCs w:val="false"/>
-                <w:i/>
-                <w:iCs/>
-                <w:color w:val="5A6472"/>
-                <w:sz w:val="20"/>
-                <w:szCs w:val="20"/>
-              </w:rPr>
-              <w:t xml:space="preserve">Say: Three checks. That number means nothing yet and we are not going to pretend it does. What matters is that it is there: every verdict a manager gives is scored against what the model said, and when agreement is low the product says so on its own face and routes to a human first. We would rather show you a number that is not ready than not measure it.</w:t>
-            </w:r>
-          </w:p>
-        </w:tc>
-      </w:tr>
-    </w:tbl>
-    <w:tbl>
-      <w:tblPr>
-        <w:tblW w:type="dxa" w:w="9638"/>
-        <w:tblBorders>
-          <w:top w:val="none" w:color="FFFFFF" w:sz="0"/>
-          <w:left w:val="none" w:color="FFFFFF" w:sz="0"/>
-          <w:bottom w:val="single" w:color="D7DBE2" w:sz="4"/>
-          <w:right w:val="none" w:color="FFFFFF" w:sz="0"/>
-          <w:insideH w:val="none" w:color="FFFFFF" w:sz="0"/>
-          <w:insideV w:val="none" w:color="FFFFFF" w:sz="0"/>
-        </w:tblBorders>
-      </w:tblPr>
-      <w:tblGrid>
-        <w:gridCol w:w="3300"/>
-        <w:gridCol w:w="6338"/>
-      </w:tblGrid>
-      <w:tr>
-        <w:trPr>
-          <w:cantSplit/>
-        </w:trPr>
-        <w:tc>
-          <w:tcPr>
-            <w:tcW w:type="dxa" w:w="3300"/>
-            <w:tcMar>
-              <w:top w:type="dxa" w:w="160"/>
-              <w:left w:type="dxa" w:w="140"/>
-              <w:bottom w:type="dxa" w:w="160"/>
-              <w:right w:type="dxa" w:w="200"/>
-            </w:tcMar>
-          </w:tcPr>
-          <w:p>
-            <w:pPr>
-              <w:spacing w:after="0"/>
-            </w:pPr>
-            <w:r>
-              <w:rPr>
-                <w:rFonts w:ascii="Calibri" w:cs="Calibri" w:eastAsia="Calibri" w:hAnsi="Calibri"/>
-                <w:b/>
-                <w:bCs/>
-                <w:caps/>
-                <w:color w:val="5A6472"/>
-                <w:sz w:val="18"/>
-                <w:szCs w:val="18"/>
-              </w:rPr>
-              <w:t xml:space="preserve">PROBLEM  </w:t>
-            </w:r>
-            <w:r>
-              <w:rPr>
-                <w:rFonts w:ascii="Calibri" w:cs="Calibri" w:eastAsia="Calibri" w:hAnsi="Calibri"/>
-                <w:color w:val="1A2233"/>
-                <w:sz w:val="19"/>
-                <w:szCs w:val="19"/>
-              </w:rPr>
-              <w:t xml:space="preserve">A judge asks whether it ever says anything except do not train.</w:t>
-            </w:r>
-          </w:p>
-        </w:tc>
-        <w:tc>
-          <w:tcPr>
-            <w:tcW w:type="dxa" w:w="6338"/>
-            <w:tcMar>
-              <w:top w:type="dxa" w:w="160"/>
-              <w:left w:type="dxa" w:w="140"/>
-              <w:bottom w:type="dxa" w:w="160"/>
-              <w:right w:type="dxa" w:w="140"/>
-            </w:tcMar>
-          </w:tcPr>
-          <w:p>
-            <w:pPr>
-              <w:spacing w:after="140"/>
-            </w:pPr>
-            <w:r>
-              <w:rPr>
-                <w:rFonts w:ascii="Calibri" w:cs="Calibri" w:eastAsia="Calibri" w:hAnsi="Calibri"/>
-                <w:b w:val="false"/>
-                <w:bCs w:val="false"/>
-                <w:i w:val="false"/>
-                <w:iCs w:val="false"/>
-                <w:color w:val="1A2233"/>
-                <w:sz w:val="24"/>
-                <w:szCs w:val="24"/>
-              </w:rPr>
-              <w:t xml:space="preserve">Point at Tomas, three rows down the queue: excels in real situations but struggles with simulations.</w:t>
-            </w:r>
-          </w:p>
-          <w:p>
-            <w:pPr>
-              <w:spacing w:after="0"/>
-            </w:pPr>
-            <w:r>
-              <w:rPr>
-                <w:rFonts w:ascii="Calibri" w:cs="Calibri" w:eastAsia="Calibri" w:hAnsi="Calibri"/>
-                <w:b w:val="false"/>
-                <w:bCs w:val="false"/>
-                <w:i/>
-                <w:iCs/>
-                <w:color w:val="5A6472"/>
-                <w:sz w:val="20"/>
-                <w:szCs w:val="20"/>
-              </w:rPr>
-              <w:t xml:space="preserve">Say: That is the opposite corner. He is fine on the floor and poor in practice, so the measurement is what is wrong, not the person. We do not send him training either, we recalibrate. Four quadrants, and only one of them is book a course.</w:t>
-            </w:r>
-          </w:p>
-        </w:tc>
-      </w:tr>
-    </w:tbl>
-    <w:tbl>
-      <w:tblPr>
-        <w:tblW w:type="dxa" w:w="9638"/>
-        <w:tblBorders>
-          <w:top w:val="none" w:color="FFFFFF" w:sz="0"/>
-          <w:left w:val="none" w:color="FFFFFF" w:sz="0"/>
-          <w:bottom w:val="single" w:color="D7DBE2" w:sz="4"/>
-          <w:right w:val="none" w:color="FFFFFF" w:sz="0"/>
-          <w:insideH w:val="none" w:color="FFFFFF" w:sz="0"/>
-          <w:insideV w:val="none" w:color="FFFFFF" w:sz="0"/>
-        </w:tblBorders>
-      </w:tblPr>
-      <w:tblGrid>
-        <w:gridCol w:w="3300"/>
-        <w:gridCol w:w="6338"/>
-      </w:tblGrid>
-      <w:tr>
-        <w:trPr>
-          <w:cantSplit/>
-        </w:trPr>
-        <w:tc>
-          <w:tcPr>
-            <w:tcW w:type="dxa" w:w="3300"/>
-            <w:tcMar>
-              <w:top w:type="dxa" w:w="160"/>
-              <w:left w:type="dxa" w:w="140"/>
-              <w:bottom w:type="dxa" w:w="160"/>
-              <w:right w:type="dxa" w:w="200"/>
-            </w:tcMar>
-          </w:tcPr>
-          <w:p>
-            <w:pPr>
-              <w:spacing w:after="0"/>
-            </w:pPr>
-            <w:r>
-              <w:rPr>
-                <w:rFonts w:ascii="Calibri" w:cs="Calibri" w:eastAsia="Calibri" w:hAnsi="Calibri"/>
-                <w:b/>
-                <w:bCs/>
-                <w:caps/>
-                <w:color w:val="5A6472"/>
-                <w:sz w:val="18"/>
-                <w:szCs w:val="18"/>
-              </w:rPr>
-              <w:t xml:space="preserve">PROBLEM  </w:t>
-            </w:r>
-            <w:r>
-              <w:rPr>
-                <w:rFonts w:ascii="Calibri" w:cs="Calibri" w:eastAsia="Calibri" w:hAnsi="Calibri"/>
-                <w:color w:val="1A2233"/>
-                <w:sz w:val="19"/>
-                <w:szCs w:val="19"/>
-              </w:rPr>
-              <w:t xml:space="preserve">A judge says he cannot do it in practice either, so train him.</w:t>
-            </w:r>
-          </w:p>
-        </w:tc>
-        <w:tc>
-          <w:tcPr>
-            <w:tcW w:type="dxa" w:w="6338"/>
-            <w:tcMar>
-              <w:top w:type="dxa" w:w="160"/>
-              <w:left w:type="dxa" w:w="140"/>
-              <w:bottom w:type="dxa" w:w="160"/>
-              <w:right w:type="dxa" w:w="140"/>
-            </w:tcMar>
-          </w:tcPr>
-          <w:p>
-            <w:pPr>
-              <w:spacing w:after="0"/>
-            </w:pPr>
-            <w:r>
-              <w:rPr>
-                <w:rFonts w:ascii="Calibri" w:cs="Calibri" w:eastAsia="Calibri" w:hAnsi="Calibri"/>
-                <w:b w:val="false"/>
-                <w:bCs w:val="false"/>
-                <w:i/>
-                <w:iCs/>
-                <w:color w:val="5A6472"/>
-                <w:sz w:val="20"/>
-                <w:szCs w:val="20"/>
-              </w:rPr>
-              <w:t xml:space="preserve">Say: In practice he scores four point eight out of five. That note is the difference between a four and a five, not between competent and not. On the floor the same man scores one point four. A training course closes a gap of nought point two. It does nothing to a gap of three. And look at what is missing in both: only the offer. Not the empathy, not the composure, not the procedure. Only the one thing that needs somebody's permission.</w:t>
-            </w:r>
-          </w:p>
-        </w:tc>
-      </w:tr>
-    </w:tbl>
-    <w:tbl>
-      <w:tblPr>
-        <w:tblW w:type="dxa" w:w="9638"/>
-        <w:tblBorders>
-          <w:top w:val="none" w:color="FFFFFF" w:sz="0"/>
-          <w:left w:val="none" w:color="FFFFFF" w:sz="0"/>
-          <w:bottom w:val="single" w:color="D7DBE2" w:sz="4"/>
-          <w:right w:val="none" w:color="FFFFFF" w:sz="0"/>
-          <w:insideH w:val="none" w:color="FFFFFF" w:sz="0"/>
-          <w:insideV w:val="none" w:color="FFFFFF" w:sz="0"/>
-        </w:tblBorders>
-      </w:tblPr>
-      <w:tblGrid>
-        <w:gridCol w:w="3300"/>
-        <w:gridCol w:w="6338"/>
-      </w:tblGrid>
-      <w:tr>
-        <w:trPr>
-          <w:cantSplit/>
-        </w:trPr>
-        <w:tc>
-          <w:tcPr>
-            <w:tcW w:type="dxa" w:w="3300"/>
-            <w:tcMar>
-              <w:top w:type="dxa" w:w="160"/>
-              <w:left w:type="dxa" w:w="140"/>
-              <w:bottom w:type="dxa" w:w="160"/>
-              <w:right w:type="dxa" w:w="200"/>
-            </w:tcMar>
-          </w:tcPr>
-          <w:p>
-            <w:pPr>
-              <w:spacing w:after="0"/>
-            </w:pPr>
-            <w:r>
-              <w:rPr>
-                <w:rFonts w:ascii="Calibri" w:cs="Calibri" w:eastAsia="Calibri" w:hAnsi="Calibri"/>
-                <w:b/>
-                <w:bCs/>
-                <w:caps/>
-                <w:color w:val="5A6472"/>
-                <w:sz w:val="18"/>
-                <w:szCs w:val="18"/>
-              </w:rPr>
-              <w:t xml:space="preserve">PROBLEM  </w:t>
-            </w:r>
-            <w:r>
-              <w:rPr>
-                <w:rFonts w:ascii="Calibri" w:cs="Calibri" w:eastAsia="Calibri" w:hAnsi="Calibri"/>
-                <w:color w:val="1A2233"/>
-                <w:sz w:val="19"/>
-                <w:szCs w:val="19"/>
-              </w:rPr>
-              <w:t xml:space="preserve">A judge asks why the guest has no voice.</w:t>
-            </w:r>
-          </w:p>
-        </w:tc>
-        <w:tc>
-          <w:tcPr>
-            <w:tcW w:type="dxa" w:w="6338"/>
-            <w:tcMar>
-              <w:top w:type="dxa" w:w="160"/>
-              <w:left w:type="dxa" w:w="140"/>
-              <w:bottom w:type="dxa" w:w="160"/>
-              <w:right w:type="dxa" w:w="140"/>
-            </w:tcMar>
-          </w:tcPr>
-          <w:p>
-            <w:pPr>
-              <w:spacing w:after="0"/>
-            </w:pPr>
-            <w:r>
-              <w:rPr>
-                <w:rFonts w:ascii="Calibri" w:cs="Calibri" w:eastAsia="Calibri" w:hAnsi="Calibri"/>
-                <w:b w:val="false"/>
-                <w:bCs w:val="false"/>
-                <w:i/>
-                <w:iCs/>
-                <w:color w:val="5A6472"/>
-                <w:sz w:val="20"/>
-                <w:szCs w:val="20"/>
-              </w:rPr>
-              <w:t xml:space="preserve">Say: It speaks, using ElevenLabs. We turned it off for this demo because we are on a free tier and would rather spend the last of it on you than on us.</w:t>
+              <w:t xml:space="preserve">Say: Because I would rather talk to you than play you a voiceover.</w:t>
             </w:r>
           </w:p>
         </w:tc>
@@ -4353,8 +3128,7 @@
     <w:p>
       <w:pPr>
         <w:keepNext/>
-        <w:pageBreakBefore/>
-        <w:spacing w:after="160" w:before="0"/>
+        <w:spacing w:after="160" w:before="360"/>
       </w:pPr>
       <w:r>
         <w:rPr>
@@ -4365,488 +3139,94 @@
           <w:sz w:val="28"/>
           <w:szCs w:val="28"/>
         </w:rPr>
-        <w:t xml:space="preserve">The shape of it</w:t>
+        <w:t xml:space="preserve">If you are running short</w:t>
       </w:r>
     </w:p>
-    <w:tbl>
-      <w:tblPr>
-        <w:tblW w:type="dxa" w:w="9638"/>
-        <w:tblBorders>
-          <w:top w:val="none" w:color="FFFFFF" w:sz="0"/>
-          <w:left w:val="none" w:color="FFFFFF" w:sz="0"/>
-          <w:bottom w:val="none" w:color="FFFFFF" w:sz="0"/>
-          <w:right w:val="none" w:color="FFFFFF" w:sz="0"/>
-          <w:insideH w:val="single" w:color="D7DBE2" w:sz="4"/>
-          <w:insideV w:val="none" w:color="FFFFFF" w:sz="0"/>
-        </w:tblBorders>
-      </w:tblPr>
-      <w:tblGrid>
-        <w:gridCol w:w="5200"/>
-        <w:gridCol w:w="4438"/>
-      </w:tblGrid>
-      <w:tr>
-        <w:tc>
-          <w:tcPr>
-            <w:tcW w:type="dxa" w:w="5200"/>
-            <w:tcMar>
-              <w:top w:type="dxa" w:w="100"/>
-              <w:left w:type="dxa" w:w="140"/>
-              <w:bottom w:type="dxa" w:w="100"/>
-              <w:right w:type="dxa" w:w="140"/>
-            </w:tcMar>
-          </w:tcPr>
-          <w:p>
-            <w:pPr>
-              <w:jc w:val="left"/>
-            </w:pPr>
-            <w:r>
-              <w:rPr>
-                <w:rFonts w:ascii="Calibri" w:cs="Calibri" w:eastAsia="Calibri" w:hAnsi="Calibri"/>
-                <w:b w:val="false"/>
-                <w:bCs w:val="false"/>
-                <w:color w:val="1A2233"/>
-                <w:sz w:val="20"/>
-                <w:szCs w:val="20"/>
-              </w:rPr>
-              <w:t xml:space="preserve">Landing page, the story</w:t>
-            </w:r>
-          </w:p>
-        </w:tc>
-        <w:tc>
-          <w:tcPr>
-            <w:tcW w:type="dxa" w:w="4438"/>
-            <w:tcMar>
-              <w:top w:type="dxa" w:w="100"/>
-              <w:left w:type="dxa" w:w="140"/>
-              <w:bottom w:type="dxa" w:w="100"/>
-              <w:right w:type="dxa" w:w="140"/>
-            </w:tcMar>
-          </w:tcPr>
-          <w:p>
-            <w:pPr>
-              <w:jc w:val="right"/>
-            </w:pPr>
-            <w:r>
-              <w:rPr>
-                <w:rFonts w:ascii="Calibri" w:cs="Calibri" w:eastAsia="Calibri" w:hAnsi="Calibri"/>
-                <w:b w:val="false"/>
-                <w:bCs w:val="false"/>
-                <w:color w:val="1A2233"/>
-                <w:sz w:val="20"/>
-                <w:szCs w:val="20"/>
-              </w:rPr>
-              <w:t xml:space="preserve">0:08</w:t>
-            </w:r>
-          </w:p>
-        </w:tc>
-      </w:tr>
-      <w:tr>
-        <w:tc>
-          <w:tcPr>
-            <w:tcW w:type="dxa" w:w="5200"/>
-            <w:tcMar>
-              <w:top w:type="dxa" w:w="100"/>
-              <w:left w:type="dxa" w:w="140"/>
-              <w:bottom w:type="dxa" w:w="100"/>
-              <w:right w:type="dxa" w:w="140"/>
-            </w:tcMar>
-          </w:tcPr>
-          <w:p>
-            <w:pPr>
-              <w:jc w:val="left"/>
-            </w:pPr>
-            <w:r>
-              <w:rPr>
-                <w:rFonts w:ascii="Calibri" w:cs="Calibri" w:eastAsia="Calibri" w:hAnsi="Calibri"/>
-                <w:b w:val="false"/>
-                <w:bCs w:val="false"/>
-                <w:color w:val="1A2233"/>
-                <w:sz w:val="20"/>
-                <w:szCs w:val="20"/>
-              </w:rPr>
-              <w:t xml:space="preserve">Diego's practice, and the offer he never makes</w:t>
-            </w:r>
-          </w:p>
-        </w:tc>
-        <w:tc>
-          <w:tcPr>
-            <w:tcW w:type="dxa" w:w="4438"/>
-            <w:tcMar>
-              <w:top w:type="dxa" w:w="100"/>
-              <w:left w:type="dxa" w:w="140"/>
-              <w:bottom w:type="dxa" w:w="100"/>
-              <w:right w:type="dxa" w:w="140"/>
-            </w:tcMar>
-          </w:tcPr>
-          <w:p>
-            <w:pPr>
-              <w:jc w:val="right"/>
-            </w:pPr>
-            <w:r>
-              <w:rPr>
-                <w:rFonts w:ascii="Calibri" w:cs="Calibri" w:eastAsia="Calibri" w:hAnsi="Calibri"/>
-                <w:b w:val="false"/>
-                <w:bCs w:val="false"/>
-                <w:color w:val="1A2233"/>
-                <w:sz w:val="20"/>
-                <w:szCs w:val="20"/>
-              </w:rPr>
-              <w:t xml:space="preserve">0:15</w:t>
-            </w:r>
-          </w:p>
-        </w:tc>
-      </w:tr>
-      <w:tr>
-        <w:tc>
-          <w:tcPr>
-            <w:tcW w:type="dxa" w:w="5200"/>
-            <w:tcMar>
-              <w:top w:type="dxa" w:w="100"/>
-              <w:left w:type="dxa" w:w="140"/>
-              <w:bottom w:type="dxa" w:w="100"/>
-              <w:right w:type="dxa" w:w="140"/>
-            </w:tcMar>
-          </w:tcPr>
-          <w:p>
-            <w:pPr>
-              <w:jc w:val="left"/>
-            </w:pPr>
-            <w:r>
-              <w:rPr>
-                <w:rFonts w:ascii="Calibri" w:cs="Calibri" w:eastAsia="Calibri" w:hAnsi="Calibri"/>
-                <w:b w:val="false"/>
-                <w:bCs w:val="false"/>
-                <w:color w:val="1A2233"/>
-                <w:sz w:val="20"/>
-                <w:szCs w:val="20"/>
-              </w:rPr>
-              <w:t xml:space="preserve">Diego's shift, his words and his hotel's standard</w:t>
-            </w:r>
-          </w:p>
-        </w:tc>
-        <w:tc>
-          <w:tcPr>
-            <w:tcW w:type="dxa" w:w="4438"/>
-            <w:tcMar>
-              <w:top w:type="dxa" w:w="100"/>
-              <w:left w:type="dxa" w:w="140"/>
-              <w:bottom w:type="dxa" w:w="100"/>
-              <w:right w:type="dxa" w:w="140"/>
-            </w:tcMar>
-          </w:tcPr>
-          <w:p>
-            <w:pPr>
-              <w:jc w:val="right"/>
-            </w:pPr>
-            <w:r>
-              <w:rPr>
-                <w:rFonts w:ascii="Calibri" w:cs="Calibri" w:eastAsia="Calibri" w:hAnsi="Calibri"/>
-                <w:b w:val="false"/>
-                <w:bCs w:val="false"/>
-                <w:color w:val="1A2233"/>
-                <w:sz w:val="20"/>
-                <w:szCs w:val="20"/>
-              </w:rPr>
-              <w:t xml:space="preserve">0:32</w:t>
-            </w:r>
-          </w:p>
-        </w:tc>
-      </w:tr>
-      <w:tr>
-        <w:tc>
-          <w:tcPr>
-            <w:tcW w:type="dxa" w:w="5200"/>
-            <w:tcMar>
-              <w:top w:type="dxa" w:w="100"/>
-              <w:left w:type="dxa" w:w="140"/>
-              <w:bottom w:type="dxa" w:w="100"/>
-              <w:right w:type="dxa" w:w="140"/>
-            </w:tcMar>
-          </w:tcPr>
-          <w:p>
-            <w:pPr>
-              <w:jc w:val="left"/>
-            </w:pPr>
-            <w:r>
-              <w:rPr>
-                <w:rFonts w:ascii="Calibri" w:cs="Calibri" w:eastAsia="Calibri" w:hAnsi="Calibri"/>
-                <w:b w:val="false"/>
-                <w:bCs w:val="false"/>
-                <w:color w:val="1A2233"/>
-                <w:sz w:val="20"/>
-                <w:szCs w:val="20"/>
-              </w:rPr>
-              <w:t xml:space="preserve">Marta, what she saw, and "there it is again"</w:t>
-            </w:r>
-          </w:p>
-        </w:tc>
-        <w:tc>
-          <w:tcPr>
-            <w:tcW w:type="dxa" w:w="4438"/>
-            <w:tcMar>
-              <w:top w:type="dxa" w:w="100"/>
-              <w:left w:type="dxa" w:w="140"/>
-              <w:bottom w:type="dxa" w:w="100"/>
-              <w:right w:type="dxa" w:w="140"/>
-            </w:tcMar>
-          </w:tcPr>
-          <w:p>
-            <w:pPr>
-              <w:jc w:val="right"/>
-            </w:pPr>
-            <w:r>
-              <w:rPr>
-                <w:rFonts w:ascii="Calibri" w:cs="Calibri" w:eastAsia="Calibri" w:hAnsi="Calibri"/>
-                <w:b w:val="false"/>
-                <w:bCs w:val="false"/>
-                <w:color w:val="1A2233"/>
-                <w:sz w:val="20"/>
-                <w:szCs w:val="20"/>
-              </w:rPr>
-              <w:t xml:space="preserve">0:32</w:t>
-            </w:r>
-          </w:p>
-        </w:tc>
-      </w:tr>
-      <w:tr>
-        <w:tc>
-          <w:tcPr>
-            <w:tcW w:type="dxa" w:w="5200"/>
-            <w:tcMar>
-              <w:top w:type="dxa" w:w="100"/>
-              <w:left w:type="dxa" w:w="140"/>
-              <w:bottom w:type="dxa" w:w="100"/>
-              <w:right w:type="dxa" w:w="140"/>
-            </w:tcMar>
-          </w:tcPr>
-          <w:p>
-            <w:pPr>
-              <w:jc w:val="left"/>
-            </w:pPr>
-            <w:r>
-              <w:rPr>
-                <w:rFonts w:ascii="Calibri" w:cs="Calibri" w:eastAsia="Calibri" w:hAnsi="Calibri"/>
-                <w:b w:val="false"/>
-                <w:bCs w:val="false"/>
-                <w:color w:val="1A2233"/>
-                <w:sz w:val="20"/>
-                <w:szCs w:val="20"/>
-              </w:rPr>
-              <w:t xml:space="preserve">The transfer gap, two bars and the verdict</w:t>
-            </w:r>
-          </w:p>
-        </w:tc>
-        <w:tc>
-          <w:tcPr>
-            <w:tcW w:type="dxa" w:w="4438"/>
-            <w:tcMar>
-              <w:top w:type="dxa" w:w="100"/>
-              <w:left w:type="dxa" w:w="140"/>
-              <w:bottom w:type="dxa" w:w="100"/>
-              <w:right w:type="dxa" w:w="140"/>
-            </w:tcMar>
-          </w:tcPr>
-          <w:p>
-            <w:pPr>
-              <w:jc w:val="right"/>
-            </w:pPr>
-            <w:r>
-              <w:rPr>
-                <w:rFonts w:ascii="Calibri" w:cs="Calibri" w:eastAsia="Calibri" w:hAnsi="Calibri"/>
-                <w:b w:val="false"/>
-                <w:bCs w:val="false"/>
-                <w:color w:val="1A2233"/>
-                <w:sz w:val="20"/>
-                <w:szCs w:val="20"/>
-              </w:rPr>
-              <w:t xml:space="preserve">0:23</w:t>
-            </w:r>
-          </w:p>
-        </w:tc>
-      </w:tr>
-      <w:tr>
-        <w:tc>
-          <w:tcPr>
-            <w:tcW w:type="dxa" w:w="5200"/>
-            <w:tcMar>
-              <w:top w:type="dxa" w:w="100"/>
-              <w:left w:type="dxa" w:w="140"/>
-              <w:bottom w:type="dxa" w:w="100"/>
-              <w:right w:type="dxa" w:w="140"/>
-            </w:tcMar>
-          </w:tcPr>
-          <w:p>
-            <w:pPr>
-              <w:jc w:val="left"/>
-            </w:pPr>
-            <w:r>
-              <w:rPr>
-                <w:rFonts w:ascii="Calibri" w:cs="Calibri" w:eastAsia="Calibri" w:hAnsi="Calibri"/>
-                <w:b w:val="false"/>
-                <w:bCs w:val="false"/>
-                <w:color w:val="1A2233"/>
-                <w:sz w:val="20"/>
-                <w:szCs w:val="20"/>
-              </w:rPr>
-              <w:t xml:space="preserve">The verify queue: it stopped, and here is why</w:t>
-            </w:r>
-          </w:p>
-        </w:tc>
-        <w:tc>
-          <w:tcPr>
-            <w:tcW w:type="dxa" w:w="4438"/>
-            <w:tcMar>
-              <w:top w:type="dxa" w:w="100"/>
-              <w:left w:type="dxa" w:w="140"/>
-              <w:bottom w:type="dxa" w:w="100"/>
-              <w:right w:type="dxa" w:w="140"/>
-            </w:tcMar>
-          </w:tcPr>
-          <w:p>
-            <w:pPr>
-              <w:jc w:val="right"/>
-            </w:pPr>
-            <w:r>
-              <w:rPr>
-                <w:rFonts w:ascii="Calibri" w:cs="Calibri" w:eastAsia="Calibri" w:hAnsi="Calibri"/>
-                <w:b w:val="false"/>
-                <w:bCs w:val="false"/>
-                <w:color w:val="1A2233"/>
-                <w:sz w:val="20"/>
-                <w:szCs w:val="20"/>
-              </w:rPr>
-              <w:t xml:space="preserve">0:35</w:t>
-            </w:r>
-          </w:p>
-        </w:tc>
-      </w:tr>
-      <w:tr>
-        <w:tc>
-          <w:tcPr>
-            <w:tcW w:type="dxa" w:w="5200"/>
-            <w:tcMar>
-              <w:top w:type="dxa" w:w="100"/>
-              <w:left w:type="dxa" w:w="140"/>
-              <w:bottom w:type="dxa" w:w="100"/>
-              <w:right w:type="dxa" w:w="140"/>
-            </w:tcMar>
-          </w:tcPr>
-          <w:p>
-            <w:pPr>
-              <w:jc w:val="left"/>
-            </w:pPr>
-            <w:r>
-              <w:rPr>
-                <w:rFonts w:ascii="Calibri" w:cs="Calibri" w:eastAsia="Calibri" w:hAnsi="Calibri"/>
-                <w:b w:val="false"/>
-                <w:bCs w:val="false"/>
-                <w:color w:val="1A2233"/>
-                <w:sz w:val="20"/>
-                <w:szCs w:val="20"/>
-              </w:rPr>
-              <w:t xml:space="preserve">Five people one policy, and the close</w:t>
-            </w:r>
-          </w:p>
-        </w:tc>
-        <w:tc>
-          <w:tcPr>
-            <w:tcW w:type="dxa" w:w="4438"/>
-            <w:tcMar>
-              <w:top w:type="dxa" w:w="100"/>
-              <w:left w:type="dxa" w:w="140"/>
-              <w:bottom w:type="dxa" w:w="100"/>
-              <w:right w:type="dxa" w:w="140"/>
-            </w:tcMar>
-          </w:tcPr>
-          <w:p>
-            <w:pPr>
-              <w:jc w:val="right"/>
-            </w:pPr>
-            <w:r>
-              <w:rPr>
-                <w:rFonts w:ascii="Calibri" w:cs="Calibri" w:eastAsia="Calibri" w:hAnsi="Calibri"/>
-                <w:b w:val="false"/>
-                <w:bCs w:val="false"/>
-                <w:color w:val="1A2233"/>
-                <w:sz w:val="20"/>
-                <w:szCs w:val="20"/>
-              </w:rPr>
-              <w:t xml:space="preserve">0:15</w:t>
-            </w:r>
-          </w:p>
-        </w:tc>
-      </w:tr>
-      <w:tr>
-        <w:tc>
-          <w:tcPr>
-            <w:tcW w:type="dxa" w:w="5200"/>
-            <w:tcMar>
-              <w:top w:type="dxa" w:w="100"/>
-              <w:left w:type="dxa" w:w="140"/>
-              <w:bottom w:type="dxa" w:w="100"/>
-              <w:right w:type="dxa" w:w="140"/>
-            </w:tcMar>
-          </w:tcPr>
-          <w:p>
-            <w:pPr>
-              <w:jc w:val="left"/>
-            </w:pPr>
-            <w:r>
-              <w:rPr>
-                <w:rFonts w:ascii="Calibri" w:cs="Calibri" w:eastAsia="Calibri" w:hAnsi="Calibri"/>
-                <w:b/>
-                <w:bCs/>
-                <w:color w:val="1A2233"/>
-                <w:sz w:val="20"/>
-                <w:szCs w:val="20"/>
-              </w:rPr>
-              <w:t xml:space="preserve">Total</w:t>
-            </w:r>
-          </w:p>
-        </w:tc>
-        <w:tc>
-          <w:tcPr>
-            <w:tcW w:type="dxa" w:w="4438"/>
-            <w:tcMar>
-              <w:top w:type="dxa" w:w="100"/>
-              <w:left w:type="dxa" w:w="140"/>
-              <w:bottom w:type="dxa" w:w="100"/>
-              <w:right w:type="dxa" w:w="140"/>
-            </w:tcMar>
-          </w:tcPr>
-          <w:p>
-            <w:pPr>
-              <w:jc w:val="right"/>
-            </w:pPr>
-            <w:r>
-              <w:rPr>
-                <w:rFonts w:ascii="Calibri" w:cs="Calibri" w:eastAsia="Calibri" w:hAnsi="Calibri"/>
-                <w:b/>
-                <w:bCs/>
-                <w:color w:val="1A2233"/>
-                <w:sz w:val="20"/>
-                <w:szCs w:val="20"/>
-              </w:rPr>
-              <w:t xml:space="preserve">2:40</w:t>
-            </w:r>
-          </w:p>
-        </w:tc>
-      </w:tr>
-    </w:tbl>
     <w:p>
       <w:pPr>
-        <w:spacing w:before="240"/>
+        <w:spacing w:after="160"/>
       </w:pPr>
       <w:r>
         <w:rPr>
           <w:rFonts w:ascii="Calibri" w:cs="Calibri" w:eastAsia="Calibri" w:hAnsi="Calibri"/>
-          <w:i/>
-          <w:iCs/>
           <w:color w:val="1A2233"/>
           <w:sz w:val="20"/>
           <w:szCs w:val="20"/>
         </w:rPr>
-        <w:t xml:space="preserve">If you only have 2:10: cut the Transfer gap page and go from Marta's log straight to the verify queue, opening with "Two streams, and here is what the system made of them." You lose the two bars and the three point number, and you keep the evidence, the gate, the SOP and the team pattern. The verify queue is the better screen; the transfer gap is the better number. Keep the screen.</w:t>
+        <w:t xml:space="preserve">Cut in this order. Each is a whole paragraph, so you lose time without losing a thread.</w:t>
+      </w:r>
+    </w:p>
+    <w:p>
+      <w:pPr>
+        <w:pStyle w:val="ListParagraph"/>
+        <w:numPr>
+          <w:ilvl w:val="0"/>
+          <w:numId w:val="1"/>
+        </w:numPr>
+        <w:spacing w:after="80"/>
+      </w:pPr>
+      <w:r>
+        <w:rPr>
+          <w:rFonts w:ascii="Calibri" w:cs="Calibri" w:eastAsia="Calibri" w:hAnsi="Calibri"/>
+          <w:color w:val="1A2233"/>
+          <w:sz w:val="20"/>
+          <w:szCs w:val="20"/>
+        </w:rPr>
+        <w:t xml:space="preserve">0:48, Marta's console. The queue count is not load bearing.</w:t>
+      </w:r>
+    </w:p>
+    <w:p>
+      <w:pPr>
+        <w:pStyle w:val="ListParagraph"/>
+        <w:numPr>
+          <w:ilvl w:val="0"/>
+          <w:numId w:val="1"/>
+        </w:numPr>
+        <w:spacing w:after="80"/>
+      </w:pPr>
+      <w:r>
+        <w:rPr>
+          <w:rFonts w:ascii="Calibri" w:cs="Calibri" w:eastAsia="Calibri" w:hAnsi="Calibri"/>
+          <w:color w:val="1A2233"/>
+          <w:sz w:val="20"/>
+          <w:szCs w:val="20"/>
+        </w:rPr>
+        <w:t xml:space="preserve">1:18, the verify card. Painful, but you restate the gate in questions.</w:t>
+      </w:r>
+    </w:p>
+    <w:p>
+      <w:pPr>
+        <w:pStyle w:val="ListParagraph"/>
+        <w:numPr>
+          <w:ilvl w:val="0"/>
+          <w:numId w:val="1"/>
+        </w:numPr>
+        <w:spacing w:after="80"/>
+      </w:pPr>
+      <w:r>
+        <w:rPr>
+          <w:rFonts w:ascii="Calibri" w:cs="Calibri" w:eastAsia="Calibri" w:hAnsi="Calibri"/>
+          <w:color w:val="1A2233"/>
+          <w:sz w:val="20"/>
+          <w:szCs w:val="20"/>
+        </w:rPr>
+        <w:t xml:space="preserve">1:42, the GM brief. Only if you must: it is the scale argument.</w:t>
+      </w:r>
+    </w:p>
+    <w:p>
+      <w:pPr>
+        <w:spacing w:before="240"/>
+      </w:pPr>
+      <w:r>
+        <w:rPr>
+          <w:rFonts w:ascii="Calibri" w:cs="Calibri" w:eastAsia="Calibri" w:hAnsi="Calibri"/>
+          <w:b/>
+          <w:bCs/>
+          <w:color w:val="1A2233"/>
+          <w:sz w:val="20"/>
+          <w:szCs w:val="20"/>
+        </w:rPr>
+        <w:t xml:space="preserve">Never cut 0:36 or the close. Those two are the pitch.</w:t>
       </w:r>
     </w:p>
     <w:sectPr>

--- a/Demo-Run-Sheet.docx
+++ b/Demo-Run-Sheet.docx
@@ -464,7 +464,7 @@
           </w:tcPr>
           <w:p>
             <w:pPr>
-              <w:spacing w:after="0"/>
+              <w:spacing w:after="80"/>
             </w:pPr>
             <w:r>
               <w:rPr>
@@ -486,6 +486,32 @@
                 <w:szCs w:val="19"/>
               </w:rPr>
               <w:t xml:space="preserve">Training shows completion. This shows what changed on the floor.</w:t>
+            </w:r>
+          </w:p>
+          <w:p>
+            <w:pPr>
+              <w:spacing w:after="0"/>
+            </w:pPr>
+            <w:r>
+              <w:rPr>
+                <w:rFonts w:ascii="Calibri" w:cs="Calibri" w:eastAsia="Calibri" w:hAnsi="Calibri"/>
+                <w:b/>
+                <w:bCs/>
+                <w:caps/>
+                <w:color w:val="5B4B8A"/>
+                <w:sz w:val="18"/>
+                <w:szCs w:val="18"/>
+              </w:rPr>
+              <w:t xml:space="preserve">YOU  </w:t>
+            </w:r>
+            <w:r>
+              <w:rPr>
+                <w:rFonts w:ascii="Calibri" w:cs="Calibri" w:eastAsia="Calibri" w:hAnsi="Calibri"/>
+                <w:color w:val="1A2233"/>
+                <w:sz w:val="19"/>
+                <w:szCs w:val="19"/>
+              </w:rPr>
+              <w:t xml:space="preserve">Stand BESIDE the screen, not in front. Do not look at it. You know what it says; they do not know you yet.</w:t>
             </w:r>
           </w:p>
         </w:tc>
@@ -614,7 +640,7 @@
           </w:tcPr>
           <w:p>
             <w:pPr>
-              <w:spacing w:after="0"/>
+              <w:spacing w:after="80"/>
             </w:pPr>
             <w:r>
               <w:rPr>
@@ -636,6 +662,32 @@
                 <w:szCs w:val="19"/>
               </w:rPr>
               <w:t xml:space="preserve">His own words, the hotel's Escalation Rule 1 quoted, and "Why you're seeing this".</w:t>
+            </w:r>
+          </w:p>
+          <w:p>
+            <w:pPr>
+              <w:spacing w:after="0"/>
+            </w:pPr>
+            <w:r>
+              <w:rPr>
+                <w:rFonts w:ascii="Calibri" w:cs="Calibri" w:eastAsia="Calibri" w:hAnsi="Calibri"/>
+                <w:b/>
+                <w:bCs/>
+                <w:caps/>
+                <w:color w:val="5B4B8A"/>
+                <w:sz w:val="18"/>
+                <w:szCs w:val="18"/>
+              </w:rPr>
+              <w:t xml:space="preserve">YOU  </w:t>
+            </w:r>
+            <w:r>
+              <w:rPr>
+                <w:rFonts w:ascii="Calibri" w:cs="Calibri" w:eastAsia="Calibri" w:hAnsi="Calibri"/>
+                <w:color w:val="1A2233"/>
+                <w:sz w:val="19"/>
+                <w:szCs w:val="19"/>
+              </w:rPr>
+              <w:t xml:space="preserve">On the words their manual, tap the screen once at the quote. One tap, then hand down.</w:t>
             </w:r>
           </w:p>
         </w:tc>
@@ -782,7 +834,7 @@
           </w:tcPr>
           <w:p>
             <w:pPr>
-              <w:spacing w:after="0"/>
+              <w:spacing w:after="80"/>
             </w:pPr>
             <w:r>
               <w:rPr>
@@ -804,6 +856,32 @@
                 <w:szCs w:val="19"/>
               </w:rPr>
               <w:t xml:space="preserve">The guest, Diego's reply, then "the guest seems satisfied".</w:t>
+            </w:r>
+          </w:p>
+          <w:p>
+            <w:pPr>
+              <w:spacing w:after="0"/>
+            </w:pPr>
+            <w:r>
+              <w:rPr>
+                <w:rFonts w:ascii="Calibri" w:cs="Calibri" w:eastAsia="Calibri" w:hAnsi="Calibri"/>
+                <w:b/>
+                <w:bCs/>
+                <w:caps/>
+                <w:color w:val="5B4B8A"/>
+                <w:sz w:val="18"/>
+                <w:szCs w:val="18"/>
+              </w:rPr>
+              <w:t xml:space="preserve">YOU  </w:t>
+            </w:r>
+            <w:r>
+              <w:rPr>
+                <w:rFonts w:ascii="Calibri" w:cs="Calibri" w:eastAsia="Calibri" w:hAnsi="Calibri"/>
+                <w:color w:val="1A2233"/>
+                <w:sz w:val="19"/>
+                <w:szCs w:val="19"/>
+              </w:rPr>
+              <w:t xml:space="preserve">Count the three offers on your fingers as you say them. Bags. Coffee. A time.</w:t>
             </w:r>
           </w:p>
         </w:tc>
@@ -958,7 +1036,7 @@
           </w:p>
           <w:p>
             <w:pPr>
-              <w:spacing w:after="0"/>
+              <w:spacing w:after="80"/>
             </w:pPr>
             <w:r>
               <w:rPr>
@@ -980,6 +1058,32 @@
                 <w:szCs w:val="19"/>
               </w:rPr>
               <w:t xml:space="preserve">STOP TALKING for two seconds.</w:t>
+            </w:r>
+          </w:p>
+          <w:p>
+            <w:pPr>
+              <w:spacing w:after="0"/>
+            </w:pPr>
+            <w:r>
+              <w:rPr>
+                <w:rFonts w:ascii="Calibri" w:cs="Calibri" w:eastAsia="Calibri" w:hAnsi="Calibri"/>
+                <w:b/>
+                <w:bCs/>
+                <w:caps/>
+                <w:color w:val="5B4B8A"/>
+                <w:sz w:val="18"/>
+                <w:szCs w:val="18"/>
+              </w:rPr>
+              <w:t xml:space="preserve">YOU  </w:t>
+            </w:r>
+            <w:r>
+              <w:rPr>
+                <w:rFonts w:ascii="Calibri" w:cs="Calibri" w:eastAsia="Calibri" w:hAnsi="Calibri"/>
+                <w:color w:val="1A2233"/>
+                <w:sz w:val="19"/>
+                <w:szCs w:val="19"/>
+              </w:rPr>
+              <w:t xml:space="preserve">Say it flat, almost bored. You are setting a trap and you do not want them to see it yet.</w:t>
             </w:r>
           </w:p>
         </w:tc>
@@ -1152,7 +1256,7 @@
           </w:p>
           <w:p>
             <w:pPr>
-              <w:spacing w:after="0"/>
+              <w:spacing w:after="80"/>
             </w:pPr>
             <w:r>
               <w:rPr>
@@ -1174,6 +1278,32 @@
                 <w:szCs w:val="19"/>
               </w:rPr>
               <w:t xml:space="preserve">Slow right down.</w:t>
+            </w:r>
+          </w:p>
+          <w:p>
+            <w:pPr>
+              <w:spacing w:after="0"/>
+            </w:pPr>
+            <w:r>
+              <w:rPr>
+                <w:rFonts w:ascii="Calibri" w:cs="Calibri" w:eastAsia="Calibri" w:hAnsi="Calibri"/>
+                <w:b/>
+                <w:bCs/>
+                <w:caps/>
+                <w:color w:val="5B4B8A"/>
+                <w:sz w:val="18"/>
+                <w:szCs w:val="18"/>
+              </w:rPr>
+              <w:t xml:space="preserve">YOU  </w:t>
+            </w:r>
+            <w:r>
+              <w:rPr>
+                <w:rFonts w:ascii="Calibri" w:cs="Calibri" w:eastAsia="Calibri" w:hAnsi="Calibri"/>
+                <w:color w:val="1A2233"/>
+                <w:sz w:val="19"/>
+                <w:szCs w:val="19"/>
+              </w:rPr>
+              <w:t xml:space="preserve">TURN AWAY from the screen and take one step toward them. Say training worked to their faces, not to the projector. It is the only line in the demo you deliver to the room.</w:t>
             </w:r>
           </w:p>
         </w:tc>
@@ -1337,7 +1467,7 @@
           </w:tcPr>
           <w:p>
             <w:pPr>
-              <w:spacing w:after="0"/>
+              <w:spacing w:after="80"/>
             </w:pPr>
             <w:r>
               <w:rPr>
@@ -1359,6 +1489,32 @@
                 <w:szCs w:val="19"/>
               </w:rPr>
               <w:t xml:space="preserve">Radar, verify queue, team patterns.</w:t>
+            </w:r>
+          </w:p>
+          <w:p>
+            <w:pPr>
+              <w:spacing w:after="0"/>
+            </w:pPr>
+            <w:r>
+              <w:rPr>
+                <w:rFonts w:ascii="Calibri" w:cs="Calibri" w:eastAsia="Calibri" w:hAnsi="Calibri"/>
+                <w:b/>
+                <w:bCs/>
+                <w:caps/>
+                <w:color w:val="5B4B8A"/>
+                <w:sz w:val="18"/>
+                <w:szCs w:val="18"/>
+              </w:rPr>
+              <w:t xml:space="preserve">YOU  </w:t>
+            </w:r>
+            <w:r>
+              <w:rPr>
+                <w:rFonts w:ascii="Calibri" w:cs="Calibri" w:eastAsia="Calibri" w:hAnsi="Calibri"/>
+                <w:color w:val="1A2233"/>
+                <w:sz w:val="19"/>
+                <w:szCs w:val="19"/>
+              </w:rPr>
+              <w:t xml:space="preserve">Back to neutral. Brisk. This is connective tissue, not a beat.</w:t>
             </w:r>
           </w:p>
         </w:tc>
@@ -1487,7 +1643,7 @@
           </w:tcPr>
           <w:p>
             <w:pPr>
-              <w:spacing w:after="0"/>
+              <w:spacing w:after="80"/>
             </w:pPr>
             <w:r>
               <w:rPr>
@@ -1509,6 +1665,32 @@
                 <w:szCs w:val="19"/>
               </w:rPr>
               <w:t xml:space="preserve">"He never actually offered her anything to fix it." Composure 4. And: one rating was thrown away for quoting words you did not say.</w:t>
+            </w:r>
+          </w:p>
+          <w:p>
+            <w:pPr>
+              <w:spacing w:after="0"/>
+            </w:pPr>
+            <w:r>
+              <w:rPr>
+                <w:rFonts w:ascii="Calibri" w:cs="Calibri" w:eastAsia="Calibri" w:hAnsi="Calibri"/>
+                <w:b/>
+                <w:bCs/>
+                <w:caps/>
+                <w:color w:val="5B4B8A"/>
+                <w:sz w:val="18"/>
+                <w:szCs w:val="18"/>
+              </w:rPr>
+              <w:t xml:space="preserve">YOU  </w:t>
+            </w:r>
+            <w:r>
+              <w:rPr>
+                <w:rFonts w:ascii="Calibri" w:cs="Calibri" w:eastAsia="Calibri" w:hAnsi="Calibri"/>
+                <w:color w:val="1A2233"/>
+                <w:sz w:val="19"/>
+                <w:szCs w:val="19"/>
+              </w:rPr>
+              <w:t xml:space="preserve">On the words and there, stop walking. Flat palm at the screen, hold two seconds, drop it. Let them find the line themselves.</w:t>
             </w:r>
           </w:p>
         </w:tc>
@@ -1655,7 +1837,7 @@
           </w:tcPr>
           <w:p>
             <w:pPr>
-              <w:spacing w:after="0"/>
+              <w:spacing w:after="80"/>
             </w:pPr>
             <w:r>
               <w:rPr>
@@ -1677,6 +1859,32 @@
                 <w:szCs w:val="19"/>
               </w:rPr>
               <w:t xml:space="preserve">Recovery 1. "Did they fix the problem for the guest? You added this one."</w:t>
+            </w:r>
+          </w:p>
+          <w:p>
+            <w:pPr>
+              <w:spacing w:after="0"/>
+            </w:pPr>
+            <w:r>
+              <w:rPr>
+                <w:rFonts w:ascii="Calibri" w:cs="Calibri" w:eastAsia="Calibri" w:hAnsi="Calibri"/>
+                <w:b/>
+                <w:bCs/>
+                <w:caps/>
+                <w:color w:val="5B4B8A"/>
+                <w:sz w:val="18"/>
+                <w:szCs w:val="18"/>
+              </w:rPr>
+              <w:t xml:space="preserve">YOU  </w:t>
+            </w:r>
+            <w:r>
+              <w:rPr>
+                <w:rFonts w:ascii="Calibri" w:cs="Calibri" w:eastAsia="Calibri" w:hAnsi="Calibri"/>
+                <w:color w:val="1A2233"/>
+                <w:sz w:val="19"/>
+                <w:szCs w:val="19"/>
+              </w:rPr>
+              <w:t xml:space="preserve">Warmer here. This is the human winning, and it should sound like you like her.</w:t>
             </w:r>
           </w:p>
         </w:tc>
@@ -1805,7 +2013,7 @@
           </w:tcPr>
           <w:p>
             <w:pPr>
-              <w:spacing w:after="0"/>
+              <w:spacing w:after="80"/>
             </w:pPr>
             <w:r>
               <w:rPr>
@@ -1827,6 +2035,32 @@
                 <w:szCs w:val="19"/>
               </w:rPr>
               <w:t xml:space="preserve">7 of these 11 say the same thing. 5 people, the same missing authority.</w:t>
+            </w:r>
+          </w:p>
+          <w:p>
+            <w:pPr>
+              <w:spacing w:after="0"/>
+            </w:pPr>
+            <w:r>
+              <w:rPr>
+                <w:rFonts w:ascii="Calibri" w:cs="Calibri" w:eastAsia="Calibri" w:hAnsi="Calibri"/>
+                <w:b/>
+                <w:bCs/>
+                <w:caps/>
+                <w:color w:val="5B4B8A"/>
+                <w:sz w:val="18"/>
+                <w:szCs w:val="18"/>
+              </w:rPr>
+              <w:t xml:space="preserve">YOU  </w:t>
+            </w:r>
+            <w:r>
+              <w:rPr>
+                <w:rFonts w:ascii="Calibri" w:cs="Calibri" w:eastAsia="Calibri" w:hAnsi="Calibri"/>
+                <w:color w:val="1A2233"/>
+                <w:sz w:val="19"/>
+                <w:szCs w:val="19"/>
+              </w:rPr>
+              <w:t xml:space="preserve">Hold up ONE finger on the words one policy, and keep it up through not five conversations. Cheapest gesture in the pitch and the one they remember.</w:t>
             </w:r>
           </w:p>
         </w:tc>
@@ -1973,7 +2207,7 @@
           </w:tcPr>
           <w:p>
             <w:pPr>
-              <w:spacing w:after="0"/>
+              <w:spacing w:after="80"/>
             </w:pPr>
             <w:r>
               <w:rPr>
@@ -1995,6 +2229,32 @@
                 <w:szCs w:val="19"/>
               </w:rPr>
               <w:t xml:space="preserve">Confirm / Correct / Reject, with the glass box open underneath.</w:t>
+            </w:r>
+          </w:p>
+          <w:p>
+            <w:pPr>
+              <w:spacing w:after="0"/>
+            </w:pPr>
+            <w:r>
+              <w:rPr>
+                <w:rFonts w:ascii="Calibri" w:cs="Calibri" w:eastAsia="Calibri" w:hAnsi="Calibri"/>
+                <w:b/>
+                <w:bCs/>
+                <w:caps/>
+                <w:color w:val="5B4B8A"/>
+                <w:sz w:val="18"/>
+                <w:szCs w:val="18"/>
+              </w:rPr>
+              <w:t xml:space="preserve">YOU  </w:t>
+            </w:r>
+            <w:r>
+              <w:rPr>
+                <w:rFonts w:ascii="Calibri" w:cs="Calibri" w:eastAsia="Calibri" w:hAnsi="Calibri"/>
+                <w:color w:val="1A2233"/>
+                <w:sz w:val="19"/>
+                <w:szCs w:val="19"/>
+              </w:rPr>
+              <w:t xml:space="preserve">Flat palm out, like stopping traffic, on the words and stopped. Then hands down and still.</w:t>
             </w:r>
           </w:p>
         </w:tc>
@@ -2123,7 +2383,7 @@
           </w:tcPr>
           <w:p>
             <w:pPr>
-              <w:spacing w:after="0"/>
+              <w:spacing w:after="80"/>
             </w:pPr>
             <w:r>
               <w:rPr>
@@ -2145,6 +2405,32 @@
                 <w:szCs w:val="19"/>
               </w:rPr>
               <w:t xml:space="preserve">Recovery 4.8 vs 1.4, Blocked.</w:t>
+            </w:r>
+          </w:p>
+          <w:p>
+            <w:pPr>
+              <w:spacing w:after="0"/>
+            </w:pPr>
+            <w:r>
+              <w:rPr>
+                <w:rFonts w:ascii="Calibri" w:cs="Calibri" w:eastAsia="Calibri" w:hAnsi="Calibri"/>
+                <w:b/>
+                <w:bCs/>
+                <w:caps/>
+                <w:color w:val="5B4B8A"/>
+                <w:sz w:val="18"/>
+                <w:szCs w:val="18"/>
+              </w:rPr>
+              <w:t xml:space="preserve">YOU  </w:t>
+            </w:r>
+            <w:r>
+              <w:rPr>
+                <w:rFonts w:ascii="Calibri" w:cs="Calibri" w:eastAsia="Calibri" w:hAnsi="Calibri"/>
+                <w:color w:val="1A2233"/>
+                <w:sz w:val="19"/>
+                <w:szCs w:val="19"/>
+              </w:rPr>
+              <w:t xml:space="preserve">Two hands apart to show the gap, wide on four point eight and low on one point four. Do not bring them together again afterwards.</w:t>
             </w:r>
           </w:p>
         </w:tc>
@@ -2308,7 +2594,7 @@
           </w:tcPr>
           <w:p>
             <w:pPr>
-              <w:spacing w:after="0"/>
+              <w:spacing w:after="80"/>
             </w:pPr>
             <w:r>
               <w:rPr>
@@ -2330,6 +2616,32 @@
                 <w:szCs w:val="19"/>
               </w:rPr>
               <w:t xml:space="preserve">A written brief with Download, Copy, Print or PDF.</w:t>
+            </w:r>
+          </w:p>
+          <w:p>
+            <w:pPr>
+              <w:spacing w:after="0"/>
+            </w:pPr>
+            <w:r>
+              <w:rPr>
+                <w:rFonts w:ascii="Calibri" w:cs="Calibri" w:eastAsia="Calibri" w:hAnsi="Calibri"/>
+                <w:b/>
+                <w:bCs/>
+                <w:caps/>
+                <w:color w:val="5B4B8A"/>
+                <w:sz w:val="18"/>
+                <w:szCs w:val="18"/>
+              </w:rPr>
+              <w:t xml:space="preserve">YOU  </w:t>
+            </w:r>
+            <w:r>
+              <w:rPr>
+                <w:rFonts w:ascii="Calibri" w:cs="Calibri" w:eastAsia="Calibri" w:hAnsi="Calibri"/>
+                <w:color w:val="1A2233"/>
+                <w:sz w:val="19"/>
+                <w:szCs w:val="19"/>
+              </w:rPr>
+              <w:t xml:space="preserve">Pace picks up slightly. This is the part a GM is buying, so sound like you have sold it before.</w:t>
             </w:r>
           </w:p>
         </w:tc>
@@ -2459,7 +2771,7 @@
           </w:tcPr>
           <w:p>
             <w:pPr>
-              <w:spacing w:after="0"/>
+              <w:spacing w:after="80"/>
             </w:pPr>
             <w:r>
               <w:rPr>
@@ -2481,6 +2793,32 @@
                 <w:szCs w:val="19"/>
               </w:rPr>
               <w:t xml:space="preserve">Hands still. Let the last frame sit after you finish.</w:t>
+            </w:r>
+          </w:p>
+          <w:p>
+            <w:pPr>
+              <w:spacing w:after="0"/>
+            </w:pPr>
+            <w:r>
+              <w:rPr>
+                <w:rFonts w:ascii="Calibri" w:cs="Calibri" w:eastAsia="Calibri" w:hAnsi="Calibri"/>
+                <w:b/>
+                <w:bCs/>
+                <w:caps/>
+                <w:color w:val="5B4B8A"/>
+                <w:sz w:val="18"/>
+                <w:szCs w:val="18"/>
+              </w:rPr>
+              <w:t xml:space="preserve">YOU  </w:t>
+            </w:r>
+            <w:r>
+              <w:rPr>
+                <w:rFonts w:ascii="Calibri" w:cs="Calibri" w:eastAsia="Calibri" w:hAnsi="Calibri"/>
+                <w:color w:val="1A2233"/>
+                <w:sz w:val="19"/>
+                <w:szCs w:val="19"/>
+              </w:rPr>
+              <w:t xml:space="preserve">Hands at your sides. Nothing in them. Do not step, do not nod, do not fill the silence. Count three before you move.</w:t>
             </w:r>
           </w:p>
         </w:tc>
@@ -2701,6 +3039,370 @@
         </w:tc>
       </w:tr>
     </w:tbl>
+    <w:p>
+      <w:pPr>
+        <w:pageBreakBefore/>
+      </w:pPr>
+    </w:p>
+    <w:p>
+      <w:pPr>
+        <w:keepNext/>
+        <w:spacing w:after="160" w:before="0"/>
+      </w:pPr>
+      <w:r>
+        <w:rPr>
+          <w:rFonts w:ascii="Calibri" w:cs="Calibri" w:eastAsia="Calibri" w:hAnsi="Calibri"/>
+          <w:b/>
+          <w:bCs/>
+          <w:color w:val="1A2233"/>
+          <w:sz w:val="28"/>
+          <w:szCs w:val="28"/>
+        </w:rPr>
+        <w:t xml:space="preserve">How to perform it</w:t>
+      </w:r>
+    </w:p>
+    <w:p>
+      <w:pPr>
+        <w:spacing w:after="240"/>
+      </w:pPr>
+      <w:r>
+        <w:rPr>
+          <w:rFonts w:ascii="Calibri" w:cs="Calibri" w:eastAsia="Calibri" w:hAnsi="Calibri"/>
+          <w:color w:val="1A2233"/>
+          <w:sz w:val="20"/>
+          <w:szCs w:val="20"/>
+        </w:rPr>
+        <w:t xml:space="preserve">The video runs itself, so the only thing they are watching is you. Three gestures, two gears, three silences. That is the whole performance, and it is deliberately small: a pitch with choreography in it looks rehearsed, and rehearsed looks like you are hiding something.</w:t>
+      </w:r>
+    </w:p>
+    <w:p>
+      <w:pPr>
+        <w:keepNext/>
+        <w:spacing w:after="160" w:before="200"/>
+      </w:pPr>
+      <w:r>
+        <w:rPr>
+          <w:rFonts w:ascii="Calibri" w:cs="Calibri" w:eastAsia="Calibri" w:hAnsi="Calibri"/>
+          <w:b/>
+          <w:bCs/>
+          <w:color w:val="1A2233"/>
+          <w:sz w:val="24"/>
+          <w:szCs w:val="24"/>
+        </w:rPr>
+        <w:t xml:space="preserve">Three gestures, and only these three</w:t>
+      </w:r>
+    </w:p>
+    <w:p>
+      <w:pPr>
+        <w:pStyle w:val="ListParagraph"/>
+        <w:numPr>
+          <w:ilvl w:val="0"/>
+          <w:numId w:val="1"/>
+        </w:numPr>
+        <w:spacing w:after="80"/>
+      </w:pPr>
+      <w:r>
+        <w:rPr>
+          <w:rFonts w:ascii="Calibri" w:cs="Calibri" w:eastAsia="Calibri" w:hAnsi="Calibri"/>
+          <w:color w:val="1A2233"/>
+          <w:sz w:val="20"/>
+          <w:szCs w:val="20"/>
+        </w:rPr>
+        <w:t xml:space="preserve">THE GAP. Two hands apart, one high one low, on four point eight and one point four. Use it once. It is the shape of the entire product.</w:t>
+      </w:r>
+    </w:p>
+    <w:p>
+      <w:pPr>
+        <w:pStyle w:val="ListParagraph"/>
+        <w:numPr>
+          <w:ilvl w:val="0"/>
+          <w:numId w:val="1"/>
+        </w:numPr>
+        <w:spacing w:after="80"/>
+      </w:pPr>
+      <w:r>
+        <w:rPr>
+          <w:rFonts w:ascii="Calibri" w:cs="Calibri" w:eastAsia="Calibri" w:hAnsi="Calibri"/>
+          <w:color w:val="1A2233"/>
+          <w:sz w:val="20"/>
+          <w:szCs w:val="20"/>
+        </w:rPr>
+        <w:t xml:space="preserve">THE STOP. Flat palm out, like stopping traffic, when the system stops and waits for a human. Twice at most: on it stopped, and again if a judge asks about the gate.</w:t>
+      </w:r>
+    </w:p>
+    <w:p>
+      <w:pPr>
+        <w:pStyle w:val="ListParagraph"/>
+        <w:numPr>
+          <w:ilvl w:val="0"/>
+          <w:numId w:val="1"/>
+        </w:numPr>
+        <w:spacing w:after="80"/>
+      </w:pPr>
+      <w:r>
+        <w:rPr>
+          <w:rFonts w:ascii="Calibri" w:cs="Calibri" w:eastAsia="Calibri" w:hAnsi="Calibri"/>
+          <w:color w:val="1A2233"/>
+          <w:sz w:val="20"/>
+          <w:szCs w:val="20"/>
+        </w:rPr>
+        <w:t xml:space="preserve">THE ONE. A single finger on one policy. Hold it up through the rest of the sentence.</w:t>
+      </w:r>
+    </w:p>
+    <w:p>
+      <w:pPr>
+        <w:spacing w:after="200"/>
+      </w:pPr>
+      <w:r>
+        <w:rPr>
+          <w:rFonts w:ascii="Calibri" w:cs="Calibri" w:eastAsia="Calibri" w:hAnsi="Calibri"/>
+          <w:color w:val="1A2233"/>
+          <w:sz w:val="20"/>
+          <w:szCs w:val="20"/>
+        </w:rPr>
+        <w:t xml:space="preserve">Everything else: hands at your sides, or one hand loosely at waist height. If you catch yourself gesturing on ordinary words, drop your hands and carry on.</w:t>
+      </w:r>
+    </w:p>
+    <w:p>
+      <w:pPr>
+        <w:keepNext/>
+        <w:spacing w:after="160" w:before="360"/>
+      </w:pPr>
+      <w:r>
+        <w:rPr>
+          <w:rFonts w:ascii="Calibri" w:cs="Calibri" w:eastAsia="Calibri" w:hAnsi="Calibri"/>
+          <w:b/>
+          <w:bCs/>
+          <w:color w:val="1A2233"/>
+          <w:sz w:val="24"/>
+          <w:szCs w:val="24"/>
+        </w:rPr>
+        <w:t xml:space="preserve">Two gears</w:t>
+      </w:r>
+    </w:p>
+    <w:p>
+      <w:pPr>
+        <w:spacing w:after="120"/>
+      </w:pPr>
+      <w:r>
+        <w:rPr>
+          <w:rFonts w:ascii="Calibri" w:cs="Calibri" w:eastAsia="Calibri" w:hAnsi="Calibri"/>
+          <w:color w:val="1A2233"/>
+          <w:sz w:val="20"/>
+          <w:szCs w:val="20"/>
+        </w:rPr>
+        <w:t xml:space="preserve">Gear one, flat and unhurried, for everything up to 0:36. You are laying out facts and you are slightly bored by how obvious they are. Gear two, warmer and slower, from the Aug 30 screen onward. Not louder. Slower.</w:t>
+      </w:r>
+    </w:p>
+    <w:p>
+      <w:pPr>
+        <w:spacing w:after="200"/>
+      </w:pPr>
+      <w:r>
+        <w:rPr>
+          <w:rFonts w:ascii="Calibri" w:cs="Calibri" w:eastAsia="Calibri" w:hAnsi="Calibri"/>
+          <w:color w:val="1A2233"/>
+          <w:sz w:val="20"/>
+          <w:szCs w:val="20"/>
+        </w:rPr>
+        <w:t xml:space="preserve">The one place to speed up is the GM brief at 1:42, which should sound like somebody who has sold this before, and then drop back down for the close.</w:t>
+      </w:r>
+    </w:p>
+    <w:p>
+      <w:pPr>
+        <w:keepNext/>
+        <w:spacing w:after="160" w:before="360"/>
+      </w:pPr>
+      <w:r>
+        <w:rPr>
+          <w:rFonts w:ascii="Calibri" w:cs="Calibri" w:eastAsia="Calibri" w:hAnsi="Calibri"/>
+          <w:b/>
+          <w:bCs/>
+          <w:color w:val="1A2233"/>
+          <w:sz w:val="24"/>
+          <w:szCs w:val="24"/>
+        </w:rPr>
+        <w:t xml:space="preserve">Three silences, and they are the hardest part</w:t>
+      </w:r>
+    </w:p>
+    <w:p>
+      <w:pPr>
+        <w:pStyle w:val="ListParagraph"/>
+        <w:numPr>
+          <w:ilvl w:val="0"/>
+          <w:numId w:val="1"/>
+        </w:numPr>
+        <w:spacing w:after="80"/>
+      </w:pPr>
+      <w:r>
+        <w:rPr>
+          <w:rFonts w:ascii="Calibri" w:cs="Calibri" w:eastAsia="Calibri" w:hAnsi="Calibri"/>
+          <w:color w:val="1A2233"/>
+          <w:sz w:val="20"/>
+          <w:szCs w:val="20"/>
+        </w:rPr>
+        <w:t xml:space="preserve">Two seconds before the Aug 30 screen. You have just said leading on all three, flat. Let it sit.</w:t>
+      </w:r>
+    </w:p>
+    <w:p>
+      <w:pPr>
+        <w:pStyle w:val="ListParagraph"/>
+        <w:numPr>
+          <w:ilvl w:val="0"/>
+          <w:numId w:val="1"/>
+        </w:numPr>
+        <w:spacing w:after="80"/>
+      </w:pPr>
+      <w:r>
+        <w:rPr>
+          <w:rFonts w:ascii="Calibri" w:cs="Calibri" w:eastAsia="Calibri" w:hAnsi="Calibri"/>
+          <w:color w:val="1A2233"/>
+          <w:sz w:val="20"/>
+          <w:szCs w:val="20"/>
+        </w:rPr>
+        <w:t xml:space="preserve">Two seconds after training worked. Do not explain it. The next screen explains it.</w:t>
+      </w:r>
+    </w:p>
+    <w:p>
+      <w:pPr>
+        <w:pStyle w:val="ListParagraph"/>
+        <w:numPr>
+          <w:ilvl w:val="0"/>
+          <w:numId w:val="1"/>
+        </w:numPr>
+        <w:spacing w:after="80"/>
+      </w:pPr>
+      <w:r>
+        <w:rPr>
+          <w:rFonts w:ascii="Calibri" w:cs="Calibri" w:eastAsia="Calibri" w:hAnsi="Calibri"/>
+          <w:color w:val="1A2233"/>
+          <w:sz w:val="20"/>
+          <w:szCs w:val="20"/>
+        </w:rPr>
+        <w:t xml:space="preserve">Three seconds after the last word, before you touch anything. Count them.</w:t>
+      </w:r>
+    </w:p>
+    <w:p>
+      <w:pPr>
+        <w:spacing w:after="200"/>
+      </w:pPr>
+      <w:r>
+        <w:rPr>
+          <w:rFonts w:ascii="Calibri" w:cs="Calibri" w:eastAsia="Calibri" w:hAnsi="Calibri"/>
+          <w:color w:val="1A2233"/>
+          <w:sz w:val="20"/>
+          <w:szCs w:val="20"/>
+        </w:rPr>
+        <w:t xml:space="preserve">Silence feels about three times longer on stage than it does in the room. It will feel like you have forgotten your line. You have not.</w:t>
+      </w:r>
+    </w:p>
+    <w:p>
+      <w:pPr>
+        <w:keepNext/>
+        <w:spacing w:after="160" w:before="360"/>
+      </w:pPr>
+      <w:r>
+        <w:rPr>
+          <w:rFonts w:ascii="Calibri" w:cs="Calibri" w:eastAsia="Calibri" w:hAnsi="Calibri"/>
+          <w:b/>
+          <w:bCs/>
+          <w:color w:val="1A2233"/>
+          <w:sz w:val="24"/>
+          <w:szCs w:val="24"/>
+        </w:rPr>
+        <w:t xml:space="preserve">Where to stand</w:t>
+      </w:r>
+    </w:p>
+    <w:p>
+      <w:pPr>
+        <w:spacing w:after="120"/>
+      </w:pPr>
+      <w:r>
+        <w:rPr>
+          <w:rFonts w:ascii="Calibri" w:cs="Calibri" w:eastAsia="Calibri" w:hAnsi="Calibri"/>
+          <w:color w:val="1A2233"/>
+          <w:sz w:val="20"/>
+          <w:szCs w:val="20"/>
+        </w:rPr>
+        <w:t xml:space="preserve">Beside the screen, never in front of it, and angled so you can see their faces without turning your back. Move once, on the Aug 30 line, one step toward them. A presenter who moves once is emphatic. A presenter who paces is nervous.</w:t>
+      </w:r>
+    </w:p>
+    <w:p>
+      <w:pPr>
+        <w:spacing w:after="200"/>
+      </w:pPr>
+      <w:r>
+        <w:rPr>
+          <w:rFonts w:ascii="Calibri" w:cs="Calibri" w:eastAsia="Calibri" w:hAnsi="Calibri"/>
+          <w:color w:val="1A2233"/>
+          <w:sz w:val="20"/>
+          <w:szCs w:val="20"/>
+        </w:rPr>
+        <w:t xml:space="preserve">Do not read the screen aloud. They can read. Your job is to say the thing that is NOT on the screen.</w:t>
+      </w:r>
+    </w:p>
+    <w:p>
+      <w:pPr>
+        <w:keepNext/>
+        <w:spacing w:after="160" w:before="360"/>
+      </w:pPr>
+      <w:r>
+        <w:rPr>
+          <w:rFonts w:ascii="Calibri" w:cs="Calibri" w:eastAsia="Calibri" w:hAnsi="Calibri"/>
+          <w:b/>
+          <w:bCs/>
+          <w:color w:val="1A2233"/>
+          <w:sz w:val="24"/>
+          <w:szCs w:val="24"/>
+        </w:rPr>
+        <w:t xml:space="preserve">The joke</w:t>
+      </w:r>
+    </w:p>
+    <w:p>
+      <w:pPr>
+        <w:spacing w:after="200"/>
+      </w:pPr>
+      <w:r>
+        <w:rPr>
+          <w:rFonts w:ascii="Calibri" w:cs="Calibri" w:eastAsia="Calibri" w:hAnsi="Calibri"/>
+          <w:color w:val="1A2233"/>
+          <w:sz w:val="20"/>
+          <w:szCs w:val="20"/>
+        </w:rPr>
+        <w:t xml:space="preserve">One joke, at 1:30, and only if the room has already warmed. Deliver it completely flat, do not smile at your own line, and move straight on without waiting for the laugh. If it lands you get the room. If it does not, nobody noticed you told a joke.</w:t>
+      </w:r>
+    </w:p>
+    <w:p>
+      <w:pPr>
+        <w:keepNext/>
+        <w:spacing w:after="160" w:before="360"/>
+      </w:pPr>
+      <w:r>
+        <w:rPr>
+          <w:rFonts w:ascii="Calibri" w:cs="Calibri" w:eastAsia="Calibri" w:hAnsi="Calibri"/>
+          <w:b/>
+          <w:bCs/>
+          <w:color w:val="1A2233"/>
+          <w:sz w:val="24"/>
+          <w:szCs w:val="24"/>
+        </w:rPr>
+        <w:t xml:space="preserve">If your hands shake or your mouth dries</w:t>
+      </w:r>
+    </w:p>
+    <w:p>
+      <w:pPr>
+        <w:spacing w:after="200"/>
+      </w:pPr>
+      <w:r>
+        <w:rPr>
+          <w:rFonts w:ascii="Calibri" w:cs="Calibri" w:eastAsia="Calibri" w:hAnsi="Calibri"/>
+          <w:color w:val="1A2233"/>
+          <w:sz w:val="20"/>
+          <w:szCs w:val="20"/>
+        </w:rPr>
+        <w:t xml:space="preserve">Both are normal and neither is visible from four metres. Put the laptop between you and them so your hands have somewhere to be. Take the breath before Last Tuesday, not during it. And remember the video cannot fail: whatever happens to you, the product on screen keeps working.</w:t>
+      </w:r>
+    </w:p>
     <w:p>
       <w:pPr>
         <w:pageBreakBefore/>

--- a/Demo-Run-Sheet.docx
+++ b/Demo-Run-Sheet.docx
@@ -370,6 +370,23 @@
         <w:t xml:space="preserve">The video</w:t>
       </w:r>
     </w:p>
+    <w:p>
+      <w:pPr>
+        <w:spacing w:after="200" w:before="100"/>
+        <w:ind w:left="3440"/>
+      </w:pPr>
+      <w:r>
+        <w:rPr>
+          <w:rFonts w:ascii="Calibri" w:cs="Calibri" w:eastAsia="Calibri" w:hAnsi="Calibri"/>
+          <w:i/>
+          <w:iCs/>
+          <w:color w:val="5A6472"/>
+          <w:sz w:val="18"/>
+          <w:szCs w:val="18"/>
+        </w:rPr>
+        <w:t xml:space="preserve">Every line here is short on purpose. The video does not wait for you. If you finish a line early, STOP: the silence is correct and the next screen is already coming.</w:t>
+      </w:r>
+    </w:p>
     <w:tbl>
       <w:tblPr>
         <w:tblW w:type="dxa" w:w="9638"/>
@@ -426,7 +443,7 @@
                 <w:sz w:val="20"/>
                 <w:szCs w:val="20"/>
               </w:rPr>
-              <w:t xml:space="preserve">        0:00</w:t>
+              <w:t xml:space="preserve">        0:00 to 0:06</w:t>
             </w:r>
           </w:p>
         </w:tc>
@@ -511,7 +528,7 @@
                 <w:sz w:val="19"/>
                 <w:szCs w:val="19"/>
               </w:rPr>
-              <w:t xml:space="preserve">Stand BESIDE the screen, not in front. Do not look at it. You know what it says; they do not know you yet.</w:t>
+              <w:t xml:space="preserve">Beside the screen. Do not look at it.</w:t>
             </w:r>
           </w:p>
         </w:tc>
@@ -540,7 +557,7 @@
                 <w:sz w:val="24"/>
                 <w:szCs w:val="24"/>
               </w:rPr>
-              <w:t xml:space="preserve">Last Tuesday, a guest shouted at Diego on a Dublin front desk. His manager saw the whole thing. You are about to get both of their versions, and they do not match.</w:t>
+              <w:t xml:space="preserve">A guest shouted at Diego on a Dublin front desk last Tuesday.</w:t>
             </w:r>
           </w:p>
         </w:tc>
@@ -593,7 +610,7 @@
                 <w:sz w:val="22"/>
                 <w:szCs w:val="22"/>
               </w:rPr>
-              <w:t xml:space="preserve">Diego's debrief, already answered</w:t>
+              <w:t xml:space="preserve">His debrief, answered</w:t>
             </w:r>
             <w:r>
               <w:rPr>
@@ -602,7 +619,7 @@
                 <w:sz w:val="20"/>
                 <w:szCs w:val="20"/>
               </w:rPr>
-              <w:t xml:space="preserve">        0:08</w:t>
+              <w:t xml:space="preserve">        0:06 to 0:10</w:t>
             </w:r>
           </w:p>
         </w:tc>
@@ -661,7 +678,7 @@
                 <w:sz w:val="19"/>
                 <w:szCs w:val="19"/>
               </w:rPr>
-              <w:t xml:space="preserve">His own words, the hotel's Escalation Rule 1 quoted, and "Why you're seeing this".</w:t>
+              <w:t xml:space="preserve">His words, then the hotel's own Escalation Rule 1, quoted.</w:t>
             </w:r>
           </w:p>
           <w:p>
@@ -687,7 +704,7 @@
                 <w:sz w:val="19"/>
                 <w:szCs w:val="19"/>
               </w:rPr>
-              <w:t xml:space="preserve">On the words their manual, tap the screen once at the quote. One tap, then hand down.</w:t>
+              <w:t xml:space="preserve">One tap at the quote. Four seconds only.</w:t>
             </w:r>
           </w:p>
         </w:tc>
@@ -703,7 +720,7 @@
           </w:tcPr>
           <w:p>
             <w:pPr>
-              <w:spacing w:after="140"/>
+              <w:spacing w:after="0"/>
             </w:pPr>
             <w:r>
               <w:rPr>
@@ -716,25 +733,7 @@
                 <w:sz w:val="24"/>
                 <w:szCs w:val="24"/>
               </w:rPr>
-              <w:t xml:space="preserve">Ninety seconds after the shift, he says what happened. Back comes his own hotel's escalation rule, quoted, with the rule number on it.</w:t>
-            </w:r>
-          </w:p>
-          <w:p>
-            <w:pPr>
-              <w:spacing w:after="0"/>
-            </w:pPr>
-            <w:r>
-              <w:rPr>
-                <w:rFonts w:ascii="Calibri" w:cs="Calibri" w:eastAsia="Calibri" w:hAnsi="Calibri"/>
-                <w:b/>
-                <w:bCs/>
-                <w:i w:val="false"/>
-                <w:iCs w:val="false"/>
-                <w:color w:val="1A2233"/>
-                <w:sz w:val="24"/>
-                <w:szCs w:val="24"/>
-              </w:rPr>
-              <w:t xml:space="preserve">Not advice from the internet. Their manual.</w:t>
+              <w:t xml:space="preserve">His own words. His hotel's own rule, quoted back.</w:t>
             </w:r>
           </w:p>
         </w:tc>
@@ -796,7 +795,7 @@
                 <w:sz w:val="20"/>
                 <w:szCs w:val="20"/>
               </w:rPr>
-              <w:t xml:space="preserve">        0:18</w:t>
+              <w:t xml:space="preserve">        0:10 to 0:25</w:t>
             </w:r>
           </w:p>
         </w:tc>
@@ -855,7 +854,7 @@
                 <w:sz w:val="19"/>
                 <w:szCs w:val="19"/>
               </w:rPr>
-              <w:t xml:space="preserve">The guest, Diego's reply, then "the guest seems satisfied".</w:t>
+              <w:t xml:space="preserve">The guest, then Diego's reply, then the guest calming.</w:t>
             </w:r>
           </w:p>
           <w:p>
@@ -881,7 +880,7 @@
                 <w:sz w:val="19"/>
                 <w:szCs w:val="19"/>
               </w:rPr>
-              <w:t xml:space="preserve">Count the three offers on your fingers as you say them. Bags. Coffee. A time.</w:t>
+              <w:t xml:space="preserve">Three fingers on bags, coffee, a time. Fifteen seconds, so you can breathe here.</w:t>
             </w:r>
           </w:p>
         </w:tc>
@@ -897,7 +896,7 @@
           </w:tcPr>
           <w:p>
             <w:pPr>
-              <w:spacing w:after="0"/>
+              <w:spacing w:after="140"/>
             </w:pPr>
             <w:r>
               <w:rPr>
@@ -910,7 +909,25 @@
                 <w:sz w:val="24"/>
                 <w:szCs w:val="24"/>
               </w:rPr>
-              <w:t xml:space="preserve">This is him practising the same situation. Watch what he offers her. The bags. A coffee in the lounge. And a time he will come back with.</w:t>
+              <w:t xml:space="preserve">Same situation, in practice.</w:t>
+            </w:r>
+          </w:p>
+          <w:p>
+            <w:pPr>
+              <w:spacing w:after="0"/>
+            </w:pPr>
+            <w:r>
+              <w:rPr>
+                <w:rFonts w:ascii="Calibri" w:cs="Calibri" w:eastAsia="Calibri" w:hAnsi="Calibri"/>
+                <w:b/>
+                <w:bCs/>
+                <w:i w:val="false"/>
+                <w:iCs w:val="false"/>
+                <w:color w:val="1A2233"/>
+                <w:sz w:val="24"/>
+                <w:szCs w:val="24"/>
+              </w:rPr>
+              <w:t xml:space="preserve">Watch what he offers her. The bags. A coffee. And a time he will come back with.</w:t>
             </w:r>
           </w:p>
         </w:tc>
@@ -963,7 +980,7 @@
                 <w:sz w:val="22"/>
                 <w:szCs w:val="22"/>
               </w:rPr>
-              <w:t xml:space="preserve">His practice notes, today</w:t>
+              <w:t xml:space="preserve">His notes, today</w:t>
             </w:r>
             <w:r>
               <w:rPr>
@@ -972,7 +989,7 @@
                 <w:sz w:val="20"/>
                 <w:szCs w:val="20"/>
               </w:rPr>
-              <w:t xml:space="preserve">        0:30</w:t>
+              <w:t xml:space="preserve">        0:25 to 0:31</w:t>
             </w:r>
           </w:p>
         </w:tc>
@@ -1031,33 +1048,7 @@
                 <w:sz w:val="19"/>
                 <w:szCs w:val="19"/>
               </w:rPr>
-              <w:t xml:space="preserve">Leading here on Composure, Empathy and Service Recovery.</w:t>
-            </w:r>
-          </w:p>
-          <w:p>
-            <w:pPr>
-              <w:spacing w:after="80"/>
-            </w:pPr>
-            <w:r>
-              <w:rPr>
-                <w:rFonts w:ascii="Calibri" w:cs="Calibri" w:eastAsia="Calibri" w:hAnsi="Calibri"/>
-                <w:b/>
-                <w:bCs/>
-                <w:caps/>
-                <w:color w:val="5A6472"/>
-                <w:sz w:val="18"/>
-                <w:szCs w:val="18"/>
-              </w:rPr>
-              <w:t xml:space="preserve">THEN  </w:t>
-            </w:r>
-            <w:r>
-              <w:rPr>
-                <w:rFonts w:ascii="Calibri" w:cs="Calibri" w:eastAsia="Calibri" w:hAnsi="Calibri"/>
-                <w:color w:val="1A2233"/>
-                <w:sz w:val="19"/>
-                <w:szCs w:val="19"/>
-              </w:rPr>
-              <w:t xml:space="preserve">STOP TALKING for two seconds.</w:t>
+              <w:t xml:space="preserve">Leading here, on all three.</w:t>
             </w:r>
           </w:p>
           <w:p>
@@ -1083,7 +1074,7 @@
                 <w:sz w:val="19"/>
                 <w:szCs w:val="19"/>
               </w:rPr>
-              <w:t xml:space="preserve">Say it flat, almost bored. You are setting a trap and you do not want them to see it yet.</w:t>
+              <w:t xml:space="preserve">Flat, almost bored. Then STOP.</w:t>
             </w:r>
           </w:p>
         </w:tc>
@@ -1118,23 +1109,6 @@
         </w:tc>
       </w:tr>
     </w:tbl>
-    <w:p>
-      <w:pPr>
-        <w:spacing w:after="200" w:before="100"/>
-        <w:ind w:left="3440"/>
-      </w:pPr>
-      <w:r>
-        <w:rPr>
-          <w:rFonts w:ascii="Calibri" w:cs="Calibri" w:eastAsia="Calibri" w:hAnsi="Calibri"/>
-          <w:i/>
-          <w:iCs/>
-          <w:color w:val="5A6472"/>
-          <w:sz w:val="18"/>
-          <w:szCs w:val="18"/>
-        </w:rPr>
-        <w:t xml:space="preserve">The next screen is the whole pitch. Give it a clear run at them.</w:t>
-      </w:r>
-    </w:p>
     <w:tbl>
       <w:tblPr>
         <w:tblW w:type="dxa" w:w="9638"/>
@@ -1182,7 +1156,7 @@
                 <w:sz w:val="22"/>
                 <w:szCs w:val="22"/>
               </w:rPr>
-              <w:t xml:space="preserve">His practice notes, two weeks ago</w:t>
+              <w:t xml:space="preserve">His notes, two weeks ago</w:t>
             </w:r>
             <w:r>
               <w:rPr>
@@ -1191,7 +1165,7 @@
                 <w:sz w:val="20"/>
                 <w:szCs w:val="20"/>
               </w:rPr>
-              <w:t xml:space="preserve">        0:36    THE MOMENT</w:t>
+              <w:t xml:space="preserve">        0:31 to 0:39    THE MOMENT</w:t>
             </w:r>
           </w:p>
         </w:tc>
@@ -1251,33 +1225,7 @@
                 <w:sz w:val="19"/>
                 <w:szCs w:val="19"/>
               </w:rPr>
-              <w:t xml:space="preserve">The Aug 30 run. "Stops short of an offer, which is the 5."</w:t>
-            </w:r>
-          </w:p>
-          <w:p>
-            <w:pPr>
-              <w:spacing w:after="80"/>
-            </w:pPr>
-            <w:r>
-              <w:rPr>
-                <w:rFonts w:ascii="Calibri" w:cs="Calibri" w:eastAsia="Calibri" w:hAnsi="Calibri"/>
-                <w:b/>
-                <w:bCs/>
-                <w:caps/>
-                <w:color w:val="5A6472"/>
-                <w:sz w:val="18"/>
-                <w:szCs w:val="18"/>
-              </w:rPr>
-              <w:t xml:space="preserve">DO  </w:t>
-            </w:r>
-            <w:r>
-              <w:rPr>
-                <w:rFonts w:ascii="Calibri" w:cs="Calibri" w:eastAsia="Calibri" w:hAnsi="Calibri"/>
-                <w:color w:val="1A2233"/>
-                <w:sz w:val="19"/>
-                <w:szCs w:val="19"/>
-              </w:rPr>
-              <w:t xml:space="preserve">Slow right down.</w:t>
+              <w:t xml:space="preserve">The Aug 30 run. Stops short of an offer, which is the 5.</w:t>
             </w:r>
           </w:p>
           <w:p>
@@ -1303,7 +1251,7 @@
                 <w:sz w:val="19"/>
                 <w:szCs w:val="19"/>
               </w:rPr>
-              <w:t xml:space="preserve">TURN AWAY from the screen and take one step toward them. Say training worked to their faces, not to the projector. It is the only line in the demo you deliver to the room.</w:t>
+              <w:t xml:space="preserve">Turn away from the screen. One step toward them. Eight seconds, use all of it.</w:t>
             </w:r>
           </w:p>
         </w:tc>
@@ -1332,7 +1280,7 @@
                 <w:sz w:val="24"/>
                 <w:szCs w:val="24"/>
               </w:rPr>
-              <w:t xml:space="preserve">And this is the same exercise, two weeks ago. Stops short of an offer. Back then he never offered her anything.</w:t>
+              <w:t xml:space="preserve">Same exercise, two weeks ago. Stops short of an offer.</w:t>
             </w:r>
           </w:p>
           <w:p>
@@ -1356,23 +1304,6 @@
         </w:tc>
       </w:tr>
     </w:tbl>
-    <w:p>
-      <w:pPr>
-        <w:spacing w:after="200" w:before="100"/>
-        <w:ind w:left="3440"/>
-      </w:pPr>
-      <w:r>
-        <w:rPr>
-          <w:rFonts w:ascii="Calibri" w:cs="Calibri" w:eastAsia="Calibri" w:hAnsi="Calibri"/>
-          <w:i/>
-          <w:iCs/>
-          <w:color w:val="5A6472"/>
-          <w:sz w:val="18"/>
-          <w:szCs w:val="18"/>
-        </w:rPr>
-        <w:t xml:space="preserve">Do not draw the conclusion yet. The thing he learned in practice is the exact thing he still does not do on the floor, and you are going to let his manager say that for you. Holding it here is what makes the ending land.</w:t>
-      </w:r>
-    </w:p>
     <w:tbl>
       <w:tblPr>
         <w:tblW w:type="dxa" w:w="9638"/>
@@ -1420,7 +1351,7 @@
                 <w:sz w:val="22"/>
                 <w:szCs w:val="22"/>
               </w:rPr>
-              <w:t xml:space="preserve">Marta's console</w:t>
+              <w:t xml:space="preserve">Switch to Marta</w:t>
             </w:r>
             <w:r>
               <w:rPr>
@@ -1429,7 +1360,7 @@
                 <w:sz w:val="20"/>
                 <w:szCs w:val="20"/>
               </w:rPr>
-              <w:t xml:space="preserve">        0:48</w:t>
+              <w:t xml:space="preserve">        0:39 to 0:44</w:t>
             </w:r>
           </w:p>
         </w:tc>
@@ -1467,32 +1398,6 @@
           </w:tcPr>
           <w:p>
             <w:pPr>
-              <w:spacing w:after="80"/>
-            </w:pPr>
-            <w:r>
-              <w:rPr>
-                <w:rFonts w:ascii="Calibri" w:cs="Calibri" w:eastAsia="Calibri" w:hAnsi="Calibri"/>
-                <w:b/>
-                <w:bCs/>
-                <w:caps/>
-                <w:color w:val="5A6472"/>
-                <w:sz w:val="18"/>
-                <w:szCs w:val="18"/>
-              </w:rPr>
-              <w:t xml:space="preserve">ON SCREEN  </w:t>
-            </w:r>
-            <w:r>
-              <w:rPr>
-                <w:rFonts w:ascii="Calibri" w:cs="Calibri" w:eastAsia="Calibri" w:hAnsi="Calibri"/>
-                <w:color w:val="1A2233"/>
-                <w:sz w:val="19"/>
-                <w:szCs w:val="19"/>
-              </w:rPr>
-              <w:t xml:space="preserve">Radar, verify queue, team patterns.</w:t>
-            </w:r>
-          </w:p>
-          <w:p>
-            <w:pPr>
               <w:spacing w:after="0"/>
             </w:pPr>
             <w:r>
@@ -1514,7 +1419,7 @@
                 <w:sz w:val="19"/>
                 <w:szCs w:val="19"/>
               </w:rPr>
-              <w:t xml:space="preserve">Back to neutral. Brisk. This is connective tissue, not a beat.</w:t>
+              <w:t xml:space="preserve">Three words. Then let the console load in silence.</w:t>
             </w:r>
           </w:p>
         </w:tc>
@@ -1543,7 +1448,7 @@
                 <w:sz w:val="24"/>
                 <w:szCs w:val="24"/>
               </w:rPr>
-              <w:t xml:space="preserve">Now his manager. Eleven recommendations waiting on her read, and nothing routes anywhere until she verifies it.</w:t>
+              <w:t xml:space="preserve">Now his manager.</w:t>
             </w:r>
           </w:p>
         </w:tc>
@@ -1596,7 +1501,7 @@
                 <w:sz w:val="22"/>
                 <w:szCs w:val="22"/>
               </w:rPr>
-              <w:t xml:space="preserve">The observation</w:t>
+              <w:t xml:space="preserve">Her console</w:t>
             </w:r>
             <w:r>
               <w:rPr>
@@ -1605,7 +1510,7 @@
                 <w:sz w:val="20"/>
                 <w:szCs w:val="20"/>
               </w:rPr>
-              <w:t xml:space="preserve">        1:00</w:t>
+              <w:t xml:space="preserve">        0:44 to 0:50</w:t>
             </w:r>
           </w:p>
         </w:tc>
@@ -1643,7 +1548,7 @@
           </w:tcPr>
           <w:p>
             <w:pPr>
-              <w:spacing w:after="80"/>
+              <w:spacing w:after="0"/>
             </w:pPr>
             <w:r>
               <w:rPr>
@@ -1664,33 +1569,7 @@
                 <w:sz w:val="19"/>
                 <w:szCs w:val="19"/>
               </w:rPr>
-              <w:t xml:space="preserve">"He never actually offered her anything to fix it." Composure 4. And: one rating was thrown away for quoting words you did not say.</w:t>
-            </w:r>
-          </w:p>
-          <w:p>
-            <w:pPr>
-              <w:spacing w:after="0"/>
-            </w:pPr>
-            <w:r>
-              <w:rPr>
-                <w:rFonts w:ascii="Calibri" w:cs="Calibri" w:eastAsia="Calibri" w:hAnsi="Calibri"/>
-                <w:b/>
-                <w:bCs/>
-                <w:caps/>
-                <w:color w:val="5B4B8A"/>
-                <w:sz w:val="18"/>
-                <w:szCs w:val="18"/>
-              </w:rPr>
-              <w:t xml:space="preserve">YOU  </w:t>
-            </w:r>
-            <w:r>
-              <w:rPr>
-                <w:rFonts w:ascii="Calibri" w:cs="Calibri" w:eastAsia="Calibri" w:hAnsi="Calibri"/>
-                <w:color w:val="1A2233"/>
-                <w:sz w:val="19"/>
-                <w:szCs w:val="19"/>
-              </w:rPr>
-              <w:t xml:space="preserve">On the words and there, stop walking. Flat palm at the screen, hold two seconds, drop it. Let them find the line themselves.</w:t>
+              <w:t xml:space="preserve">Radar, verify queue 11, team patterns 7.</w:t>
             </w:r>
           </w:p>
         </w:tc>
@@ -1706,7 +1585,7 @@
           </w:tcPr>
           <w:p>
             <w:pPr>
-              <w:spacing w:after="140"/>
+              <w:spacing w:after="0"/>
             </w:pPr>
             <w:r>
               <w:rPr>
@@ -1719,25 +1598,7 @@
                 <w:sz w:val="24"/>
                 <w:szCs w:val="24"/>
               </w:rPr>
-              <w:t xml:space="preserve">Twenty seconds of what she saw. It scores composure four and underlines the words that earned it.</w:t>
-            </w:r>
-          </w:p>
-          <w:p>
-            <w:pPr>
-              <w:spacing w:after="0"/>
-            </w:pPr>
-            <w:r>
-              <w:rPr>
-                <w:rFonts w:ascii="Calibri" w:cs="Calibri" w:eastAsia="Calibri" w:hAnsi="Calibri"/>
-                <w:b/>
-                <w:bCs/>
-                <w:i w:val="false"/>
-                <w:iCs w:val="false"/>
-                <w:color w:val="1A2233"/>
-                <w:sz w:val="24"/>
-                <w:szCs w:val="24"/>
-              </w:rPr>
-              <w:t xml:space="preserve">And there. It threw a rating away, because it had quoted something she never said.</w:t>
+              <w:t xml:space="preserve">Eleven waiting on her read. Nothing routes until she verifies it.</w:t>
             </w:r>
           </w:p>
         </w:tc>
@@ -1790,7 +1651,7 @@
                 <w:sz w:val="22"/>
                 <w:szCs w:val="22"/>
               </w:rPr>
-              <w:t xml:space="preserve">She adds it back herself</w:t>
+              <w:t xml:space="preserve">The queue, scrolling</w:t>
             </w:r>
             <w:r>
               <w:rPr>
@@ -1799,7 +1660,7 @@
                 <w:sz w:val="20"/>
                 <w:szCs w:val="20"/>
               </w:rPr>
-              <w:t xml:space="preserve">        1:06</w:t>
+              <w:t xml:space="preserve">        0:50 to 0:56</w:t>
             </w:r>
           </w:p>
         </w:tc>
@@ -1858,7 +1719,7 @@
                 <w:sz w:val="19"/>
                 <w:szCs w:val="19"/>
               </w:rPr>
-              <w:t xml:space="preserve">Recovery 1. "Did they fix the problem for the guest? You added this one."</w:t>
+              <w:t xml:space="preserve">Adaeze, Diego, Tomas, Zofia, Chloe, Sean, Kwame, Niamh.</w:t>
             </w:r>
           </w:p>
           <w:p>
@@ -1884,7 +1745,7 @@
                 <w:sz w:val="19"/>
                 <w:szCs w:val="19"/>
               </w:rPr>
-              <w:t xml:space="preserve">Warmer here. This is the human winning, and it should sound like you like her.</w:t>
+              <w:t xml:space="preserve">Four words. Let them read the names.</w:t>
             </w:r>
           </w:p>
         </w:tc>
@@ -1905,15 +1766,15 @@
             <w:r>
               <w:rPr>
                 <w:rFonts w:ascii="Calibri" w:cs="Calibri" w:eastAsia="Calibri" w:hAnsi="Calibri"/>
-                <w:b w:val="false"/>
-                <w:bCs w:val="false"/>
+                <w:b/>
+                <w:bCs/>
                 <w:i w:val="false"/>
                 <w:iCs w:val="false"/>
                 <w:color w:val="1A2233"/>
                 <w:sz w:val="24"/>
                 <w:szCs w:val="24"/>
               </w:rPr>
-              <w:t xml:space="preserve">So she adds that one by hand. Recovery, one. And it records that the judgement was hers, not ours.</w:t>
+              <w:t xml:space="preserve">Different people. Same sentence.</w:t>
             </w:r>
           </w:p>
         </w:tc>
@@ -1966,7 +1827,7 @@
                 <w:sz w:val="22"/>
                 <w:szCs w:val="22"/>
               </w:rPr>
-              <w:t xml:space="preserve">The queue</w:t>
+              <w:t xml:space="preserve">The observation</w:t>
             </w:r>
             <w:r>
               <w:rPr>
@@ -1975,7 +1836,7 @@
                 <w:sz w:val="20"/>
                 <w:szCs w:val="20"/>
               </w:rPr>
-              <w:t xml:space="preserve">        1:12</w:t>
+              <w:t xml:space="preserve">        0:56 to 1:03</w:t>
             </w:r>
           </w:p>
         </w:tc>
@@ -2034,7 +1895,7 @@
                 <w:sz w:val="19"/>
                 <w:szCs w:val="19"/>
               </w:rPr>
-              <w:t xml:space="preserve">7 of these 11 say the same thing. 5 people, the same missing authority.</w:t>
+              <w:t xml:space="preserve">Composure 4, underlined. And: one rating was thrown away for quoting words you did not say.</w:t>
             </w:r>
           </w:p>
           <w:p>
@@ -2060,7 +1921,7 @@
                 <w:sz w:val="19"/>
                 <w:szCs w:val="19"/>
               </w:rPr>
-              <w:t xml:space="preserve">Hold up ONE finger on the words one policy, and keep it up through not five conversations. Cheapest gesture in the pitch and the one they remember.</w:t>
+              <w:t xml:space="preserve">Flat palm at the screen on the second line.</w:t>
             </w:r>
           </w:p>
         </w:tc>
@@ -2089,7 +1950,7 @@
                 <w:sz w:val="24"/>
                 <w:szCs w:val="24"/>
               </w:rPr>
-              <w:t xml:space="preserve">Seven of these eleven say the same thing. Five people, the same missing authority.</w:t>
+              <w:t xml:space="preserve">Twenty seconds of what she saw.</w:t>
             </w:r>
           </w:p>
           <w:p>
@@ -2107,7 +1968,7 @@
                 <w:sz w:val="24"/>
                 <w:szCs w:val="24"/>
               </w:rPr>
-              <w:t xml:space="preserve">That is one policy to write, not five conversations to have.</w:t>
+              <w:t xml:space="preserve">And it threw a rating away. She never said those words.</w:t>
             </w:r>
           </w:p>
         </w:tc>
@@ -2160,7 +2021,7 @@
                 <w:sz w:val="22"/>
                 <w:szCs w:val="22"/>
               </w:rPr>
-              <w:t xml:space="preserve">The verify card</w:t>
+              <w:t xml:space="preserve">She adds it back</w:t>
             </w:r>
             <w:r>
               <w:rPr>
@@ -2169,7 +2030,7 @@
                 <w:sz w:val="20"/>
                 <w:szCs w:val="20"/>
               </w:rPr>
-              <w:t xml:space="preserve">        1:18</w:t>
+              <w:t xml:space="preserve">        1:03 to 1:08</w:t>
             </w:r>
           </w:p>
         </w:tc>
@@ -2228,7 +2089,7 @@
                 <w:sz w:val="19"/>
                 <w:szCs w:val="19"/>
               </w:rPr>
-              <w:t xml:space="preserve">Confirm / Correct / Reject, with the glass box open underneath.</w:t>
+              <w:t xml:space="preserve">Recovery 1. You added this one.</w:t>
             </w:r>
           </w:p>
           <w:p>
@@ -2254,7 +2115,7 @@
                 <w:sz w:val="19"/>
                 <w:szCs w:val="19"/>
               </w:rPr>
-              <w:t xml:space="preserve">Flat palm out, like stopping traffic, on the words and stopped. Then hands down and still.</w:t>
+              <w:t xml:space="preserve">Warmer. Five seconds.</w:t>
             </w:r>
           </w:p>
         </w:tc>
@@ -2283,7 +2144,7 @@
                 <w:sz w:val="24"/>
                 <w:szCs w:val="24"/>
               </w:rPr>
-              <w:t xml:space="preserve">And it still has not done anything. It drafted, it cited, and it stopped.</w:t>
+              <w:t xml:space="preserve">So she adds that one herself.</w:t>
             </w:r>
           </w:p>
         </w:tc>
@@ -2336,7 +2197,7 @@
                 <w:sz w:val="22"/>
                 <w:szCs w:val="22"/>
               </w:rPr>
-              <w:t xml:space="preserve">The transfer gap</w:t>
+              <w:t xml:space="preserve">The banner</w:t>
             </w:r>
             <w:r>
               <w:rPr>
@@ -2345,7 +2206,7 @@
                 <w:sz w:val="20"/>
                 <w:szCs w:val="20"/>
               </w:rPr>
-              <w:t xml:space="preserve">        1:30</w:t>
+              <w:t xml:space="preserve">        1:08 to 1:14</w:t>
             </w:r>
           </w:p>
         </w:tc>
@@ -2404,7 +2265,7 @@
                 <w:sz w:val="19"/>
                 <w:szCs w:val="19"/>
               </w:rPr>
-              <w:t xml:space="preserve">Recovery 4.8 vs 1.4, Blocked.</w:t>
+              <w:t xml:space="preserve">7 of these 11 say the same thing. 5 people, the same missing authority.</w:t>
             </w:r>
           </w:p>
           <w:p>
@@ -2430,7 +2291,7 @@
                 <w:sz w:val="19"/>
                 <w:szCs w:val="19"/>
               </w:rPr>
-              <w:t xml:space="preserve">Two hands apart to show the gap, wide on four point eight and low on one point four. Do not bring them together again afterwards.</w:t>
+              <w:t xml:space="preserve">One finger up, and keep it up.</w:t>
             </w:r>
           </w:p>
         </w:tc>
@@ -2459,7 +2320,7 @@
                 <w:sz w:val="24"/>
                 <w:szCs w:val="24"/>
               </w:rPr>
-              <w:t xml:space="preserve">Two streams, one reading. In practice, four point eight. On the floor, one point four.</w:t>
+              <w:t xml:space="preserve">Seven of eleven, the same thing.</w:t>
             </w:r>
           </w:p>
           <w:p>
@@ -2477,29 +2338,12 @@
                 <w:sz w:val="24"/>
                 <w:szCs w:val="24"/>
               </w:rPr>
-              <w:t xml:space="preserve">Every learning platform in the world looks at that and books him a course. This one says do not. He has already proved he knows how.</w:t>
+              <w:t xml:space="preserve">One policy to write, not five conversations.</w:t>
             </w:r>
           </w:p>
         </w:tc>
       </w:tr>
     </w:tbl>
-    <w:p>
-      <w:pPr>
-        <w:spacing w:after="200" w:before="100"/>
-        <w:ind w:left="3440"/>
-      </w:pPr>
-      <w:r>
-        <w:rPr>
-          <w:rFonts w:ascii="Calibri" w:cs="Calibri" w:eastAsia="Calibri" w:hAnsi="Calibri"/>
-          <w:i/>
-          <w:iCs/>
-          <w:color w:val="5A6472"/>
-          <w:sz w:val="18"/>
-          <w:szCs w:val="18"/>
-        </w:rPr>
-        <w:t xml:space="preserve">One joke, only if the room is warm, delivered flat and then move on: "We built an AI whose best answer is quite often, do not buy the thing we are selling. Our investors love that about us."</w:t>
-      </w:r>
-    </w:p>
     <w:tbl>
       <w:tblPr>
         <w:tblW w:type="dxa" w:w="9638"/>
@@ -2547,7 +2391,7 @@
                 <w:sz w:val="22"/>
                 <w:szCs w:val="22"/>
               </w:rPr>
-              <w:t xml:space="preserve">The brief for the GM</w:t>
+              <w:t xml:space="preserve">The verify card</w:t>
             </w:r>
             <w:r>
               <w:rPr>
@@ -2556,7 +2400,7 @@
                 <w:sz w:val="20"/>
                 <w:szCs w:val="20"/>
               </w:rPr>
-              <w:t xml:space="preserve">        1:42</w:t>
+              <w:t xml:space="preserve">        1:14 to 1:26</w:t>
             </w:r>
           </w:p>
         </w:tc>
@@ -2615,7 +2459,7 @@
                 <w:sz w:val="19"/>
                 <w:szCs w:val="19"/>
               </w:rPr>
-              <w:t xml:space="preserve">A written brief with Download, Copy, Print or PDF.</w:t>
+              <w:t xml:space="preserve">Confirm / Correct / Reject, and the glass box open underneath.</w:t>
             </w:r>
           </w:p>
           <w:p>
@@ -2641,7 +2485,7 @@
                 <w:sz w:val="19"/>
                 <w:szCs w:val="19"/>
               </w:rPr>
-              <w:t xml:space="preserve">Pace picks up slightly. This is the part a GM is buying, so sound like you have sold it before.</w:t>
+              <w:t xml:space="preserve">Flat palm on stopped. Twelve seconds, the longest hold in the video.</w:t>
             </w:r>
           </w:p>
         </w:tc>
@@ -2657,7 +2501,7 @@
           </w:tcPr>
           <w:p>
             <w:pPr>
-              <w:spacing w:after="0"/>
+              <w:spacing w:after="140"/>
             </w:pPr>
             <w:r>
               <w:rPr>
@@ -2670,7 +2514,43 @@
                 <w:sz w:val="24"/>
                 <w:szCs w:val="24"/>
               </w:rPr>
-              <w:t xml:space="preserve">And it does not stop at Diego. The same finding across five people becomes one brief for the general manager. Give the front desk clear authority on what they may offer. Written, sourced, ready to send.</w:t>
+              <w:t xml:space="preserve">And it still has not done anything.</w:t>
+            </w:r>
+          </w:p>
+          <w:p>
+            <w:pPr>
+              <w:spacing w:after="140"/>
+            </w:pPr>
+            <w:r>
+              <w:rPr>
+                <w:rFonts w:ascii="Calibri" w:cs="Calibri" w:eastAsia="Calibri" w:hAnsi="Calibri"/>
+                <w:b/>
+                <w:bCs/>
+                <w:i w:val="false"/>
+                <w:iCs w:val="false"/>
+                <w:color w:val="1A2233"/>
+                <w:sz w:val="24"/>
+                <w:szCs w:val="24"/>
+              </w:rPr>
+              <w:t xml:space="preserve">It drafted, it cited, and it stopped.</w:t>
+            </w:r>
+          </w:p>
+          <w:p>
+            <w:pPr>
+              <w:spacing w:after="0"/>
+            </w:pPr>
+            <w:r>
+              <w:rPr>
+                <w:rFonts w:ascii="Calibri" w:cs="Calibri" w:eastAsia="Calibri" w:hAnsi="Calibri"/>
+                <w:b w:val="false"/>
+                <w:bCs w:val="false"/>
+                <w:i w:val="false"/>
+                <w:iCs w:val="false"/>
+                <w:color w:val="1A2233"/>
+                <w:sz w:val="24"/>
+                <w:szCs w:val="24"/>
+              </w:rPr>
+              <w:t xml:space="preserve">Nothing reaches Diego until she decides.</w:t>
             </w:r>
           </w:p>
         </w:tc>
@@ -2723,7 +2603,7 @@
                 <w:sz w:val="22"/>
                 <w:szCs w:val="22"/>
               </w:rPr>
-              <w:t xml:space="preserve">The close, over the glass box</w:t>
+              <w:t xml:space="preserve">The transfer gap</w:t>
             </w:r>
             <w:r>
               <w:rPr>
@@ -2732,7 +2612,7 @@
                 <w:sz w:val="20"/>
                 <w:szCs w:val="20"/>
               </w:rPr>
-              <w:t xml:space="preserve">        1:52</w:t>
+              <w:t xml:space="preserve">        1:26 to 1:35</w:t>
             </w:r>
           </w:p>
         </w:tc>
@@ -2761,7 +2641,6 @@
         <w:tc>
           <w:tcPr>
             <w:tcW w:type="dxa" w:w="3300"/>
-            <w:shd w:fill="F7F9F9" w:val="clear"/>
             <w:tcMar>
               <w:top w:type="dxa" w:w="160"/>
               <w:left w:type="dxa" w:w="140"/>
@@ -2783,7 +2662,7 @@
                 <w:sz w:val="18"/>
                 <w:szCs w:val="18"/>
               </w:rPr>
-              <w:t xml:space="preserve">DO  </w:t>
+              <w:t xml:space="preserve">ON SCREEN  </w:t>
             </w:r>
             <w:r>
               <w:rPr>
@@ -2792,7 +2671,7 @@
                 <w:sz w:val="19"/>
                 <w:szCs w:val="19"/>
               </w:rPr>
-              <w:t xml:space="preserve">Hands still. Let the last frame sit after you finish.</w:t>
+              <w:t xml:space="preserve">Recovery 4.8 vs 1.4, Blocked.</w:t>
             </w:r>
           </w:p>
           <w:p>
@@ -2818,7 +2697,7 @@
                 <w:sz w:val="19"/>
                 <w:szCs w:val="19"/>
               </w:rPr>
-              <w:t xml:space="preserve">Hands at your sides. Nothing in them. Do not step, do not nod, do not fill the silence. Count three before you move.</w:t>
+              <w:t xml:space="preserve">Two hands apart, wide then low.</w:t>
             </w:r>
           </w:p>
         </w:tc>
@@ -2839,15 +2718,15 @@
             <w:r>
               <w:rPr>
                 <w:rFonts w:ascii="Calibri" w:cs="Calibri" w:eastAsia="Calibri" w:hAnsi="Calibri"/>
-                <w:b/>
-                <w:bCs/>
+                <w:b w:val="false"/>
+                <w:bCs w:val="false"/>
                 <w:i w:val="false"/>
                 <w:iCs w:val="false"/>
                 <w:color w:val="1A2233"/>
                 <w:sz w:val="24"/>
                 <w:szCs w:val="24"/>
               </w:rPr>
-              <w:t xml:space="preserve">Training would have cost that hotel money to teach Diego something he had already learned. The fix was one sentence about what he is allowed to offer.</w:t>
+              <w:t xml:space="preserve">Practice, four point eight. Floor, one point four.</w:t>
             </w:r>
           </w:p>
           <w:p>
@@ -2865,12 +2744,736 @@
                 <w:sz w:val="24"/>
                 <w:szCs w:val="24"/>
               </w:rPr>
-              <w:t xml:space="preserve">That is not a skill gap. It is an authority gap, and it was never Diego's to fix.</w:t>
+              <w:t xml:space="preserve">Every platform books him a course. This one says do not.</w:t>
             </w:r>
           </w:p>
         </w:tc>
       </w:tr>
     </w:tbl>
+    <w:tbl>
+      <w:tblPr>
+        <w:tblW w:type="dxa" w:w="9638"/>
+        <w:tblBorders>
+          <w:top w:val="none" w:color="FFFFFF" w:sz="0"/>
+          <w:left w:val="none" w:color="FFFFFF" w:sz="0"/>
+          <w:bottom w:val="none" w:color="FFFFFF" w:sz="0"/>
+          <w:right w:val="none" w:color="FFFFFF" w:sz="0"/>
+          <w:insideH w:val="single" w:color="auto" w:sz="4"/>
+          <w:insideV w:val="single" w:color="auto" w:sz="4"/>
+        </w:tblBorders>
+      </w:tblPr>
+      <w:tblGrid>
+        <w:gridCol w:w="9638"/>
+      </w:tblGrid>
+      <w:tr>
+        <w:tc>
+          <w:tcPr>
+            <w:tcW w:type="dxa" w:w="9638"/>
+            <w:tcBorders>
+              <w:top w:val="none" w:color="FFFFFF" w:sz="0"/>
+              <w:left w:val="none" w:color="FFFFFF" w:sz="0"/>
+              <w:bottom w:val="none" w:color="FFFFFF" w:sz="0"/>
+              <w:right w:val="none" w:color="FFFFFF" w:sz="0"/>
+            </w:tcBorders>
+            <w:shd w:fill="EEF2F1" w:val="clear"/>
+            <w:tcMar>
+              <w:top w:type="dxa" w:w="90"/>
+              <w:left w:type="dxa" w:w="140"/>
+              <w:bottom w:type="dxa" w:w="90"/>
+              <w:right w:type="dxa" w:w="140"/>
+            </w:tcMar>
+          </w:tcPr>
+          <w:p>
+            <w:pPr>
+              <w:keepNext/>
+            </w:pPr>
+            <w:r>
+              <w:rPr>
+                <w:rFonts w:ascii="Calibri" w:cs="Calibri" w:eastAsia="Calibri" w:hAnsi="Calibri"/>
+                <w:b/>
+                <w:bCs/>
+                <w:caps/>
+                <w:color w:val="1A2233"/>
+                <w:sz w:val="22"/>
+                <w:szCs w:val="22"/>
+              </w:rPr>
+              <w:t xml:space="preserve">The brief for the GM</w:t>
+            </w:r>
+            <w:r>
+              <w:rPr>
+                <w:rFonts w:ascii="Calibri" w:cs="Calibri" w:eastAsia="Calibri" w:hAnsi="Calibri"/>
+                <w:color w:val="5A6472"/>
+                <w:sz w:val="20"/>
+                <w:szCs w:val="20"/>
+              </w:rPr>
+              <w:t xml:space="preserve">        1:35 to 1:45</w:t>
+            </w:r>
+          </w:p>
+        </w:tc>
+      </w:tr>
+    </w:tbl>
+    <w:tbl>
+      <w:tblPr>
+        <w:tblW w:type="dxa" w:w="9638"/>
+        <w:tblBorders>
+          <w:top w:val="none" w:color="FFFFFF" w:sz="0"/>
+          <w:left w:val="none" w:color="FFFFFF" w:sz="0"/>
+          <w:bottom w:val="single" w:color="D7DBE2" w:sz="4"/>
+          <w:right w:val="none" w:color="FFFFFF" w:sz="0"/>
+          <w:insideH w:val="none" w:color="FFFFFF" w:sz="0"/>
+          <w:insideV w:val="none" w:color="FFFFFF" w:sz="0"/>
+        </w:tblBorders>
+      </w:tblPr>
+      <w:tblGrid>
+        <w:gridCol w:w="3300"/>
+        <w:gridCol w:w="6338"/>
+      </w:tblGrid>
+      <w:tr>
+        <w:trPr>
+          <w:cantSplit/>
+        </w:trPr>
+        <w:tc>
+          <w:tcPr>
+            <w:tcW w:type="dxa" w:w="3300"/>
+            <w:tcMar>
+              <w:top w:type="dxa" w:w="160"/>
+              <w:left w:type="dxa" w:w="140"/>
+              <w:bottom w:type="dxa" w:w="160"/>
+              <w:right w:type="dxa" w:w="200"/>
+            </w:tcMar>
+          </w:tcPr>
+          <w:p>
+            <w:pPr>
+              <w:spacing w:after="0"/>
+            </w:pPr>
+            <w:r>
+              <w:rPr>
+                <w:rFonts w:ascii="Calibri" w:cs="Calibri" w:eastAsia="Calibri" w:hAnsi="Calibri"/>
+                <w:b/>
+                <w:bCs/>
+                <w:caps/>
+                <w:color w:val="5A6472"/>
+                <w:sz w:val="18"/>
+                <w:szCs w:val="18"/>
+              </w:rPr>
+              <w:t xml:space="preserve">ON SCREEN  </w:t>
+            </w:r>
+            <w:r>
+              <w:rPr>
+                <w:rFonts w:ascii="Calibri" w:cs="Calibri" w:eastAsia="Calibri" w:hAnsi="Calibri"/>
+                <w:color w:val="1A2233"/>
+                <w:sz w:val="19"/>
+                <w:szCs w:val="19"/>
+              </w:rPr>
+              <w:t xml:space="preserve">Commission the brief, then the written brief with Download.</w:t>
+            </w:r>
+          </w:p>
+        </w:tc>
+        <w:tc>
+          <w:tcPr>
+            <w:tcW w:type="dxa" w:w="6338"/>
+            <w:tcMar>
+              <w:top w:type="dxa" w:w="160"/>
+              <w:left w:type="dxa" w:w="140"/>
+              <w:bottom w:type="dxa" w:w="160"/>
+              <w:right w:type="dxa" w:w="140"/>
+            </w:tcMar>
+          </w:tcPr>
+          <w:p>
+            <w:pPr>
+              <w:spacing w:after="140"/>
+            </w:pPr>
+            <w:r>
+              <w:rPr>
+                <w:rFonts w:ascii="Calibri" w:cs="Calibri" w:eastAsia="Calibri" w:hAnsi="Calibri"/>
+                <w:b w:val="false"/>
+                <w:bCs w:val="false"/>
+                <w:i w:val="false"/>
+                <w:iCs w:val="false"/>
+                <w:color w:val="1A2233"/>
+                <w:sz w:val="24"/>
+                <w:szCs w:val="24"/>
+              </w:rPr>
+              <w:t xml:space="preserve">And it writes the week up for the general manager.</w:t>
+            </w:r>
+          </w:p>
+          <w:p>
+            <w:pPr>
+              <w:spacing w:after="0"/>
+            </w:pPr>
+            <w:r>
+              <w:rPr>
+                <w:rFonts w:ascii="Calibri" w:cs="Calibri" w:eastAsia="Calibri" w:hAnsi="Calibri"/>
+                <w:b/>
+                <w:bCs/>
+                <w:i w:val="false"/>
+                <w:iCs w:val="false"/>
+                <w:color w:val="1A2233"/>
+                <w:sz w:val="24"/>
+                <w:szCs w:val="24"/>
+              </w:rPr>
+              <w:t xml:space="preserve">One action. Give the front desk clear authority on what they may offer.</w:t>
+            </w:r>
+          </w:p>
+        </w:tc>
+      </w:tr>
+    </w:tbl>
+    <w:tbl>
+      <w:tblPr>
+        <w:tblW w:type="dxa" w:w="9638"/>
+        <w:tblBorders>
+          <w:top w:val="none" w:color="FFFFFF" w:sz="0"/>
+          <w:left w:val="none" w:color="FFFFFF" w:sz="0"/>
+          <w:bottom w:val="none" w:color="FFFFFF" w:sz="0"/>
+          <w:right w:val="none" w:color="FFFFFF" w:sz="0"/>
+          <w:insideH w:val="single" w:color="auto" w:sz="4"/>
+          <w:insideV w:val="single" w:color="auto" w:sz="4"/>
+        </w:tblBorders>
+      </w:tblPr>
+      <w:tblGrid>
+        <w:gridCol w:w="9638"/>
+      </w:tblGrid>
+      <w:tr>
+        <w:tc>
+          <w:tcPr>
+            <w:tcW w:type="dxa" w:w="9638"/>
+            <w:tcBorders>
+              <w:top w:val="none" w:color="FFFFFF" w:sz="0"/>
+              <w:left w:val="none" w:color="FFFFFF" w:sz="0"/>
+              <w:bottom w:val="none" w:color="FFFFFF" w:sz="0"/>
+              <w:right w:val="none" w:color="FFFFFF" w:sz="0"/>
+            </w:tcBorders>
+            <w:shd w:fill="EEF2F1" w:val="clear"/>
+            <w:tcMar>
+              <w:top w:type="dxa" w:w="90"/>
+              <w:left w:type="dxa" w:w="140"/>
+              <w:bottom w:type="dxa" w:w="90"/>
+              <w:right w:type="dxa" w:w="140"/>
+            </w:tcMar>
+          </w:tcPr>
+          <w:p>
+            <w:pPr>
+              <w:keepNext/>
+            </w:pPr>
+            <w:r>
+              <w:rPr>
+                <w:rFonts w:ascii="Calibri" w:cs="Calibri" w:eastAsia="Calibri" w:hAnsi="Calibri"/>
+                <w:b/>
+                <w:bCs/>
+                <w:caps/>
+                <w:color w:val="1A2233"/>
+                <w:sz w:val="22"/>
+                <w:szCs w:val="22"/>
+              </w:rPr>
+              <w:t xml:space="preserve">The patterns</w:t>
+            </w:r>
+            <w:r>
+              <w:rPr>
+                <w:rFonts w:ascii="Calibri" w:cs="Calibri" w:eastAsia="Calibri" w:hAnsi="Calibri"/>
+                <w:color w:val="5A6472"/>
+                <w:sz w:val="20"/>
+                <w:szCs w:val="20"/>
+              </w:rPr>
+              <w:t xml:space="preserve">        1:45 to 1:55</w:t>
+            </w:r>
+          </w:p>
+        </w:tc>
+      </w:tr>
+    </w:tbl>
+    <w:tbl>
+      <w:tblPr>
+        <w:tblW w:type="dxa" w:w="9638"/>
+        <w:tblBorders>
+          <w:top w:val="none" w:color="FFFFFF" w:sz="0"/>
+          <w:left w:val="none" w:color="FFFFFF" w:sz="0"/>
+          <w:bottom w:val="single" w:color="D7DBE2" w:sz="4"/>
+          <w:right w:val="none" w:color="FFFFFF" w:sz="0"/>
+          <w:insideH w:val="none" w:color="FFFFFF" w:sz="0"/>
+          <w:insideV w:val="none" w:color="FFFFFF" w:sz="0"/>
+        </w:tblBorders>
+      </w:tblPr>
+      <w:tblGrid>
+        <w:gridCol w:w="3300"/>
+        <w:gridCol w:w="6338"/>
+      </w:tblGrid>
+      <w:tr>
+        <w:trPr>
+          <w:cantSplit/>
+        </w:trPr>
+        <w:tc>
+          <w:tcPr>
+            <w:tcW w:type="dxa" w:w="3300"/>
+            <w:tcMar>
+              <w:top w:type="dxa" w:w="160"/>
+              <w:left w:type="dxa" w:w="140"/>
+              <w:bottom w:type="dxa" w:w="160"/>
+              <w:right w:type="dxa" w:w="200"/>
+            </w:tcMar>
+          </w:tcPr>
+          <w:p>
+            <w:pPr>
+              <w:spacing w:after="80"/>
+            </w:pPr>
+            <w:r>
+              <w:rPr>
+                <w:rFonts w:ascii="Calibri" w:cs="Calibri" w:eastAsia="Calibri" w:hAnsi="Calibri"/>
+                <w:b/>
+                <w:bCs/>
+                <w:caps/>
+                <w:color w:val="5A6472"/>
+                <w:sz w:val="18"/>
+                <w:szCs w:val="18"/>
+              </w:rPr>
+              <w:t xml:space="preserve">ON SCREEN  </w:t>
+            </w:r>
+            <w:r>
+              <w:rPr>
+                <w:rFonts w:ascii="Calibri" w:cs="Calibri" w:eastAsia="Calibri" w:hAnsi="Calibri"/>
+                <w:color w:val="1A2233"/>
+                <w:sz w:val="19"/>
+                <w:szCs w:val="19"/>
+              </w:rPr>
+              <w:t xml:space="preserve">9 staff, room not ready. Hidden until at least 5 share a pattern.</w:t>
+            </w:r>
+          </w:p>
+          <w:p>
+            <w:pPr>
+              <w:spacing w:after="0"/>
+            </w:pPr>
+            <w:r>
+              <w:rPr>
+                <w:rFonts w:ascii="Calibri" w:cs="Calibri" w:eastAsia="Calibri" w:hAnsi="Calibri"/>
+                <w:b/>
+                <w:bCs/>
+                <w:caps/>
+                <w:color w:val="5B4B8A"/>
+                <w:sz w:val="18"/>
+                <w:szCs w:val="18"/>
+              </w:rPr>
+              <w:t xml:space="preserve">YOU  </w:t>
+            </w:r>
+            <w:r>
+              <w:rPr>
+                <w:rFonts w:ascii="Calibri" w:cs="Calibri" w:eastAsia="Calibri" w:hAnsi="Calibri"/>
+                <w:color w:val="1A2233"/>
+                <w:sz w:val="19"/>
+                <w:szCs w:val="19"/>
+              </w:rPr>
+              <w:t xml:space="preserve">Ten seconds. Two short lines and a gap between them.</w:t>
+            </w:r>
+          </w:p>
+        </w:tc>
+        <w:tc>
+          <w:tcPr>
+            <w:tcW w:type="dxa" w:w="6338"/>
+            <w:tcMar>
+              <w:top w:type="dxa" w:w="160"/>
+              <w:left w:type="dxa" w:w="140"/>
+              <w:bottom w:type="dxa" w:w="160"/>
+              <w:right w:type="dxa" w:w="140"/>
+            </w:tcMar>
+          </w:tcPr>
+          <w:p>
+            <w:pPr>
+              <w:spacing w:after="140"/>
+            </w:pPr>
+            <w:r>
+              <w:rPr>
+                <w:rFonts w:ascii="Calibri" w:cs="Calibri" w:eastAsia="Calibri" w:hAnsi="Calibri"/>
+                <w:b w:val="false"/>
+                <w:bCs w:val="false"/>
+                <w:i w:val="false"/>
+                <w:iCs w:val="false"/>
+                <w:color w:val="1A2233"/>
+                <w:sz w:val="24"/>
+                <w:szCs w:val="24"/>
+              </w:rPr>
+              <w:t xml:space="preserve">Nine people, the same blocker.</w:t>
+            </w:r>
+          </w:p>
+          <w:p>
+            <w:pPr>
+              <w:spacing w:after="0"/>
+            </w:pPr>
+            <w:r>
+              <w:rPr>
+                <w:rFonts w:ascii="Calibri" w:cs="Calibri" w:eastAsia="Calibri" w:hAnsi="Calibri"/>
+                <w:b w:val="false"/>
+                <w:bCs w:val="false"/>
+                <w:i w:val="false"/>
+                <w:iCs w:val="false"/>
+                <w:color w:val="1A2233"/>
+                <w:sz w:val="24"/>
+                <w:szCs w:val="24"/>
+              </w:rPr>
+              <w:t xml:space="preserve">And nothing shows until five share it, so no one person can be singled out.</w:t>
+            </w:r>
+          </w:p>
+        </w:tc>
+      </w:tr>
+    </w:tbl>
+    <w:tbl>
+      <w:tblPr>
+        <w:tblW w:type="dxa" w:w="9638"/>
+        <w:tblBorders>
+          <w:top w:val="none" w:color="FFFFFF" w:sz="0"/>
+          <w:left w:val="none" w:color="FFFFFF" w:sz="0"/>
+          <w:bottom w:val="none" w:color="FFFFFF" w:sz="0"/>
+          <w:right w:val="none" w:color="FFFFFF" w:sz="0"/>
+          <w:insideH w:val="single" w:color="auto" w:sz="4"/>
+          <w:insideV w:val="single" w:color="auto" w:sz="4"/>
+        </w:tblBorders>
+      </w:tblPr>
+      <w:tblGrid>
+        <w:gridCol w:w="9638"/>
+      </w:tblGrid>
+      <w:tr>
+        <w:tc>
+          <w:tcPr>
+            <w:tcW w:type="dxa" w:w="9638"/>
+            <w:tcBorders>
+              <w:top w:val="none" w:color="FFFFFF" w:sz="0"/>
+              <w:left w:val="none" w:color="FFFFFF" w:sz="0"/>
+              <w:bottom w:val="none" w:color="FFFFFF" w:sz="0"/>
+              <w:right w:val="none" w:color="FFFFFF" w:sz="0"/>
+            </w:tcBorders>
+            <w:shd w:fill="EEF2F1" w:val="clear"/>
+            <w:tcMar>
+              <w:top w:type="dxa" w:w="90"/>
+              <w:left w:type="dxa" w:w="140"/>
+              <w:bottom w:type="dxa" w:w="90"/>
+              <w:right w:type="dxa" w:w="140"/>
+            </w:tcMar>
+          </w:tcPr>
+          <w:p>
+            <w:pPr>
+              <w:keepNext/>
+            </w:pPr>
+            <w:r>
+              <w:rPr>
+                <w:rFonts w:ascii="Calibri" w:cs="Calibri" w:eastAsia="Calibri" w:hAnsi="Calibri"/>
+                <w:b/>
+                <w:bCs/>
+                <w:caps/>
+                <w:color w:val="1A2233"/>
+                <w:sz w:val="22"/>
+                <w:szCs w:val="22"/>
+              </w:rPr>
+              <w:t xml:space="preserve">Glass box, last frame</w:t>
+            </w:r>
+            <w:r>
+              <w:rPr>
+                <w:rFonts w:ascii="Calibri" w:cs="Calibri" w:eastAsia="Calibri" w:hAnsi="Calibri"/>
+                <w:color w:val="5A6472"/>
+                <w:sz w:val="20"/>
+                <w:szCs w:val="20"/>
+              </w:rPr>
+              <w:t xml:space="preserve">        1:55 to 1:58</w:t>
+            </w:r>
+          </w:p>
+        </w:tc>
+      </w:tr>
+    </w:tbl>
+    <w:tbl>
+      <w:tblPr>
+        <w:tblW w:type="dxa" w:w="9638"/>
+        <w:tblBorders>
+          <w:top w:val="none" w:color="FFFFFF" w:sz="0"/>
+          <w:left w:val="none" w:color="FFFFFF" w:sz="0"/>
+          <w:bottom w:val="single" w:color="D7DBE2" w:sz="4"/>
+          <w:right w:val="none" w:color="FFFFFF" w:sz="0"/>
+          <w:insideH w:val="none" w:color="FFFFFF" w:sz="0"/>
+          <w:insideV w:val="none" w:color="FFFFFF" w:sz="0"/>
+        </w:tblBorders>
+      </w:tblPr>
+      <w:tblGrid>
+        <w:gridCol w:w="3300"/>
+        <w:gridCol w:w="6338"/>
+      </w:tblGrid>
+      <w:tr>
+        <w:trPr>
+          <w:cantSplit/>
+        </w:trPr>
+        <w:tc>
+          <w:tcPr>
+            <w:tcW w:type="dxa" w:w="3300"/>
+            <w:tcMar>
+              <w:top w:type="dxa" w:w="160"/>
+              <w:left w:type="dxa" w:w="140"/>
+              <w:bottom w:type="dxa" w:w="160"/>
+              <w:right w:type="dxa" w:w="200"/>
+            </w:tcMar>
+          </w:tcPr>
+          <w:p>
+            <w:pPr>
+              <w:spacing w:after="0"/>
+            </w:pPr>
+            <w:r>
+              <w:rPr>
+                <w:rFonts w:ascii="Calibri" w:cs="Calibri" w:eastAsia="Calibri" w:hAnsi="Calibri"/>
+                <w:b/>
+                <w:bCs/>
+                <w:caps/>
+                <w:color w:val="5B4B8A"/>
+                <w:sz w:val="18"/>
+                <w:szCs w:val="18"/>
+              </w:rPr>
+              <w:t xml:space="preserve">YOU  </w:t>
+            </w:r>
+            <w:r>
+              <w:rPr>
+                <w:rFonts w:ascii="Calibri" w:cs="Calibri" w:eastAsia="Calibri" w:hAnsi="Calibri"/>
+                <w:color w:val="1A2233"/>
+                <w:sz w:val="19"/>
+                <w:szCs w:val="19"/>
+              </w:rPr>
+              <w:t xml:space="preserve">Say nothing. Let it end.</w:t>
+            </w:r>
+          </w:p>
+        </w:tc>
+        <w:tc>
+          <w:tcPr>
+            <w:tcW w:type="dxa" w:w="6338"/>
+            <w:tcMar>
+              <w:top w:type="dxa" w:w="160"/>
+              <w:left w:type="dxa" w:w="140"/>
+              <w:bottom w:type="dxa" w:w="160"/>
+              <w:right w:type="dxa" w:w="140"/>
+            </w:tcMar>
+          </w:tcPr>
+          <w:p>
+            <w:pPr>
+              <w:spacing w:after="0"/>
+            </w:pPr>
+            <w:r>
+              <w:rPr>
+                <w:rFonts w:ascii="Calibri" w:cs="Calibri" w:eastAsia="Calibri" w:hAnsi="Calibri"/>
+                <w:b w:val="false"/>
+                <w:bCs w:val="false"/>
+                <w:i/>
+                <w:iCs/>
+                <w:color w:val="5B4B8A"/>
+                <w:sz w:val="22"/>
+                <w:szCs w:val="22"/>
+              </w:rPr>
+              <w:t xml:space="preserve">[ silence ]</w:t>
+            </w:r>
+          </w:p>
+        </w:tc>
+      </w:tr>
+    </w:tbl>
+    <w:tbl>
+      <w:tblPr>
+        <w:tblW w:type="dxa" w:w="9638"/>
+        <w:tblBorders>
+          <w:top w:val="none" w:color="FFFFFF" w:sz="0"/>
+          <w:left w:val="none" w:color="FFFFFF" w:sz="0"/>
+          <w:bottom w:val="none" w:color="FFFFFF" w:sz="0"/>
+          <w:right w:val="none" w:color="FFFFFF" w:sz="0"/>
+          <w:insideH w:val="single" w:color="auto" w:sz="4"/>
+          <w:insideV w:val="single" w:color="auto" w:sz="4"/>
+        </w:tblBorders>
+      </w:tblPr>
+      <w:tblGrid>
+        <w:gridCol w:w="9638"/>
+      </w:tblGrid>
+      <w:tr>
+        <w:tc>
+          <w:tcPr>
+            <w:tcW w:type="dxa" w:w="9638"/>
+            <w:tcBorders>
+              <w:top w:val="none" w:color="FFFFFF" w:sz="0"/>
+              <w:left w:val="none" w:color="FFFFFF" w:sz="0"/>
+              <w:bottom w:val="none" w:color="FFFFFF" w:sz="0"/>
+              <w:right w:val="none" w:color="FFFFFF" w:sz="0"/>
+            </w:tcBorders>
+            <w:shd w:fill="EEF2F1" w:val="clear"/>
+            <w:tcMar>
+              <w:top w:type="dxa" w:w="90"/>
+              <w:left w:type="dxa" w:w="140"/>
+              <w:bottom w:type="dxa" w:w="90"/>
+              <w:right w:type="dxa" w:w="140"/>
+            </w:tcMar>
+          </w:tcPr>
+          <w:p>
+            <w:pPr>
+              <w:keepNext/>
+            </w:pPr>
+            <w:r>
+              <w:rPr>
+                <w:rFonts w:ascii="Calibri" w:cs="Calibri" w:eastAsia="Calibri" w:hAnsi="Calibri"/>
+                <w:b/>
+                <w:bCs/>
+                <w:caps/>
+                <w:color w:val="1A2233"/>
+                <w:sz w:val="22"/>
+                <w:szCs w:val="22"/>
+              </w:rPr>
+              <w:t xml:space="preserve">THE CLOSE</w:t>
+            </w:r>
+            <w:r>
+              <w:rPr>
+                <w:rFonts w:ascii="Calibri" w:cs="Calibri" w:eastAsia="Calibri" w:hAnsi="Calibri"/>
+                <w:color w:val="5A6472"/>
+                <w:sz w:val="20"/>
+                <w:szCs w:val="20"/>
+              </w:rPr>
+              <w:t xml:space="preserve">        after the video, to the room</w:t>
+            </w:r>
+          </w:p>
+        </w:tc>
+      </w:tr>
+    </w:tbl>
+    <w:tbl>
+      <w:tblPr>
+        <w:tblW w:type="dxa" w:w="9638"/>
+        <w:tblBorders>
+          <w:top w:val="none" w:color="FFFFFF" w:sz="0"/>
+          <w:left w:val="none" w:color="FFFFFF" w:sz="0"/>
+          <w:bottom w:val="single" w:color="D7DBE2" w:sz="4"/>
+          <w:right w:val="none" w:color="FFFFFF" w:sz="0"/>
+          <w:insideH w:val="none" w:color="FFFFFF" w:sz="0"/>
+          <w:insideV w:val="none" w:color="FFFFFF" w:sz="0"/>
+        </w:tblBorders>
+      </w:tblPr>
+      <w:tblGrid>
+        <w:gridCol w:w="3300"/>
+        <w:gridCol w:w="6338"/>
+      </w:tblGrid>
+      <w:tr>
+        <w:trPr>
+          <w:cantSplit/>
+        </w:trPr>
+        <w:tc>
+          <w:tcPr>
+            <w:tcW w:type="dxa" w:w="3300"/>
+            <w:shd w:fill="F7F9F9" w:val="clear"/>
+            <w:tcMar>
+              <w:top w:type="dxa" w:w="160"/>
+              <w:left w:type="dxa" w:w="140"/>
+              <w:bottom w:type="dxa" w:w="160"/>
+              <w:right w:type="dxa" w:w="200"/>
+            </w:tcMar>
+          </w:tcPr>
+          <w:p>
+            <w:pPr>
+              <w:spacing w:after="80"/>
+            </w:pPr>
+            <w:r>
+              <w:rPr>
+                <w:rFonts w:ascii="Calibri" w:cs="Calibri" w:eastAsia="Calibri" w:hAnsi="Calibri"/>
+                <w:b/>
+                <w:bCs/>
+                <w:caps/>
+                <w:color w:val="5B4B8A"/>
+                <w:sz w:val="18"/>
+                <w:szCs w:val="18"/>
+              </w:rPr>
+              <w:t xml:space="preserve">YOU  </w:t>
+            </w:r>
+            <w:r>
+              <w:rPr>
+                <w:rFonts w:ascii="Calibri" w:cs="Calibri" w:eastAsia="Calibri" w:hAnsi="Calibri"/>
+                <w:color w:val="1A2233"/>
+                <w:sz w:val="19"/>
+                <w:szCs w:val="19"/>
+              </w:rPr>
+              <w:t xml:space="preserve">Video has stopped. Turn to them. Hands at your sides. This is not narration any more.</w:t>
+            </w:r>
+          </w:p>
+          <w:p>
+            <w:pPr>
+              <w:spacing w:after="0"/>
+            </w:pPr>
+            <w:r>
+              <w:rPr>
+                <w:rFonts w:ascii="Calibri" w:cs="Calibri" w:eastAsia="Calibri" w:hAnsi="Calibri"/>
+                <w:b/>
+                <w:bCs/>
+                <w:caps/>
+                <w:color w:val="5A6472"/>
+                <w:sz w:val="18"/>
+                <w:szCs w:val="18"/>
+              </w:rPr>
+              <w:t xml:space="preserve">THEN  </w:t>
+            </w:r>
+            <w:r>
+              <w:rPr>
+                <w:rFonts w:ascii="Calibri" w:cs="Calibri" w:eastAsia="Calibri" w:hAnsi="Calibri"/>
+                <w:color w:val="1A2233"/>
+                <w:sz w:val="19"/>
+                <w:szCs w:val="19"/>
+              </w:rPr>
+              <w:t xml:space="preserve">Hand to Thapelo.</w:t>
+            </w:r>
+          </w:p>
+        </w:tc>
+        <w:tc>
+          <w:tcPr>
+            <w:tcW w:type="dxa" w:w="6338"/>
+            <w:tcMar>
+              <w:top w:type="dxa" w:w="160"/>
+              <w:left w:type="dxa" w:w="140"/>
+              <w:bottom w:type="dxa" w:w="160"/>
+              <w:right w:type="dxa" w:w="140"/>
+            </w:tcMar>
+          </w:tcPr>
+          <w:p>
+            <w:pPr>
+              <w:spacing w:after="140"/>
+            </w:pPr>
+            <w:r>
+              <w:rPr>
+                <w:rFonts w:ascii="Calibri" w:cs="Calibri" w:eastAsia="Calibri" w:hAnsi="Calibri"/>
+                <w:b/>
+                <w:bCs/>
+                <w:i w:val="false"/>
+                <w:iCs w:val="false"/>
+                <w:color w:val="1A2233"/>
+                <w:sz w:val="24"/>
+                <w:szCs w:val="24"/>
+              </w:rPr>
+              <w:t xml:space="preserve">That is not a skill gap. It is an authority gap. And it was never Diego's to fix.</w:t>
+            </w:r>
+          </w:p>
+          <w:p>
+            <w:pPr>
+              <w:spacing w:after="0"/>
+            </w:pPr>
+            <w:r>
+              <w:rPr>
+                <w:rFonts w:ascii="Calibri" w:cs="Calibri" w:eastAsia="Calibri" w:hAnsi="Calibri"/>
+                <w:b/>
+                <w:bCs/>
+                <w:i w:val="false"/>
+                <w:iCs w:val="false"/>
+                <w:color w:val="1A2233"/>
+                <w:sz w:val="24"/>
+                <w:szCs w:val="24"/>
+              </w:rPr>
+              <w:t xml:space="preserve">Thapelo will show you what is underneath it.</w:t>
+            </w:r>
+          </w:p>
+        </w:tc>
+      </w:tr>
+    </w:tbl>
+    <w:p>
+      <w:pPr>
+        <w:spacing w:after="200" w:before="100"/>
+        <w:ind w:left="3440"/>
+      </w:pPr>
+      <w:r>
+        <w:rPr>
+          <w:rFonts w:ascii="Calibri" w:cs="Calibri" w:eastAsia="Calibri" w:hAnsi="Calibri"/>
+          <w:i/>
+          <w:iCs/>
+          <w:color w:val="5A6472"/>
+          <w:sz w:val="18"/>
+          <w:szCs w:val="18"/>
+        </w:rPr>
+        <w:t xml:space="preserve">About ten seconds. The close is deliberately OUT of the video: there is no room for it inside 1:58, and it lands better said to their faces with a still frame behind you than talked over a moving screen.</w:t>
+      </w:r>
+    </w:p>
     <w:p>
       <w:pPr>
         <w:keepNext/>

--- a/Demo-Run-Sheet.docx
+++ b/Demo-Run-Sheet.docx
@@ -297,7 +297,7 @@
           </w:tcPr>
           <w:p>
             <w:pPr>
-              <w:spacing w:after="0"/>
+              <w:spacing w:after="80"/>
             </w:pPr>
             <w:r>
               <w:rPr>
@@ -318,7 +318,33 @@
                 <w:sz w:val="19"/>
                 <w:szCs w:val="19"/>
               </w:rPr>
-              <w:t xml:space="preserve">Finish the slide. Then start the video as you say the last word.</w:t>
+              <w:t xml:space="preserve">Your last line on slide 3 is the handover. Start the video as you say it, not after.</w:t>
+            </w:r>
+          </w:p>
+          <w:p>
+            <w:pPr>
+              <w:spacing w:after="0"/>
+            </w:pPr>
+            <w:r>
+              <w:rPr>
+                <w:rFonts w:ascii="Calibri" w:cs="Calibri" w:eastAsia="Calibri" w:hAnsi="Calibri"/>
+                <w:b/>
+                <w:bCs/>
+                <w:caps/>
+                <w:color w:val="5B4B8A"/>
+                <w:sz w:val="18"/>
+                <w:szCs w:val="18"/>
+              </w:rPr>
+              <w:t xml:space="preserve">YOU  </w:t>
+            </w:r>
+            <w:r>
+              <w:rPr>
+                <w:rFonts w:ascii="Calibri" w:cs="Calibri" w:eastAsia="Calibri" w:hAnsi="Calibri"/>
+                <w:color w:val="1A2233"/>
+                <w:sz w:val="19"/>
+                <w:szCs w:val="19"/>
+              </w:rPr>
+              <w:t xml:space="preserve">One step back toward the laptop, eyes still on the room.</w:t>
             </w:r>
           </w:p>
         </w:tc>
@@ -339,20 +365,37 @@
             <w:r>
               <w:rPr>
                 <w:rFonts w:ascii="Calibri" w:cs="Calibri" w:eastAsia="Calibri" w:hAnsi="Calibri"/>
-                <w:b w:val="false"/>
-                <w:bCs w:val="false"/>
+                <w:b/>
+                <w:bCs/>
                 <w:i w:val="false"/>
                 <w:iCs w:val="false"/>
                 <w:color w:val="1A2233"/>
                 <w:sz w:val="24"/>
                 <w:szCs w:val="24"/>
               </w:rPr>
-              <w:t xml:space="preserve">That is the idea. Here it is on a real shift, from two people who do not agree about what happened.</w:t>
+              <w:t xml:space="preserve">Let me show you, on a real shift.</w:t>
             </w:r>
           </w:p>
         </w:tc>
       </w:tr>
     </w:tbl>
+    <w:p>
+      <w:pPr>
+        <w:spacing w:after="200" w:before="100"/>
+        <w:ind w:left="3440"/>
+      </w:pPr>
+      <w:r>
+        <w:rPr>
+          <w:rFonts w:ascii="Calibri" w:cs="Calibri" w:eastAsia="Calibri" w:hAnsi="Calibri"/>
+          <w:i/>
+          <w:iCs/>
+          <w:color w:val="5A6472"/>
+          <w:sz w:val="18"/>
+          <w:szCs w:val="18"/>
+        </w:rPr>
+        <w:t xml:space="preserve">Same words as the pitch run sheet, so the two sheets cannot drift. Slide 3 ends on the line about that distance almost never meaning another course, and this is the sentence straight after it.</w:t>
+      </w:r>
+    </w:p>
     <w:p>
       <w:pPr>
         <w:keepNext/>

--- a/Demo-Run-Sheet.docx
+++ b/Demo-Run-Sheet.docx
@@ -430,6 +430,40 @@
         <w:t xml:space="preserve">Every line here is short on purpose. The video does not wait for you. If you finish a line early, STOP: the silence is correct and the next screen is already coming.</w:t>
       </w:r>
     </w:p>
+    <w:p>
+      <w:pPr>
+        <w:spacing w:after="200" w:before="100"/>
+        <w:ind w:left="3440"/>
+      </w:pPr>
+      <w:r>
+        <w:rPr>
+          <w:rFonts w:ascii="Calibri" w:cs="Calibri" w:eastAsia="Calibri" w:hAnsi="Calibri"/>
+          <w:i/>
+          <w:iCs/>
+          <w:color w:val="5A6472"/>
+          <w:sz w:val="18"/>
+          <w:szCs w:val="18"/>
+        </w:rPr>
+        <w:t xml:space="preserve">Quick is correct here. The failure is not speaking fast, it is carrying on: finish the line, stop, and let the screen work. Dead air over a moving picture reads as confidence; a voice that never stops reads as a tour guide.</w:t>
+      </w:r>
+    </w:p>
+    <w:p>
+      <w:pPr>
+        <w:spacing w:after="200" w:before="100"/>
+        <w:ind w:left="3440"/>
+      </w:pPr>
+      <w:r>
+        <w:rPr>
+          <w:rFonts w:ascii="Calibri" w:cs="Calibri" w:eastAsia="Calibri" w:hAnsi="Calibri"/>
+          <w:i/>
+          <w:iCs/>
+          <w:color w:val="5A6472"/>
+          <w:sz w:val="18"/>
+          <w:szCs w:val="18"/>
+        </w:rPr>
+        <w:t xml:space="preserve">You are commentating now, not presenting. They are watching the screen, so the only face in the room worth looking at is the one that is not on it: stand still, stay out of the projector beam, and keep your eyes on THEM.</w:t>
+      </w:r>
+    </w:p>
     <w:tbl>
       <w:tblPr>
         <w:tblW w:type="dxa" w:w="9638"/>
@@ -571,7 +605,7 @@
                 <w:sz w:val="19"/>
                 <w:szCs w:val="19"/>
               </w:rPr>
-              <w:t xml:space="preserve">Beside the screen. Do not look at it.</w:t>
+              <w:t xml:space="preserve">Beside the screen, out of the projector beam. Do not look at it once. Say this to the room while they read.</w:t>
             </w:r>
           </w:p>
         </w:tc>
@@ -600,7 +634,7 @@
                 <w:sz w:val="24"/>
                 <w:szCs w:val="24"/>
               </w:rPr>
-              <w:t xml:space="preserve">A guest shouted at Diego on a Dublin front desk last Tuesday.</w:t>
+              <w:t xml:space="preserve">Last Tuesday, a guest shouted at Diego across a Dublin front desk.</w:t>
             </w:r>
           </w:p>
         </w:tc>
@@ -747,7 +781,7 @@
                 <w:sz w:val="19"/>
                 <w:szCs w:val="19"/>
               </w:rPr>
-              <w:t xml:space="preserve">One tap at the quote. Four seconds only.</w:t>
+              <w:t xml:space="preserve">One tap at the quote, then hand straight down. Four seconds is the shortest window in the video: say it and stop.</w:t>
             </w:r>
           </w:p>
         </w:tc>
@@ -923,7 +957,7 @@
                 <w:sz w:val="19"/>
                 <w:szCs w:val="19"/>
               </w:rPr>
-              <w:t xml:space="preserve">Three fingers on bags, coffee, a time. Fifteen seconds, so you can breathe here.</w:t>
+              <w:t xml:space="preserve">Count three on your fingers: bags, coffee, a time. Fifteen seconds, the one wide window. Normal pace, then stop.</w:t>
             </w:r>
           </w:p>
         </w:tc>
@@ -1117,7 +1151,7 @@
                 <w:sz w:val="19"/>
                 <w:szCs w:val="19"/>
               </w:rPr>
-              <w:t xml:space="preserve">Flat, almost bored. Then STOP.</w:t>
+              <w:t xml:space="preserve">Flat. Almost bored, like it is not the point. Then STOP TALKING and let them look.</w:t>
             </w:r>
           </w:p>
         </w:tc>
@@ -1294,7 +1328,7 @@
                 <w:sz w:val="19"/>
                 <w:szCs w:val="19"/>
               </w:rPr>
-              <w:t xml:space="preserve">Turn away from the screen. One step toward them. Eight seconds, use all of it.</w:t>
+              <w:t xml:space="preserve">Turn your back on the screen. One step toward them. Find one person and say it to them. Eight seconds, use every one.</w:t>
             </w:r>
           </w:p>
         </w:tc>
@@ -1462,7 +1496,7 @@
                 <w:sz w:val="19"/>
                 <w:szCs w:val="19"/>
               </w:rPr>
-              <w:t xml:space="preserve">Three words. Then let the console load in silence.</w:t>
+              <w:t xml:space="preserve">Three words, said like a scene change. Then nothing: let the console load in silence.</w:t>
             </w:r>
           </w:p>
         </w:tc>
@@ -1788,7 +1822,7 @@
                 <w:sz w:val="19"/>
                 <w:szCs w:val="19"/>
               </w:rPr>
-              <w:t xml:space="preserve">Four words. Let them read the names.</w:t>
+              <w:t xml:space="preserve">Four words, then stop. They are reading a column of names, and every one is a person this happened to.</w:t>
             </w:r>
           </w:p>
         </w:tc>
@@ -1964,7 +1998,7 @@
                 <w:sz w:val="19"/>
                 <w:szCs w:val="19"/>
               </w:rPr>
-              <w:t xml:space="preserve">Flat palm at the screen on the second line.</w:t>
+              <w:t xml:space="preserve">Flat palm at the screen on the second line, hold while they find it, then drop it.</w:t>
             </w:r>
           </w:p>
         </w:tc>
@@ -2158,7 +2192,7 @@
                 <w:sz w:val="19"/>
                 <w:szCs w:val="19"/>
               </w:rPr>
-              <w:t xml:space="preserve">Warmer. Five seconds.</w:t>
+              <w:t xml:space="preserve">Warmer, and slightly pleased. This is the human winning and it should sound like you are on her side.</w:t>
             </w:r>
           </w:p>
         </w:tc>
@@ -2334,7 +2368,7 @@
                 <w:sz w:val="19"/>
                 <w:szCs w:val="19"/>
               </w:rPr>
-              <w:t xml:space="preserve">One finger up, and keep it up.</w:t>
+              <w:t xml:space="preserve">One finger up on the second line and keep it up until the screen changes. This is the number a GM does the arithmetic on.</w:t>
             </w:r>
           </w:p>
         </w:tc>
@@ -2363,7 +2397,7 @@
                 <w:sz w:val="24"/>
                 <w:szCs w:val="24"/>
               </w:rPr>
-              <w:t xml:space="preserve">Seven of eleven, the same thing.</w:t>
+              <w:t xml:space="preserve">Seven of eleven, the same thing. Five people.</w:t>
             </w:r>
           </w:p>
           <w:p>
@@ -2381,7 +2415,7 @@
                 <w:sz w:val="24"/>
                 <w:szCs w:val="24"/>
               </w:rPr>
-              <w:t xml:space="preserve">One policy to write, not five conversations.</w:t>
+              <w:t xml:space="preserve">That is one policy to write. Not five conversations.</w:t>
             </w:r>
           </w:p>
         </w:tc>
@@ -2528,7 +2562,7 @@
                 <w:sz w:val="19"/>
                 <w:szCs w:val="19"/>
               </w:rPr>
-              <w:t xml:space="preserve">Flat palm on stopped. Twelve seconds, the longest hold in the video.</w:t>
+              <w:t xml:space="preserve">Flat palm out on stopped, like stopping traffic. Twelve seconds, the longest hold in the video, so resist filling it.</w:t>
             </w:r>
           </w:p>
         </w:tc>
@@ -2740,7 +2774,7 @@
                 <w:sz w:val="19"/>
                 <w:szCs w:val="19"/>
               </w:rPr>
-              <w:t xml:space="preserve">Two hands apart, wide then low.</w:t>
+              <w:t xml:space="preserve">Two hands apart, one high one low, and LEAVE them apart. Bringing them back together undoes the only gesture that matters.</w:t>
             </w:r>
           </w:p>
         </w:tc>
@@ -2787,7 +2821,7 @@
                 <w:sz w:val="24"/>
                 <w:szCs w:val="24"/>
               </w:rPr>
-              <w:t xml:space="preserve">Every platform books him a course. This one says do not.</w:t>
+              <w:t xml:space="preserve">Every other platform books him a course. Ours is the one that says do not.</w:t>
             </w:r>
           </w:p>
         </w:tc>
@@ -2937,7 +2971,7 @@
                 <w:sz w:val="24"/>
                 <w:szCs w:val="24"/>
               </w:rPr>
-              <w:t xml:space="preserve">And it writes the week up for the general manager.</w:t>
+              <w:t xml:space="preserve">And it writes the week up for the GM, ready to send.</w:t>
             </w:r>
           </w:p>
           <w:p>
@@ -4015,7 +4049,7 @@
           <w:sz w:val="20"/>
           <w:szCs w:val="20"/>
         </w:rPr>
-        <w:t xml:space="preserve">One joke, at 1:30, and only if the room has already warmed. Deliver it completely flat, do not smile at your own line, and move straight on without waiting for the laugh. If it lands you get the room. If it does not, nobody noticed you told a joke.</w:t>
+        <w:t xml:space="preserve">No joke in the video any more. Slide 3 has it now and it is the better one, and the windows here are four to fifteen seconds: a laugh that lands after the screen has moved on is worse than no laugh at all. Keep the humour on the deck and keep this fast.</w:t>
       </w:r>
     </w:p>
     <w:p>
